--- a/docs/Multi-Agent_Collaboration_via_Reinforcement_Learning.docx
+++ b/docs/Multi-Agent_Collaboration_via_Reinforcement_Learning.docx
@@ -4990,6 +4990,1364 @@
       <w:pPr>
         <w:pStyle w:val="Heading2"/>
       </w:pPr>
+      <w:r>
+        <w:t>Understanding the Action Space for the PPO Model</w:t>
+      </w:r>
+    </w:p>
+    <w:p/>
+    <w:p>
+      <w:r>
+        <w:t>Recall, the Action Space is defined as</w:t>
+      </w:r>
+    </w:p>
+    <w:p/>
+    <w:p>
+      <w:pPr>
+        <w:rPr>
+          <w:rFonts w:ascii="Consolas" w:hAnsi="Consolas" w:cs="Consolas"/>
+          <w:sz w:val="18"/>
+          <w:szCs w:val="18"/>
+        </w:rPr>
+      </w:pPr>
+      <w:r>
+        <w:rPr>
+          <w:rFonts w:ascii="Consolas" w:hAnsi="Consolas" w:cs="Consolas"/>
+          <w:color w:val="7030A0"/>
+          <w:sz w:val="18"/>
+          <w:szCs w:val="18"/>
+        </w:rPr>
+        <w:t>self</w:t>
+      </w:r>
+      <w:r>
+        <w:rPr>
+          <w:rFonts w:ascii="Consolas" w:hAnsi="Consolas" w:cs="Consolas"/>
+          <w:sz w:val="18"/>
+          <w:szCs w:val="18"/>
+        </w:rPr>
+        <w:t>.action_space = spaces.Box(</w:t>
+      </w:r>
+    </w:p>
+    <w:p>
+      <w:pPr>
+        <w:rPr>
+          <w:rFonts w:ascii="Consolas" w:hAnsi="Consolas" w:cs="Consolas"/>
+          <w:sz w:val="18"/>
+          <w:szCs w:val="18"/>
+        </w:rPr>
+      </w:pPr>
+      <w:r>
+        <w:rPr>
+          <w:rFonts w:ascii="Consolas" w:hAnsi="Consolas" w:cs="Consolas"/>
+          <w:sz w:val="18"/>
+          <w:szCs w:val="18"/>
+        </w:rPr>
+        <w:t xml:space="preserve">    low=</w:t>
+      </w:r>
+      <w:r>
+        <w:rPr>
+          <w:rFonts w:ascii="Consolas" w:hAnsi="Consolas" w:cs="Consolas"/>
+          <w:color w:val="0F9ED5" w:themeColor="accent4"/>
+          <w:sz w:val="18"/>
+          <w:szCs w:val="18"/>
+        </w:rPr>
+        <w:t>0</w:t>
+      </w:r>
+      <w:r>
+        <w:rPr>
+          <w:rFonts w:ascii="Consolas" w:hAnsi="Consolas" w:cs="Consolas"/>
+          <w:sz w:val="18"/>
+          <w:szCs w:val="18"/>
+        </w:rPr>
+        <w:t>, high=</w:t>
+      </w:r>
+      <w:r>
+        <w:rPr>
+          <w:rFonts w:ascii="Consolas" w:hAnsi="Consolas" w:cs="Consolas"/>
+          <w:color w:val="0F9ED5" w:themeColor="accent4"/>
+          <w:sz w:val="18"/>
+          <w:szCs w:val="18"/>
+        </w:rPr>
+        <w:t>1</w:t>
+      </w:r>
+      <w:r>
+        <w:rPr>
+          <w:rFonts w:ascii="Consolas" w:hAnsi="Consolas" w:cs="Consolas"/>
+          <w:sz w:val="18"/>
+          <w:szCs w:val="18"/>
+        </w:rPr>
+        <w:t xml:space="preserve">, shape=(n_agents * </w:t>
+      </w:r>
+      <w:r>
+        <w:rPr>
+          <w:rFonts w:ascii="Consolas" w:hAnsi="Consolas" w:cs="Consolas"/>
+          <w:color w:val="0F9ED5" w:themeColor="accent4"/>
+          <w:sz w:val="18"/>
+          <w:szCs w:val="18"/>
+        </w:rPr>
+        <w:t>3</w:t>
+      </w:r>
+      <w:r>
+        <w:rPr>
+          <w:rFonts w:ascii="Consolas" w:hAnsi="Consolas" w:cs="Consolas"/>
+          <w:sz w:val="18"/>
+          <w:szCs w:val="18"/>
+        </w:rPr>
+        <w:t>,), dtype=np.</w:t>
+      </w:r>
+      <w:r>
+        <w:rPr>
+          <w:rFonts w:ascii="Consolas" w:hAnsi="Consolas" w:cs="Consolas"/>
+          <w:color w:val="0B769F" w:themeColor="accent4" w:themeShade="BF"/>
+          <w:sz w:val="18"/>
+          <w:szCs w:val="18"/>
+        </w:rPr>
+        <w:t>float32</w:t>
+      </w:r>
+    </w:p>
+    <w:p>
+      <w:pPr>
+        <w:rPr>
+          <w:rFonts w:ascii="Consolas" w:hAnsi="Consolas" w:cs="Consolas"/>
+          <w:sz w:val="18"/>
+          <w:szCs w:val="18"/>
+        </w:rPr>
+      </w:pPr>
+      <w:r>
+        <w:rPr>
+          <w:rFonts w:ascii="Consolas" w:hAnsi="Consolas" w:cs="Consolas"/>
+          <w:sz w:val="18"/>
+          <w:szCs w:val="18"/>
+        </w:rPr>
+        <w:t>)</w:t>
+      </w:r>
+    </w:p>
+    <w:p/>
+    <w:p>
+      <w:r>
+        <w:t xml:space="preserve">That is, the </w:t>
+      </w:r>
+      <w:r>
+        <w:t>PPO model outputs a flat vector of continuous values between 0 and 1, with a total size of n_agents × 3.</w:t>
+      </w:r>
+    </w:p>
+    <w:p/>
+    <w:p>
+      <w:pPr>
+        <w:pStyle w:val="Heading3"/>
+      </w:pPr>
+      <w:r>
+        <w:lastRenderedPageBreak/>
+        <w:t>Action Structure</w:t>
+      </w:r>
+    </w:p>
+    <w:p/>
+    <w:p>
+      <w:r>
+        <w:t>When the step() function receives this flat action vector, it reshapes it:</w:t>
+      </w:r>
+    </w:p>
+    <w:p/>
+    <w:p>
+      <w:pPr>
+        <w:rPr>
+          <w:rFonts w:ascii="Consolas" w:hAnsi="Consolas" w:cs="Consolas"/>
+          <w:sz w:val="18"/>
+          <w:szCs w:val="18"/>
+        </w:rPr>
+      </w:pPr>
+      <w:r>
+        <w:rPr>
+          <w:rFonts w:ascii="Consolas" w:hAnsi="Consolas" w:cs="Consolas"/>
+          <w:sz w:val="18"/>
+          <w:szCs w:val="18"/>
+        </w:rPr>
+        <w:t>action = action.reshape(</w:t>
+      </w:r>
+      <w:r>
+        <w:rPr>
+          <w:rFonts w:ascii="Consolas" w:hAnsi="Consolas" w:cs="Consolas"/>
+          <w:color w:val="7030A0"/>
+          <w:sz w:val="18"/>
+          <w:szCs w:val="18"/>
+        </w:rPr>
+        <w:t>self</w:t>
+      </w:r>
+      <w:r>
+        <w:rPr>
+          <w:rFonts w:ascii="Consolas" w:hAnsi="Consolas" w:cs="Consolas"/>
+          <w:sz w:val="18"/>
+          <w:szCs w:val="18"/>
+        </w:rPr>
+        <w:t xml:space="preserve">.n_agents, </w:t>
+      </w:r>
+      <w:r>
+        <w:rPr>
+          <w:rFonts w:ascii="Consolas" w:hAnsi="Consolas" w:cs="Consolas"/>
+          <w:color w:val="0F9ED5" w:themeColor="accent4"/>
+          <w:sz w:val="18"/>
+          <w:szCs w:val="18"/>
+        </w:rPr>
+        <w:t>3</w:t>
+      </w:r>
+      <w:r>
+        <w:rPr>
+          <w:rFonts w:ascii="Consolas" w:hAnsi="Consolas" w:cs="Consolas"/>
+          <w:sz w:val="18"/>
+          <w:szCs w:val="18"/>
+        </w:rPr>
+        <w:t>)</w:t>
+      </w:r>
+    </w:p>
+    <w:p/>
+    <w:p>
+      <w:r>
+        <w:t>This creates a 2D matrix where each row represents one agent's actions:</w:t>
+      </w:r>
+    </w:p>
+    <w:p/>
+    <w:tbl>
+      <w:tblPr>
+        <w:tblStyle w:val="TableGrid"/>
+        <w:tblW w:w="9715" w:type="dxa"/>
+        <w:tblLook w:val="04A0" w:firstRow="1" w:lastRow="0" w:firstColumn="1" w:lastColumn="0" w:noHBand="0" w:noVBand="1"/>
+      </w:tblPr>
+      <w:tblGrid>
+        <w:gridCol w:w="1615"/>
+        <w:gridCol w:w="2700"/>
+        <w:gridCol w:w="2700"/>
+        <w:gridCol w:w="2700"/>
+      </w:tblGrid>
+      <w:tr>
+        <w:tc>
+          <w:tcPr>
+            <w:tcW w:w="1615" w:type="dxa"/>
+          </w:tcPr>
+          <w:p>
+            <w:r>
+              <w:t>Agent</w:t>
+            </w:r>
+          </w:p>
+        </w:tc>
+        <w:tc>
+          <w:tcPr>
+            <w:tcW w:w="2700" w:type="dxa"/>
+          </w:tcPr>
+          <w:p>
+            <w:r>
+              <w:t>Action 0 (Task Assignment)</w:t>
+            </w:r>
+          </w:p>
+        </w:tc>
+        <w:tc>
+          <w:tcPr>
+            <w:tcW w:w="2700" w:type="dxa"/>
+          </w:tcPr>
+          <w:p>
+            <w:r>
+              <w:t>Action 1 (Resource Allocation)</w:t>
+            </w:r>
+          </w:p>
+        </w:tc>
+        <w:tc>
+          <w:tcPr>
+            <w:tcW w:w="2700" w:type="dxa"/>
+          </w:tcPr>
+          <w:p>
+            <w:r>
+              <w:t>Action 2 (Collab Request)</w:t>
+            </w:r>
+          </w:p>
+        </w:tc>
+      </w:tr>
+      <w:tr>
+        <w:tc>
+          <w:tcPr>
+            <w:tcW w:w="1615" w:type="dxa"/>
+          </w:tcPr>
+          <w:p>
+            <w:r>
+              <w:t>0</w:t>
+            </w:r>
+          </w:p>
+        </w:tc>
+        <w:tc>
+          <w:tcPr>
+            <w:tcW w:w="2700" w:type="dxa"/>
+          </w:tcPr>
+          <w:p>
+            <w:pPr>
+              <w:rPr>
+                <w:rFonts w:ascii="Consolas" w:hAnsi="Consolas" w:cs="Consolas"/>
+                <w:sz w:val="16"/>
+                <w:szCs w:val="16"/>
+              </w:rPr>
+            </w:pPr>
+            <w:r>
+              <w:rPr>
+                <w:rFonts w:ascii="Consolas" w:hAnsi="Consolas" w:cs="Consolas"/>
+                <w:sz w:val="16"/>
+                <w:szCs w:val="16"/>
+              </w:rPr>
+              <w:t>action[0,0]</w:t>
+            </w:r>
+          </w:p>
+        </w:tc>
+        <w:tc>
+          <w:tcPr>
+            <w:tcW w:w="2700" w:type="dxa"/>
+          </w:tcPr>
+          <w:p>
+            <w:r>
+              <w:rPr>
+                <w:rFonts w:ascii="Consolas" w:hAnsi="Consolas" w:cs="Consolas"/>
+                <w:sz w:val="16"/>
+                <w:szCs w:val="16"/>
+              </w:rPr>
+              <w:t>action[0,</w:t>
+            </w:r>
+            <w:r>
+              <w:rPr>
+                <w:rFonts w:ascii="Consolas" w:hAnsi="Consolas" w:cs="Consolas"/>
+                <w:sz w:val="16"/>
+                <w:szCs w:val="16"/>
+              </w:rPr>
+              <w:t>1</w:t>
+            </w:r>
+            <w:r>
+              <w:rPr>
+                <w:rFonts w:ascii="Consolas" w:hAnsi="Consolas" w:cs="Consolas"/>
+                <w:sz w:val="16"/>
+                <w:szCs w:val="16"/>
+              </w:rPr>
+              <w:t>]</w:t>
+            </w:r>
+          </w:p>
+        </w:tc>
+        <w:tc>
+          <w:tcPr>
+            <w:tcW w:w="2700" w:type="dxa"/>
+          </w:tcPr>
+          <w:p>
+            <w:r>
+              <w:rPr>
+                <w:rFonts w:ascii="Consolas" w:hAnsi="Consolas" w:cs="Consolas"/>
+                <w:sz w:val="16"/>
+                <w:szCs w:val="16"/>
+              </w:rPr>
+              <w:t>action[0,</w:t>
+            </w:r>
+            <w:r>
+              <w:rPr>
+                <w:rFonts w:ascii="Consolas" w:hAnsi="Consolas" w:cs="Consolas"/>
+                <w:sz w:val="16"/>
+                <w:szCs w:val="16"/>
+              </w:rPr>
+              <w:t>2</w:t>
+            </w:r>
+            <w:r>
+              <w:rPr>
+                <w:rFonts w:ascii="Consolas" w:hAnsi="Consolas" w:cs="Consolas"/>
+                <w:sz w:val="16"/>
+                <w:szCs w:val="16"/>
+              </w:rPr>
+              <w:t>]</w:t>
+            </w:r>
+          </w:p>
+        </w:tc>
+      </w:tr>
+      <w:tr>
+        <w:tc>
+          <w:tcPr>
+            <w:tcW w:w="1615" w:type="dxa"/>
+          </w:tcPr>
+          <w:p>
+            <w:r>
+              <w:t>1</w:t>
+            </w:r>
+          </w:p>
+        </w:tc>
+        <w:tc>
+          <w:tcPr>
+            <w:tcW w:w="2700" w:type="dxa"/>
+          </w:tcPr>
+          <w:p>
+            <w:r>
+              <w:rPr>
+                <w:rFonts w:ascii="Consolas" w:hAnsi="Consolas" w:cs="Consolas"/>
+                <w:sz w:val="16"/>
+                <w:szCs w:val="16"/>
+              </w:rPr>
+              <w:t>action[</w:t>
+            </w:r>
+            <w:r>
+              <w:rPr>
+                <w:rFonts w:ascii="Consolas" w:hAnsi="Consolas" w:cs="Consolas"/>
+                <w:sz w:val="16"/>
+                <w:szCs w:val="16"/>
+              </w:rPr>
+              <w:t>1</w:t>
+            </w:r>
+            <w:r>
+              <w:rPr>
+                <w:rFonts w:ascii="Consolas" w:hAnsi="Consolas" w:cs="Consolas"/>
+                <w:sz w:val="16"/>
+                <w:szCs w:val="16"/>
+              </w:rPr>
+              <w:t>,0]</w:t>
+            </w:r>
+          </w:p>
+        </w:tc>
+        <w:tc>
+          <w:tcPr>
+            <w:tcW w:w="2700" w:type="dxa"/>
+          </w:tcPr>
+          <w:p>
+            <w:r>
+              <w:rPr>
+                <w:rFonts w:ascii="Consolas" w:hAnsi="Consolas" w:cs="Consolas"/>
+                <w:sz w:val="16"/>
+                <w:szCs w:val="16"/>
+              </w:rPr>
+              <w:t>action[</w:t>
+            </w:r>
+            <w:r>
+              <w:rPr>
+                <w:rFonts w:ascii="Consolas" w:hAnsi="Consolas" w:cs="Consolas"/>
+                <w:sz w:val="16"/>
+                <w:szCs w:val="16"/>
+              </w:rPr>
+              <w:t>1</w:t>
+            </w:r>
+            <w:r>
+              <w:rPr>
+                <w:rFonts w:ascii="Consolas" w:hAnsi="Consolas" w:cs="Consolas"/>
+                <w:sz w:val="16"/>
+                <w:szCs w:val="16"/>
+              </w:rPr>
+              <w:t>,</w:t>
+            </w:r>
+            <w:r>
+              <w:rPr>
+                <w:rFonts w:ascii="Consolas" w:hAnsi="Consolas" w:cs="Consolas"/>
+                <w:sz w:val="16"/>
+                <w:szCs w:val="16"/>
+              </w:rPr>
+              <w:t>1</w:t>
+            </w:r>
+            <w:r>
+              <w:rPr>
+                <w:rFonts w:ascii="Consolas" w:hAnsi="Consolas" w:cs="Consolas"/>
+                <w:sz w:val="16"/>
+                <w:szCs w:val="16"/>
+              </w:rPr>
+              <w:t>]</w:t>
+            </w:r>
+          </w:p>
+        </w:tc>
+        <w:tc>
+          <w:tcPr>
+            <w:tcW w:w="2700" w:type="dxa"/>
+          </w:tcPr>
+          <w:p>
+            <w:r>
+              <w:rPr>
+                <w:rFonts w:ascii="Consolas" w:hAnsi="Consolas" w:cs="Consolas"/>
+                <w:sz w:val="16"/>
+                <w:szCs w:val="16"/>
+              </w:rPr>
+              <w:t>action[</w:t>
+            </w:r>
+            <w:r>
+              <w:rPr>
+                <w:rFonts w:ascii="Consolas" w:hAnsi="Consolas" w:cs="Consolas"/>
+                <w:sz w:val="16"/>
+                <w:szCs w:val="16"/>
+              </w:rPr>
+              <w:t>1</w:t>
+            </w:r>
+            <w:r>
+              <w:rPr>
+                <w:rFonts w:ascii="Consolas" w:hAnsi="Consolas" w:cs="Consolas"/>
+                <w:sz w:val="16"/>
+                <w:szCs w:val="16"/>
+              </w:rPr>
+              <w:t>,</w:t>
+            </w:r>
+            <w:r>
+              <w:rPr>
+                <w:rFonts w:ascii="Consolas" w:hAnsi="Consolas" w:cs="Consolas"/>
+                <w:sz w:val="16"/>
+                <w:szCs w:val="16"/>
+              </w:rPr>
+              <w:t>2</w:t>
+            </w:r>
+            <w:r>
+              <w:rPr>
+                <w:rFonts w:ascii="Consolas" w:hAnsi="Consolas" w:cs="Consolas"/>
+                <w:sz w:val="16"/>
+                <w:szCs w:val="16"/>
+              </w:rPr>
+              <w:t>]</w:t>
+            </w:r>
+          </w:p>
+        </w:tc>
+      </w:tr>
+      <w:tr>
+        <w:tc>
+          <w:tcPr>
+            <w:tcW w:w="1615" w:type="dxa"/>
+          </w:tcPr>
+          <w:p>
+            <w:r>
+              <w:t>2</w:t>
+            </w:r>
+          </w:p>
+        </w:tc>
+        <w:tc>
+          <w:tcPr>
+            <w:tcW w:w="2700" w:type="dxa"/>
+          </w:tcPr>
+          <w:p>
+            <w:r>
+              <w:rPr>
+                <w:rFonts w:ascii="Consolas" w:hAnsi="Consolas" w:cs="Consolas"/>
+                <w:sz w:val="16"/>
+                <w:szCs w:val="16"/>
+              </w:rPr>
+              <w:t>action[</w:t>
+            </w:r>
+            <w:r>
+              <w:rPr>
+                <w:rFonts w:ascii="Consolas" w:hAnsi="Consolas" w:cs="Consolas"/>
+                <w:sz w:val="16"/>
+                <w:szCs w:val="16"/>
+              </w:rPr>
+              <w:t>2</w:t>
+            </w:r>
+            <w:r>
+              <w:rPr>
+                <w:rFonts w:ascii="Consolas" w:hAnsi="Consolas" w:cs="Consolas"/>
+                <w:sz w:val="16"/>
+                <w:szCs w:val="16"/>
+              </w:rPr>
+              <w:t>,0]</w:t>
+            </w:r>
+          </w:p>
+        </w:tc>
+        <w:tc>
+          <w:tcPr>
+            <w:tcW w:w="2700" w:type="dxa"/>
+          </w:tcPr>
+          <w:p>
+            <w:r>
+              <w:rPr>
+                <w:rFonts w:ascii="Consolas" w:hAnsi="Consolas" w:cs="Consolas"/>
+                <w:sz w:val="16"/>
+                <w:szCs w:val="16"/>
+              </w:rPr>
+              <w:t>action[</w:t>
+            </w:r>
+            <w:r>
+              <w:rPr>
+                <w:rFonts w:ascii="Consolas" w:hAnsi="Consolas" w:cs="Consolas"/>
+                <w:sz w:val="16"/>
+                <w:szCs w:val="16"/>
+              </w:rPr>
+              <w:t>2</w:t>
+            </w:r>
+            <w:r>
+              <w:rPr>
+                <w:rFonts w:ascii="Consolas" w:hAnsi="Consolas" w:cs="Consolas"/>
+                <w:sz w:val="16"/>
+                <w:szCs w:val="16"/>
+              </w:rPr>
+              <w:t>,</w:t>
+            </w:r>
+            <w:r>
+              <w:rPr>
+                <w:rFonts w:ascii="Consolas" w:hAnsi="Consolas" w:cs="Consolas"/>
+                <w:sz w:val="16"/>
+                <w:szCs w:val="16"/>
+              </w:rPr>
+              <w:t>1</w:t>
+            </w:r>
+            <w:r>
+              <w:rPr>
+                <w:rFonts w:ascii="Consolas" w:hAnsi="Consolas" w:cs="Consolas"/>
+                <w:sz w:val="16"/>
+                <w:szCs w:val="16"/>
+              </w:rPr>
+              <w:t>]</w:t>
+            </w:r>
+          </w:p>
+        </w:tc>
+        <w:tc>
+          <w:tcPr>
+            <w:tcW w:w="2700" w:type="dxa"/>
+          </w:tcPr>
+          <w:p>
+            <w:r>
+              <w:rPr>
+                <w:rFonts w:ascii="Consolas" w:hAnsi="Consolas" w:cs="Consolas"/>
+                <w:sz w:val="16"/>
+                <w:szCs w:val="16"/>
+              </w:rPr>
+              <w:t>action[</w:t>
+            </w:r>
+            <w:r>
+              <w:rPr>
+                <w:rFonts w:ascii="Consolas" w:hAnsi="Consolas" w:cs="Consolas"/>
+                <w:sz w:val="16"/>
+                <w:szCs w:val="16"/>
+              </w:rPr>
+              <w:t>2</w:t>
+            </w:r>
+            <w:r>
+              <w:rPr>
+                <w:rFonts w:ascii="Consolas" w:hAnsi="Consolas" w:cs="Consolas"/>
+                <w:sz w:val="16"/>
+                <w:szCs w:val="16"/>
+              </w:rPr>
+              <w:t>,</w:t>
+            </w:r>
+            <w:r>
+              <w:rPr>
+                <w:rFonts w:ascii="Consolas" w:hAnsi="Consolas" w:cs="Consolas"/>
+                <w:sz w:val="16"/>
+                <w:szCs w:val="16"/>
+              </w:rPr>
+              <w:t>2</w:t>
+            </w:r>
+            <w:r>
+              <w:rPr>
+                <w:rFonts w:ascii="Consolas" w:hAnsi="Consolas" w:cs="Consolas"/>
+                <w:sz w:val="16"/>
+                <w:szCs w:val="16"/>
+              </w:rPr>
+              <w:t>]</w:t>
+            </w:r>
+          </w:p>
+        </w:tc>
+      </w:tr>
+      <w:tr>
+        <w:tc>
+          <w:tcPr>
+            <w:tcW w:w="1615" w:type="dxa"/>
+          </w:tcPr>
+          <w:p>
+            <w:r>
+              <w:t>3</w:t>
+            </w:r>
+          </w:p>
+        </w:tc>
+        <w:tc>
+          <w:tcPr>
+            <w:tcW w:w="2700" w:type="dxa"/>
+          </w:tcPr>
+          <w:p>
+            <w:r>
+              <w:rPr>
+                <w:rFonts w:ascii="Consolas" w:hAnsi="Consolas" w:cs="Consolas"/>
+                <w:sz w:val="16"/>
+                <w:szCs w:val="16"/>
+              </w:rPr>
+              <w:t>action[</w:t>
+            </w:r>
+            <w:r>
+              <w:rPr>
+                <w:rFonts w:ascii="Consolas" w:hAnsi="Consolas" w:cs="Consolas"/>
+                <w:sz w:val="16"/>
+                <w:szCs w:val="16"/>
+              </w:rPr>
+              <w:t>3</w:t>
+            </w:r>
+            <w:r>
+              <w:rPr>
+                <w:rFonts w:ascii="Consolas" w:hAnsi="Consolas" w:cs="Consolas"/>
+                <w:sz w:val="16"/>
+                <w:szCs w:val="16"/>
+              </w:rPr>
+              <w:t>,0]</w:t>
+            </w:r>
+          </w:p>
+        </w:tc>
+        <w:tc>
+          <w:tcPr>
+            <w:tcW w:w="2700" w:type="dxa"/>
+          </w:tcPr>
+          <w:p>
+            <w:r>
+              <w:rPr>
+                <w:rFonts w:ascii="Consolas" w:hAnsi="Consolas" w:cs="Consolas"/>
+                <w:sz w:val="16"/>
+                <w:szCs w:val="16"/>
+              </w:rPr>
+              <w:t>action[</w:t>
+            </w:r>
+            <w:r>
+              <w:rPr>
+                <w:rFonts w:ascii="Consolas" w:hAnsi="Consolas" w:cs="Consolas"/>
+                <w:sz w:val="16"/>
+                <w:szCs w:val="16"/>
+              </w:rPr>
+              <w:t>3</w:t>
+            </w:r>
+            <w:r>
+              <w:rPr>
+                <w:rFonts w:ascii="Consolas" w:hAnsi="Consolas" w:cs="Consolas"/>
+                <w:sz w:val="16"/>
+                <w:szCs w:val="16"/>
+              </w:rPr>
+              <w:t>,</w:t>
+            </w:r>
+            <w:r>
+              <w:rPr>
+                <w:rFonts w:ascii="Consolas" w:hAnsi="Consolas" w:cs="Consolas"/>
+                <w:sz w:val="16"/>
+                <w:szCs w:val="16"/>
+              </w:rPr>
+              <w:t>1</w:t>
+            </w:r>
+            <w:r>
+              <w:rPr>
+                <w:rFonts w:ascii="Consolas" w:hAnsi="Consolas" w:cs="Consolas"/>
+                <w:sz w:val="16"/>
+                <w:szCs w:val="16"/>
+              </w:rPr>
+              <w:t>]</w:t>
+            </w:r>
+          </w:p>
+        </w:tc>
+        <w:tc>
+          <w:tcPr>
+            <w:tcW w:w="2700" w:type="dxa"/>
+          </w:tcPr>
+          <w:p>
+            <w:r>
+              <w:rPr>
+                <w:rFonts w:ascii="Consolas" w:hAnsi="Consolas" w:cs="Consolas"/>
+                <w:sz w:val="16"/>
+                <w:szCs w:val="16"/>
+              </w:rPr>
+              <w:t>action[</w:t>
+            </w:r>
+            <w:r>
+              <w:rPr>
+                <w:rFonts w:ascii="Consolas" w:hAnsi="Consolas" w:cs="Consolas"/>
+                <w:sz w:val="16"/>
+                <w:szCs w:val="16"/>
+              </w:rPr>
+              <w:t>3</w:t>
+            </w:r>
+            <w:r>
+              <w:rPr>
+                <w:rFonts w:ascii="Consolas" w:hAnsi="Consolas" w:cs="Consolas"/>
+                <w:sz w:val="16"/>
+                <w:szCs w:val="16"/>
+              </w:rPr>
+              <w:t>,</w:t>
+            </w:r>
+            <w:r>
+              <w:rPr>
+                <w:rFonts w:ascii="Consolas" w:hAnsi="Consolas" w:cs="Consolas"/>
+                <w:sz w:val="16"/>
+                <w:szCs w:val="16"/>
+              </w:rPr>
+              <w:t>2</w:t>
+            </w:r>
+            <w:r>
+              <w:rPr>
+                <w:rFonts w:ascii="Consolas" w:hAnsi="Consolas" w:cs="Consolas"/>
+                <w:sz w:val="16"/>
+                <w:szCs w:val="16"/>
+              </w:rPr>
+              <w:t>]</w:t>
+            </w:r>
+          </w:p>
+        </w:tc>
+      </w:tr>
+    </w:tbl>
+    <w:p/>
+    <w:p/>
+    <w:p>
+      <w:pPr>
+        <w:rPr>
+          <w:u w:val="single"/>
+        </w:rPr>
+      </w:pPr>
+      <w:r>
+        <w:rPr>
+          <w:u w:val="single"/>
+        </w:rPr>
+        <w:t>Details on the Action Components</w:t>
+      </w:r>
+    </w:p>
+    <w:p/>
+    <w:p>
+      <w:pPr>
+        <w:rPr>
+          <w:b/>
+          <w:bCs/>
+        </w:rPr>
+      </w:pPr>
+      <w:r>
+        <w:rPr>
+          <w:b/>
+          <w:bCs/>
+        </w:rPr>
+        <w:t xml:space="preserve">Action Component 0: Task Assignment Decision </w:t>
+      </w:r>
+      <w:r>
+        <w:t>(</w:t>
+      </w:r>
+      <w:r>
+        <w:rPr>
+          <w:rFonts w:ascii="Consolas" w:hAnsi="Consolas" w:cs="Consolas"/>
+          <w:sz w:val="18"/>
+          <w:szCs w:val="18"/>
+        </w:rPr>
+        <w:t xml:space="preserve">action[i, </w:t>
+      </w:r>
+      <w:r>
+        <w:rPr>
+          <w:rFonts w:ascii="Consolas" w:hAnsi="Consolas" w:cs="Consolas"/>
+          <w:color w:val="0F9ED5" w:themeColor="accent4"/>
+          <w:sz w:val="18"/>
+          <w:szCs w:val="18"/>
+        </w:rPr>
+        <w:t>0</w:t>
+      </w:r>
+      <w:r>
+        <w:rPr>
+          <w:rFonts w:ascii="Consolas" w:hAnsi="Consolas" w:cs="Consolas"/>
+          <w:sz w:val="18"/>
+          <w:szCs w:val="18"/>
+        </w:rPr>
+        <w:t>]</w:t>
+      </w:r>
+      <w:r>
+        <w:t>)</w:t>
+      </w:r>
+    </w:p>
+    <w:p/>
+    <w:p>
+      <w:r>
+        <w:t>Determines whether agent i should take a task from the queue.</w:t>
+      </w:r>
+    </w:p>
+    <w:p>
+      <w:r>
+        <w:t>Use:</w:t>
+      </w:r>
+    </w:p>
+    <w:p>
+      <w:pPr>
+        <w:rPr>
+          <w:rFonts w:ascii="Consolas" w:hAnsi="Consolas" w:cs="Consolas"/>
+          <w:sz w:val="18"/>
+          <w:szCs w:val="18"/>
+        </w:rPr>
+      </w:pPr>
+      <w:r>
+        <w:rPr>
+          <w:rFonts w:ascii="Consolas" w:hAnsi="Consolas" w:cs="Consolas"/>
+          <w:sz w:val="18"/>
+          <w:szCs w:val="18"/>
+        </w:rPr>
+        <w:t xml:space="preserve">  </w:t>
+      </w:r>
+      <w:r>
+        <w:rPr>
+          <w:rFonts w:ascii="Consolas" w:hAnsi="Consolas" w:cs="Consolas"/>
+          <w:color w:val="C00000"/>
+          <w:sz w:val="18"/>
+          <w:szCs w:val="18"/>
+        </w:rPr>
+        <w:t>if</w:t>
+      </w:r>
+      <w:r>
+        <w:rPr>
+          <w:rFonts w:ascii="Consolas" w:hAnsi="Consolas" w:cs="Consolas"/>
+          <w:sz w:val="18"/>
+          <w:szCs w:val="18"/>
+        </w:rPr>
+        <w:t xml:space="preserve"> len(self.task_queue) &gt; </w:t>
+      </w:r>
+      <w:r>
+        <w:rPr>
+          <w:rFonts w:ascii="Consolas" w:hAnsi="Consolas" w:cs="Consolas"/>
+          <w:color w:val="0F9ED5" w:themeColor="accent4"/>
+          <w:sz w:val="18"/>
+          <w:szCs w:val="18"/>
+        </w:rPr>
+        <w:t>0</w:t>
+      </w:r>
+      <w:r>
+        <w:rPr>
+          <w:rFonts w:ascii="Consolas" w:hAnsi="Consolas" w:cs="Consolas"/>
+          <w:sz w:val="18"/>
+          <w:szCs w:val="18"/>
+        </w:rPr>
+        <w:t xml:space="preserve"> </w:t>
+      </w:r>
+      <w:r>
+        <w:rPr>
+          <w:rFonts w:ascii="Consolas" w:hAnsi="Consolas" w:cs="Consolas"/>
+          <w:color w:val="C00000"/>
+          <w:sz w:val="18"/>
+          <w:szCs w:val="18"/>
+        </w:rPr>
+        <w:t>and</w:t>
+      </w:r>
+      <w:r>
+        <w:rPr>
+          <w:rFonts w:ascii="Consolas" w:hAnsi="Consolas" w:cs="Consolas"/>
+          <w:sz w:val="18"/>
+          <w:szCs w:val="18"/>
+        </w:rPr>
+        <w:t xml:space="preserve"> action[i, </w:t>
+      </w:r>
+      <w:r>
+        <w:rPr>
+          <w:rFonts w:ascii="Consolas" w:hAnsi="Consolas" w:cs="Consolas"/>
+          <w:color w:val="0F9ED5" w:themeColor="accent4"/>
+          <w:sz w:val="18"/>
+          <w:szCs w:val="18"/>
+        </w:rPr>
+        <w:t>0</w:t>
+      </w:r>
+      <w:r>
+        <w:rPr>
+          <w:rFonts w:ascii="Consolas" w:hAnsi="Consolas" w:cs="Consolas"/>
+          <w:sz w:val="18"/>
+          <w:szCs w:val="18"/>
+        </w:rPr>
+        <w:t xml:space="preserve">] &gt; </w:t>
+      </w:r>
+      <w:r>
+        <w:rPr>
+          <w:rFonts w:ascii="Consolas" w:hAnsi="Consolas" w:cs="Consolas"/>
+          <w:color w:val="0F9ED5" w:themeColor="accent4"/>
+          <w:sz w:val="18"/>
+          <w:szCs w:val="18"/>
+        </w:rPr>
+        <w:t>0.5</w:t>
+      </w:r>
+      <w:r>
+        <w:rPr>
+          <w:rFonts w:ascii="Consolas" w:hAnsi="Consolas" w:cs="Consolas"/>
+          <w:sz w:val="18"/>
+          <w:szCs w:val="18"/>
+        </w:rPr>
+        <w:t>:</w:t>
+      </w:r>
+    </w:p>
+    <w:p>
+      <w:pPr>
+        <w:rPr>
+          <w:rFonts w:ascii="Consolas" w:hAnsi="Consolas" w:cs="Consolas"/>
+          <w:sz w:val="18"/>
+          <w:szCs w:val="18"/>
+        </w:rPr>
+      </w:pPr>
+      <w:r>
+        <w:rPr>
+          <w:rFonts w:ascii="Consolas" w:hAnsi="Consolas" w:cs="Consolas"/>
+          <w:sz w:val="18"/>
+          <w:szCs w:val="18"/>
+        </w:rPr>
+        <w:t xml:space="preserve">    </w:t>
+      </w:r>
+      <w:r>
+        <w:rPr>
+          <w:rFonts w:ascii="Consolas" w:hAnsi="Consolas" w:cs="Consolas"/>
+          <w:sz w:val="18"/>
+          <w:szCs w:val="18"/>
+        </w:rPr>
+        <w:t xml:space="preserve">  </w:t>
+      </w:r>
+      <w:r>
+        <w:rPr>
+          <w:rFonts w:ascii="Consolas" w:hAnsi="Consolas" w:cs="Consolas"/>
+          <w:sz w:val="18"/>
+          <w:szCs w:val="18"/>
+        </w:rPr>
+        <w:t>task = self.task_queue.</w:t>
+      </w:r>
+      <w:r>
+        <w:rPr>
+          <w:rFonts w:ascii="Consolas" w:hAnsi="Consolas" w:cs="Consolas"/>
+          <w:color w:val="BF4E14" w:themeColor="accent2" w:themeShade="BF"/>
+          <w:sz w:val="18"/>
+          <w:szCs w:val="18"/>
+        </w:rPr>
+        <w:t>popleft</w:t>
+      </w:r>
+      <w:r>
+        <w:rPr>
+          <w:rFonts w:ascii="Consolas" w:hAnsi="Consolas" w:cs="Consolas"/>
+          <w:sz w:val="18"/>
+          <w:szCs w:val="18"/>
+        </w:rPr>
+        <w:t>()</w:t>
+      </w:r>
+    </w:p>
+    <w:p>
+      <w:r>
+        <w:rPr>
+          <w:rFonts w:ascii="Consolas" w:hAnsi="Consolas" w:cs="Consolas"/>
+          <w:sz w:val="18"/>
+          <w:szCs w:val="18"/>
+        </w:rPr>
+        <w:t xml:space="preserve">    </w:t>
+      </w:r>
+      <w:r>
+        <w:rPr>
+          <w:rFonts w:ascii="Consolas" w:hAnsi="Consolas" w:cs="Consolas"/>
+          <w:sz w:val="18"/>
+          <w:szCs w:val="18"/>
+        </w:rPr>
+        <w:t xml:space="preserve">  </w:t>
+      </w:r>
+      <w:r>
+        <w:rPr>
+          <w:rFonts w:ascii="Consolas" w:hAnsi="Consolas" w:cs="Consolas"/>
+          <w:color w:val="7030A0"/>
+          <w:sz w:val="18"/>
+          <w:szCs w:val="18"/>
+        </w:rPr>
+        <w:t>self</w:t>
+      </w:r>
+      <w:r>
+        <w:rPr>
+          <w:rFonts w:ascii="Consolas" w:hAnsi="Consolas" w:cs="Consolas"/>
+          <w:sz w:val="18"/>
+          <w:szCs w:val="18"/>
+        </w:rPr>
+        <w:t>._assign_task(agent, task)</w:t>
+      </w:r>
+    </w:p>
+    <w:p/>
+    <w:p>
+      <w:r>
+        <w:t>Interpretation:</w:t>
+      </w:r>
+    </w:p>
+    <w:p>
+      <w:pPr>
+        <w:pStyle w:val="ListParagraph"/>
+        <w:numPr>
+          <w:ilvl w:val="0"/>
+          <w:numId w:val="3"/>
+        </w:numPr>
+      </w:pPr>
+      <w:r>
+        <w:rPr>
+          <w:rFonts w:ascii="Consolas" w:hAnsi="Consolas" w:cs="Consolas"/>
+          <w:sz w:val="18"/>
+          <w:szCs w:val="18"/>
+        </w:rPr>
+        <w:t xml:space="preserve">action[i, </w:t>
+      </w:r>
+      <w:r>
+        <w:rPr>
+          <w:rFonts w:ascii="Consolas" w:hAnsi="Consolas" w:cs="Consolas"/>
+          <w:color w:val="0F9ED5" w:themeColor="accent4"/>
+          <w:sz w:val="18"/>
+          <w:szCs w:val="18"/>
+        </w:rPr>
+        <w:t>0</w:t>
+      </w:r>
+      <w:r>
+        <w:rPr>
+          <w:rFonts w:ascii="Consolas" w:hAnsi="Consolas" w:cs="Consolas"/>
+          <w:sz w:val="18"/>
+          <w:szCs w:val="18"/>
+        </w:rPr>
+        <w:t xml:space="preserve">] </w:t>
+      </w:r>
+      <w:r>
+        <w:rPr>
+          <w:rFonts w:ascii="Consolas" w:hAnsi="Consolas" w:cs="Consolas"/>
+          <w:sz w:val="18"/>
+          <w:szCs w:val="18"/>
+        </w:rPr>
+        <w:t xml:space="preserve">&gt; </w:t>
+      </w:r>
+      <w:r>
+        <w:rPr>
+          <w:rFonts w:ascii="Consolas" w:hAnsi="Consolas" w:cs="Consolas"/>
+          <w:color w:val="0F9ED5" w:themeColor="accent4"/>
+          <w:sz w:val="18"/>
+          <w:szCs w:val="18"/>
+        </w:rPr>
+        <w:t>0.5</w:t>
+      </w:r>
+      <w:r>
+        <w:t>: Agent accepts the next task from the queue</w:t>
+      </w:r>
+    </w:p>
+    <w:p>
+      <w:pPr>
+        <w:pStyle w:val="ListParagraph"/>
+        <w:numPr>
+          <w:ilvl w:val="0"/>
+          <w:numId w:val="3"/>
+        </w:numPr>
+      </w:pPr>
+      <w:r>
+        <w:rPr>
+          <w:rFonts w:ascii="Consolas" w:hAnsi="Consolas" w:cs="Consolas"/>
+          <w:sz w:val="18"/>
+          <w:szCs w:val="18"/>
+        </w:rPr>
+        <w:t xml:space="preserve">action[i, </w:t>
+      </w:r>
+      <w:r>
+        <w:rPr>
+          <w:rFonts w:ascii="Consolas" w:hAnsi="Consolas" w:cs="Consolas"/>
+          <w:color w:val="0F9ED5" w:themeColor="accent4"/>
+          <w:sz w:val="18"/>
+          <w:szCs w:val="18"/>
+        </w:rPr>
+        <w:t>0</w:t>
+      </w:r>
+      <w:r>
+        <w:rPr>
+          <w:rFonts w:ascii="Consolas" w:hAnsi="Consolas" w:cs="Consolas"/>
+          <w:sz w:val="18"/>
+          <w:szCs w:val="18"/>
+        </w:rPr>
+        <w:t xml:space="preserve">] </w:t>
+      </w:r>
+      <w:r>
+        <w:rPr>
+          <w:rFonts w:ascii="Consolas" w:hAnsi="Consolas" w:cs="Consolas"/>
+          <w:sz w:val="18"/>
+          <w:szCs w:val="18"/>
+        </w:rPr>
+        <w:t>&lt;=</w:t>
+      </w:r>
+      <w:r>
+        <w:rPr>
+          <w:rFonts w:ascii="Consolas" w:hAnsi="Consolas" w:cs="Consolas"/>
+          <w:sz w:val="18"/>
+          <w:szCs w:val="18"/>
+        </w:rPr>
+        <w:t xml:space="preserve"> </w:t>
+      </w:r>
+      <w:r>
+        <w:rPr>
+          <w:rFonts w:ascii="Consolas" w:hAnsi="Consolas" w:cs="Consolas"/>
+          <w:color w:val="0F9ED5" w:themeColor="accent4"/>
+          <w:sz w:val="18"/>
+          <w:szCs w:val="18"/>
+        </w:rPr>
+        <w:t>0.5</w:t>
+      </w:r>
+      <w:r>
+        <w:t>: Agent declines to take a task this step</w:t>
+      </w:r>
+    </w:p>
+    <w:p/>
+    <w:p>
+      <w:r>
+        <w:rPr>
+          <w:b/>
+          <w:bCs/>
+          <w:u w:val="single"/>
+        </w:rPr>
+        <w:t>Example</w:t>
+      </w:r>
+      <w:r>
+        <w:t>:</w:t>
+      </w:r>
+    </w:p>
+    <w:p/>
+    <w:p>
+      <w:r>
+        <w:rPr>
+          <w:b/>
+          <w:bCs/>
+        </w:rPr>
+        <w:t>Scenario</w:t>
+      </w:r>
+      <w:r>
+        <w:t xml:space="preserve">: Queue has tasks [research_task, analysis_task, validation_task]         </w:t>
+      </w:r>
+    </w:p>
+    <w:p/>
+    <w:p>
+      <w:r>
+        <w:rPr>
+          <w:b/>
+          <w:bCs/>
+        </w:rPr>
+        <w:t>PPO outputs</w:t>
+      </w:r>
+      <w:r>
+        <w:t xml:space="preserve">: action[0, 0] = 0.82  → Agent 0 TAKES research_task (first in queue)            </w:t>
+      </w:r>
+    </w:p>
+    <w:p>
+      <w:r>
+        <w:t xml:space="preserve">                            </w:t>
+      </w:r>
+      <w:r>
+        <w:t xml:space="preserve"> </w:t>
+      </w:r>
+      <w:r>
+        <w:t xml:space="preserve"> </w:t>
+      </w:r>
+      <w:r>
+        <w:t>action[1, 0] = 0.34  → Agent 1 SKIPS (doesn't take any task)</w:t>
+      </w:r>
+    </w:p>
+    <w:p>
+      <w:r>
+        <w:t xml:space="preserve">                </w:t>
+      </w:r>
+      <w:r>
+        <w:t xml:space="preserve">             </w:t>
+      </w:r>
+      <w:r>
+        <w:t xml:space="preserve"> </w:t>
+      </w:r>
+      <w:r>
+        <w:t>action[2, 0] = 0.91  → Agent 2 TAKES analysis_task (now first in queue)</w:t>
+      </w:r>
+    </w:p>
+    <w:p>
+      <w:r>
+        <w:t xml:space="preserve">                 </w:t>
+      </w:r>
+      <w:r>
+        <w:t xml:space="preserve">            </w:t>
+      </w:r>
+      <w:r>
+        <w:t xml:space="preserve"> </w:t>
+      </w:r>
+      <w:r>
+        <w:t>action[3, 0] = 0.12  → Agent 3 SKIPS</w:t>
+      </w:r>
+    </w:p>
+    <w:p/>
+    <w:p>
+      <w:r>
+        <w:t xml:space="preserve">Result: </w:t>
+      </w:r>
+    </w:p>
+    <w:p>
+      <w:r>
+        <w:t xml:space="preserve">  </w:t>
+      </w:r>
+      <w:r>
+        <w:t>- research_task assigned to Agent 0</w:t>
+      </w:r>
+    </w:p>
+    <w:p>
+      <w:r>
+        <w:t xml:space="preserve">  </w:t>
+      </w:r>
+      <w:r>
+        <w:t>- analysis_task assigned to Agent 2</w:t>
+      </w:r>
+    </w:p>
+    <w:p>
+      <w:r>
+        <w:t xml:space="preserve">  </w:t>
+      </w:r>
+      <w:r>
+        <w:t>- validation_task remains in queue</w:t>
+      </w:r>
+    </w:p>
+    <w:p/>
+    <w:p>
+      <w:r>
+        <w:rPr>
+          <w:b/>
+          <w:bCs/>
+        </w:rPr>
+        <w:t>Action Component 1: Resource Allocation</w:t>
+      </w:r>
+      <w:r>
+        <w:t xml:space="preserve"> (</w:t>
+      </w:r>
+      <w:r>
+        <w:rPr>
+          <w:rFonts w:ascii="Consolas" w:hAnsi="Consolas" w:cs="Consolas"/>
+          <w:sz w:val="18"/>
+          <w:szCs w:val="18"/>
+        </w:rPr>
+        <w:t>action[i, 1]</w:t>
+      </w:r>
+      <w:r>
+        <w:t>)</w:t>
+      </w:r>
+    </w:p>
+    <w:p/>
+    <w:p>
+      <w:r>
+        <w:rPr>
+          <w:b/>
+          <w:bCs/>
+        </w:rPr>
+        <w:t>Action Component 2: Collaboration Request Signal</w:t>
+      </w:r>
+      <w:r>
+        <w:t xml:space="preserve"> (</w:t>
+      </w:r>
+      <w:r>
+        <w:rPr>
+          <w:rFonts w:ascii="Consolas" w:hAnsi="Consolas" w:cs="Consolas"/>
+          <w:sz w:val="18"/>
+          <w:szCs w:val="18"/>
+        </w:rPr>
+        <w:t>action[i, 2]</w:t>
+      </w:r>
+      <w:r>
+        <w:t>)</w:t>
+      </w:r>
+    </w:p>
+    <w:p/>
+    <w:p/>
+    <w:p/>
+    <w:p>
+      <w:pPr>
+        <w:rPr>
+          <w:color w:val="EE0000"/>
+        </w:rPr>
+      </w:pPr>
+      <w:r>
+        <w:rPr>
+          <w:color w:val="EE0000"/>
+        </w:rPr>
+        <w:t>//TODO: finish th</w:t>
+      </w:r>
+      <w:r>
+        <w:rPr>
+          <w:color w:val="EE0000"/>
+        </w:rPr>
+        <w:t>e</w:t>
+      </w:r>
+      <w:r>
+        <w:rPr>
+          <w:color w:val="EE0000"/>
+        </w:rPr>
+        <w:t xml:space="preserve"> section</w:t>
+      </w:r>
+      <w:r>
+        <w:rPr>
+          <w:color w:val="EE0000"/>
+        </w:rPr>
+        <w:t xml:space="preserve"> on the Action Space</w:t>
+      </w:r>
+    </w:p>
+    <w:p/>
+    <w:p>
+      <w:pPr>
+        <w:pStyle w:val="Heading2"/>
+      </w:pPr>
       <w:bookmarkStart w:id="2" w:name="_Toc220696856"/>
       <w:r>
         <w:t>Initializing the Agents</w:t>
@@ -5540,7 +6898,6 @@
           <w:sz w:val="18"/>
           <w:szCs w:val="18"/>
         </w:rPr>
-        <w:lastRenderedPageBreak/>
         <w:t xml:space="preserve">            </w:t>
       </w:r>
       <w:r>
@@ -7561,855 +8918,881 @@
           <w:sz w:val="18"/>
           <w:szCs w:val="18"/>
         </w:rPr>
+        <w:t xml:space="preserve">    </w:t>
+      </w:r>
+      <w:r>
+        <w:rPr>
+          <w:rFonts w:ascii="Consolas" w:hAnsi="Consolas" w:cs="Consolas"/>
+          <w:sz w:val="18"/>
+          <w:szCs w:val="18"/>
+        </w:rPr>
+        <w:t>"""Create PPO model with custom architecture"""</w:t>
+      </w:r>
+    </w:p>
+    <w:p>
+      <w:pPr>
+        <w:rPr>
+          <w:rFonts w:ascii="Consolas" w:hAnsi="Consolas" w:cs="Consolas"/>
+          <w:sz w:val="18"/>
+          <w:szCs w:val="18"/>
+        </w:rPr>
+      </w:pPr>
+      <w:r>
+        <w:rPr>
+          <w:rFonts w:ascii="Consolas" w:hAnsi="Consolas" w:cs="Consolas"/>
+          <w:sz w:val="18"/>
+          <w:szCs w:val="18"/>
+        </w:rPr>
+        <w:t xml:space="preserve">    policy_kwargs = </w:t>
+      </w:r>
+      <w:r>
+        <w:rPr>
+          <w:rFonts w:ascii="Consolas" w:hAnsi="Consolas" w:cs="Consolas"/>
+          <w:color w:val="0B769F" w:themeColor="accent4" w:themeShade="BF"/>
+          <w:sz w:val="18"/>
+          <w:szCs w:val="18"/>
+        </w:rPr>
+        <w:t>dict</w:t>
+      </w:r>
+      <w:r>
+        <w:rPr>
+          <w:rFonts w:ascii="Consolas" w:hAnsi="Consolas" w:cs="Consolas"/>
+          <w:sz w:val="18"/>
+          <w:szCs w:val="18"/>
+        </w:rPr>
+        <w:t>(</w:t>
+      </w:r>
+    </w:p>
+    <w:p>
+      <w:pPr>
+        <w:rPr>
+          <w:rFonts w:ascii="Consolas" w:hAnsi="Consolas" w:cs="Consolas"/>
+          <w:sz w:val="18"/>
+          <w:szCs w:val="18"/>
+        </w:rPr>
+      </w:pPr>
+      <w:r>
+        <w:rPr>
+          <w:rFonts w:ascii="Consolas" w:hAnsi="Consolas" w:cs="Consolas"/>
+          <w:sz w:val="18"/>
+          <w:szCs w:val="18"/>
+        </w:rPr>
+        <w:t xml:space="preserve">    </w:t>
+      </w:r>
+      <w:r>
+        <w:rPr>
+          <w:rFonts w:ascii="Consolas" w:hAnsi="Consolas" w:cs="Consolas"/>
+          <w:sz w:val="18"/>
+          <w:szCs w:val="18"/>
+        </w:rPr>
+        <w:t xml:space="preserve">    </w:t>
+      </w:r>
+      <w:r>
+        <w:rPr>
+          <w:rFonts w:ascii="Consolas" w:hAnsi="Consolas" w:cs="Consolas"/>
+          <w:sz w:val="18"/>
+          <w:szCs w:val="18"/>
+        </w:rPr>
+        <w:t>net_arch=[</w:t>
+      </w:r>
+    </w:p>
+    <w:p>
+      <w:pPr>
+        <w:rPr>
+          <w:rFonts w:ascii="Consolas" w:hAnsi="Consolas" w:cs="Consolas"/>
+          <w:sz w:val="18"/>
+          <w:szCs w:val="18"/>
+        </w:rPr>
+      </w:pPr>
+      <w:r>
+        <w:rPr>
+          <w:rFonts w:ascii="Consolas" w:hAnsi="Consolas" w:cs="Consolas"/>
+          <w:sz w:val="18"/>
+          <w:szCs w:val="18"/>
+        </w:rPr>
+        <w:t xml:space="preserve">        </w:t>
+      </w:r>
+      <w:r>
+        <w:rPr>
+          <w:rFonts w:ascii="Consolas" w:hAnsi="Consolas" w:cs="Consolas"/>
+          <w:sz w:val="18"/>
+          <w:szCs w:val="18"/>
+        </w:rPr>
+        <w:t xml:space="preserve">    </w:t>
+      </w:r>
+      <w:r>
+        <w:rPr>
+          <w:rFonts w:ascii="Consolas" w:hAnsi="Consolas" w:cs="Consolas"/>
+          <w:color w:val="0B769F" w:themeColor="accent4" w:themeShade="BF"/>
+          <w:sz w:val="18"/>
+          <w:szCs w:val="18"/>
+        </w:rPr>
+        <w:t>dict</w:t>
+      </w:r>
+      <w:r>
+        <w:rPr>
+          <w:rFonts w:ascii="Consolas" w:hAnsi="Consolas" w:cs="Consolas"/>
+          <w:sz w:val="18"/>
+          <w:szCs w:val="18"/>
+        </w:rPr>
+        <w:t>(pi=[</w:t>
+      </w:r>
+      <w:r>
+        <w:rPr>
+          <w:rFonts w:ascii="Consolas" w:hAnsi="Consolas" w:cs="Consolas"/>
+          <w:color w:val="0F9ED5" w:themeColor="accent4"/>
+          <w:sz w:val="18"/>
+          <w:szCs w:val="18"/>
+        </w:rPr>
+        <w:t>256</w:t>
+      </w:r>
+      <w:r>
+        <w:rPr>
+          <w:rFonts w:ascii="Consolas" w:hAnsi="Consolas" w:cs="Consolas"/>
+          <w:sz w:val="18"/>
+          <w:szCs w:val="18"/>
+        </w:rPr>
+        <w:t xml:space="preserve">, </w:t>
+      </w:r>
+      <w:r>
+        <w:rPr>
+          <w:rFonts w:ascii="Consolas" w:hAnsi="Consolas" w:cs="Consolas"/>
+          <w:color w:val="0F9ED5" w:themeColor="accent4"/>
+          <w:sz w:val="18"/>
+          <w:szCs w:val="18"/>
+        </w:rPr>
+        <w:t>256</w:t>
+      </w:r>
+      <w:r>
+        <w:rPr>
+          <w:rFonts w:ascii="Consolas" w:hAnsi="Consolas" w:cs="Consolas"/>
+          <w:sz w:val="18"/>
+          <w:szCs w:val="18"/>
+        </w:rPr>
+        <w:t xml:space="preserve">, </w:t>
+      </w:r>
+      <w:r>
+        <w:rPr>
+          <w:rFonts w:ascii="Consolas" w:hAnsi="Consolas" w:cs="Consolas"/>
+          <w:color w:val="0F9ED5" w:themeColor="accent4"/>
+          <w:sz w:val="18"/>
+          <w:szCs w:val="18"/>
+        </w:rPr>
+        <w:t>128</w:t>
+      </w:r>
+      <w:r>
+        <w:rPr>
+          <w:rFonts w:ascii="Consolas" w:hAnsi="Consolas" w:cs="Consolas"/>
+          <w:sz w:val="18"/>
+          <w:szCs w:val="18"/>
+        </w:rPr>
+        <w:t>], vf=[256, 256, 128])</w:t>
+      </w:r>
+    </w:p>
+    <w:p>
+      <w:pPr>
+        <w:rPr>
+          <w:rFonts w:ascii="Consolas" w:hAnsi="Consolas" w:cs="Consolas"/>
+          <w:sz w:val="18"/>
+          <w:szCs w:val="18"/>
+        </w:rPr>
+      </w:pPr>
+      <w:r>
+        <w:rPr>
+          <w:rFonts w:ascii="Consolas" w:hAnsi="Consolas" w:cs="Consolas"/>
+          <w:sz w:val="18"/>
+          <w:szCs w:val="18"/>
+        </w:rPr>
+        <w:t xml:space="preserve">        ],</w:t>
+      </w:r>
+    </w:p>
+    <w:p>
+      <w:pPr>
+        <w:rPr>
+          <w:rFonts w:ascii="Consolas" w:hAnsi="Consolas" w:cs="Consolas"/>
+          <w:sz w:val="18"/>
+          <w:szCs w:val="18"/>
+        </w:rPr>
+      </w:pPr>
+      <w:r>
+        <w:rPr>
+          <w:rFonts w:ascii="Consolas" w:hAnsi="Consolas" w:cs="Consolas"/>
+          <w:sz w:val="18"/>
+          <w:szCs w:val="18"/>
+        </w:rPr>
+        <w:t xml:space="preserve">        activation_fn=nn.</w:t>
+      </w:r>
+      <w:r>
+        <w:rPr>
+          <w:rFonts w:ascii="Consolas" w:hAnsi="Consolas" w:cs="Consolas"/>
+          <w:color w:val="00B0F0"/>
+          <w:sz w:val="18"/>
+          <w:szCs w:val="18"/>
+        </w:rPr>
+        <w:t>ReLU</w:t>
+      </w:r>
+    </w:p>
+    <w:p>
+      <w:pPr>
+        <w:rPr>
+          <w:rFonts w:ascii="Consolas" w:hAnsi="Consolas" w:cs="Consolas"/>
+          <w:sz w:val="18"/>
+          <w:szCs w:val="18"/>
+        </w:rPr>
+      </w:pPr>
+      <w:r>
+        <w:rPr>
+          <w:rFonts w:ascii="Consolas" w:hAnsi="Consolas" w:cs="Consolas"/>
+          <w:sz w:val="18"/>
+          <w:szCs w:val="18"/>
+        </w:rPr>
+        <w:t xml:space="preserve">    )</w:t>
+      </w:r>
+    </w:p>
+    <w:p>
+      <w:pPr>
+        <w:rPr>
+          <w:rFonts w:ascii="Consolas" w:hAnsi="Consolas" w:cs="Consolas"/>
+          <w:sz w:val="18"/>
+          <w:szCs w:val="18"/>
+        </w:rPr>
+      </w:pPr>
+    </w:p>
+    <w:p>
+      <w:pPr>
+        <w:rPr>
+          <w:rFonts w:ascii="Consolas" w:hAnsi="Consolas" w:cs="Consolas"/>
+          <w:sz w:val="18"/>
+          <w:szCs w:val="18"/>
+        </w:rPr>
+      </w:pPr>
+      <w:r>
+        <w:rPr>
+          <w:rFonts w:ascii="Consolas" w:hAnsi="Consolas" w:cs="Consolas"/>
+          <w:sz w:val="18"/>
+          <w:szCs w:val="18"/>
+        </w:rPr>
+        <w:t xml:space="preserve">    model = </w:t>
+      </w:r>
+      <w:r>
+        <w:rPr>
+          <w:rFonts w:ascii="Consolas" w:hAnsi="Consolas" w:cs="Consolas"/>
+          <w:color w:val="0B769F" w:themeColor="accent4" w:themeShade="BF"/>
+          <w:sz w:val="18"/>
+          <w:szCs w:val="18"/>
+        </w:rPr>
+        <w:t>PPO</w:t>
+      </w:r>
+      <w:r>
+        <w:rPr>
+          <w:rFonts w:ascii="Consolas" w:hAnsi="Consolas" w:cs="Consolas"/>
+          <w:sz w:val="18"/>
+          <w:szCs w:val="18"/>
+        </w:rPr>
+        <w:t>(</w:t>
+      </w:r>
+    </w:p>
+    <w:p>
+      <w:pPr>
+        <w:rPr>
+          <w:rFonts w:ascii="Consolas" w:hAnsi="Consolas" w:cs="Consolas"/>
+          <w:sz w:val="18"/>
+          <w:szCs w:val="18"/>
+        </w:rPr>
+      </w:pPr>
+      <w:r>
+        <w:rPr>
+          <w:rFonts w:ascii="Consolas" w:hAnsi="Consolas" w:cs="Consolas"/>
+          <w:sz w:val="18"/>
+          <w:szCs w:val="18"/>
+        </w:rPr>
+        <w:t xml:space="preserve">        </w:t>
+      </w:r>
+      <w:r>
+        <w:rPr>
+          <w:rFonts w:ascii="Consolas" w:hAnsi="Consolas" w:cs="Consolas"/>
+          <w:color w:val="4EA72E" w:themeColor="accent6"/>
+          <w:sz w:val="18"/>
+          <w:szCs w:val="18"/>
+        </w:rPr>
+        <w:t>"MlpPolicy"</w:t>
+      </w:r>
+      <w:r>
+        <w:rPr>
+          <w:rFonts w:ascii="Consolas" w:hAnsi="Consolas" w:cs="Consolas"/>
+          <w:sz w:val="18"/>
+          <w:szCs w:val="18"/>
+        </w:rPr>
+        <w:t>,</w:t>
+      </w:r>
+    </w:p>
+    <w:p>
+      <w:pPr>
+        <w:rPr>
+          <w:rFonts w:ascii="Consolas" w:hAnsi="Consolas" w:cs="Consolas"/>
+          <w:sz w:val="18"/>
+          <w:szCs w:val="18"/>
+        </w:rPr>
+      </w:pPr>
+      <w:r>
+        <w:rPr>
+          <w:rFonts w:ascii="Consolas" w:hAnsi="Consolas" w:cs="Consolas"/>
+          <w:sz w:val="18"/>
+          <w:szCs w:val="18"/>
+        </w:rPr>
+        <w:t xml:space="preserve">        </w:t>
+      </w:r>
+      <w:r>
+        <w:rPr>
+          <w:rFonts w:ascii="Consolas" w:hAnsi="Consolas" w:cs="Consolas"/>
+          <w:color w:val="7030A0"/>
+          <w:sz w:val="18"/>
+          <w:szCs w:val="18"/>
+        </w:rPr>
+        <w:t>self</w:t>
+      </w:r>
+      <w:r>
+        <w:rPr>
+          <w:rFonts w:ascii="Consolas" w:hAnsi="Consolas" w:cs="Consolas"/>
+          <w:sz w:val="18"/>
+          <w:szCs w:val="18"/>
+        </w:rPr>
+        <w:t>.env,</w:t>
+      </w:r>
+    </w:p>
+    <w:p>
+      <w:pPr>
+        <w:rPr>
+          <w:rFonts w:ascii="Consolas" w:hAnsi="Consolas" w:cs="Consolas"/>
+          <w:sz w:val="18"/>
+          <w:szCs w:val="18"/>
+        </w:rPr>
+      </w:pPr>
+      <w:r>
+        <w:rPr>
+          <w:rFonts w:ascii="Consolas" w:hAnsi="Consolas" w:cs="Consolas"/>
+          <w:sz w:val="18"/>
+          <w:szCs w:val="18"/>
+        </w:rPr>
+        <w:t xml:space="preserve">        learning_rate=</w:t>
+      </w:r>
+      <w:r>
+        <w:rPr>
+          <w:rFonts w:ascii="Consolas" w:hAnsi="Consolas" w:cs="Consolas"/>
+          <w:color w:val="0F9ED5" w:themeColor="accent4"/>
+          <w:sz w:val="18"/>
+          <w:szCs w:val="18"/>
+        </w:rPr>
+        <w:t>3e-4</w:t>
+      </w:r>
+      <w:r>
+        <w:rPr>
+          <w:rFonts w:ascii="Consolas" w:hAnsi="Consolas" w:cs="Consolas"/>
+          <w:sz w:val="18"/>
+          <w:szCs w:val="18"/>
+        </w:rPr>
+        <w:t>,</w:t>
+      </w:r>
+    </w:p>
+    <w:p>
+      <w:pPr>
+        <w:rPr>
+          <w:rFonts w:ascii="Consolas" w:hAnsi="Consolas" w:cs="Consolas"/>
+          <w:sz w:val="18"/>
+          <w:szCs w:val="18"/>
+        </w:rPr>
+      </w:pPr>
+      <w:r>
+        <w:rPr>
+          <w:rFonts w:ascii="Consolas" w:hAnsi="Consolas" w:cs="Consolas"/>
+          <w:sz w:val="18"/>
+          <w:szCs w:val="18"/>
+        </w:rPr>
+        <w:t xml:space="preserve">        n_steps=</w:t>
+      </w:r>
+      <w:r>
+        <w:rPr>
+          <w:rFonts w:ascii="Consolas" w:hAnsi="Consolas" w:cs="Consolas"/>
+          <w:color w:val="0F9ED5" w:themeColor="accent4"/>
+          <w:sz w:val="18"/>
+          <w:szCs w:val="18"/>
+        </w:rPr>
+        <w:t>2048</w:t>
+      </w:r>
+      <w:r>
+        <w:rPr>
+          <w:rFonts w:ascii="Consolas" w:hAnsi="Consolas" w:cs="Consolas"/>
+          <w:sz w:val="18"/>
+          <w:szCs w:val="18"/>
+        </w:rPr>
+        <w:t>,</w:t>
+      </w:r>
+    </w:p>
+    <w:p>
+      <w:pPr>
+        <w:rPr>
+          <w:rFonts w:ascii="Consolas" w:hAnsi="Consolas" w:cs="Consolas"/>
+          <w:sz w:val="18"/>
+          <w:szCs w:val="18"/>
+        </w:rPr>
+      </w:pPr>
+      <w:r>
+        <w:rPr>
+          <w:rFonts w:ascii="Consolas" w:hAnsi="Consolas" w:cs="Consolas"/>
+          <w:sz w:val="18"/>
+          <w:szCs w:val="18"/>
+        </w:rPr>
+        <w:t xml:space="preserve">        batch_size=</w:t>
+      </w:r>
+      <w:r>
+        <w:rPr>
+          <w:rFonts w:ascii="Consolas" w:hAnsi="Consolas" w:cs="Consolas"/>
+          <w:color w:val="0F9ED5" w:themeColor="accent4"/>
+          <w:sz w:val="18"/>
+          <w:szCs w:val="18"/>
+        </w:rPr>
+        <w:t>64</w:t>
+      </w:r>
+      <w:r>
+        <w:rPr>
+          <w:rFonts w:ascii="Consolas" w:hAnsi="Consolas" w:cs="Consolas"/>
+          <w:sz w:val="18"/>
+          <w:szCs w:val="18"/>
+        </w:rPr>
+        <w:t>,</w:t>
+      </w:r>
+    </w:p>
+    <w:p>
+      <w:pPr>
+        <w:rPr>
+          <w:rFonts w:ascii="Consolas" w:hAnsi="Consolas" w:cs="Consolas"/>
+          <w:sz w:val="18"/>
+          <w:szCs w:val="18"/>
+        </w:rPr>
+      </w:pPr>
+      <w:r>
+        <w:rPr>
+          <w:rFonts w:ascii="Consolas" w:hAnsi="Consolas" w:cs="Consolas"/>
+          <w:sz w:val="18"/>
+          <w:szCs w:val="18"/>
+        </w:rPr>
+        <w:t xml:space="preserve">        n_epochs=10,</w:t>
+      </w:r>
+    </w:p>
+    <w:p>
+      <w:pPr>
+        <w:rPr>
+          <w:rFonts w:ascii="Consolas" w:hAnsi="Consolas" w:cs="Consolas"/>
+          <w:sz w:val="18"/>
+          <w:szCs w:val="18"/>
+        </w:rPr>
+      </w:pPr>
+      <w:r>
+        <w:rPr>
+          <w:rFonts w:ascii="Consolas" w:hAnsi="Consolas" w:cs="Consolas"/>
+          <w:sz w:val="18"/>
+          <w:szCs w:val="18"/>
+        </w:rPr>
+        <w:t xml:space="preserve">        gamma=0.99,</w:t>
+      </w:r>
+    </w:p>
+    <w:p>
+      <w:pPr>
+        <w:rPr>
+          <w:rFonts w:ascii="Consolas" w:hAnsi="Consolas" w:cs="Consolas"/>
+          <w:sz w:val="18"/>
+          <w:szCs w:val="18"/>
+        </w:rPr>
+      </w:pPr>
+      <w:r>
+        <w:rPr>
+          <w:rFonts w:ascii="Consolas" w:hAnsi="Consolas" w:cs="Consolas"/>
+          <w:sz w:val="18"/>
+          <w:szCs w:val="18"/>
+        </w:rPr>
+        <w:t xml:space="preserve">        gae_lambda=0.95,</w:t>
+      </w:r>
+    </w:p>
+    <w:p>
+      <w:pPr>
+        <w:rPr>
+          <w:rFonts w:ascii="Consolas" w:hAnsi="Consolas" w:cs="Consolas"/>
+          <w:sz w:val="18"/>
+          <w:szCs w:val="18"/>
+        </w:rPr>
+      </w:pPr>
+      <w:r>
+        <w:rPr>
+          <w:rFonts w:ascii="Consolas" w:hAnsi="Consolas" w:cs="Consolas"/>
+          <w:sz w:val="18"/>
+          <w:szCs w:val="18"/>
+        </w:rPr>
+        <w:t xml:space="preserve">        clip_range=0.2,</w:t>
+      </w:r>
+    </w:p>
+    <w:p>
+      <w:pPr>
+        <w:rPr>
+          <w:rFonts w:ascii="Consolas" w:hAnsi="Consolas" w:cs="Consolas"/>
+          <w:sz w:val="18"/>
+          <w:szCs w:val="18"/>
+        </w:rPr>
+      </w:pPr>
+      <w:r>
+        <w:rPr>
+          <w:rFonts w:ascii="Consolas" w:hAnsi="Consolas" w:cs="Consolas"/>
+          <w:sz w:val="18"/>
+          <w:szCs w:val="18"/>
+        </w:rPr>
+        <w:t xml:space="preserve">        clip_range_vf=None,</w:t>
+      </w:r>
+    </w:p>
+    <w:p>
+      <w:pPr>
+        <w:rPr>
+          <w:rFonts w:ascii="Consolas" w:hAnsi="Consolas" w:cs="Consolas"/>
+          <w:sz w:val="18"/>
+          <w:szCs w:val="18"/>
+        </w:rPr>
+      </w:pPr>
+      <w:r>
+        <w:rPr>
+          <w:rFonts w:ascii="Consolas" w:hAnsi="Consolas" w:cs="Consolas"/>
+          <w:sz w:val="18"/>
+          <w:szCs w:val="18"/>
+        </w:rPr>
+        <w:t xml:space="preserve">        ent_coef=0.01,</w:t>
+      </w:r>
+    </w:p>
+    <w:p>
+      <w:pPr>
+        <w:rPr>
+          <w:rFonts w:ascii="Consolas" w:hAnsi="Consolas" w:cs="Consolas"/>
+          <w:sz w:val="18"/>
+          <w:szCs w:val="18"/>
+        </w:rPr>
+      </w:pPr>
+      <w:r>
+        <w:rPr>
+          <w:rFonts w:ascii="Consolas" w:hAnsi="Consolas" w:cs="Consolas"/>
+          <w:sz w:val="18"/>
+          <w:szCs w:val="18"/>
+        </w:rPr>
+        <w:t xml:space="preserve">        vf_coef=0.5,</w:t>
+      </w:r>
+    </w:p>
+    <w:p>
+      <w:pPr>
+        <w:rPr>
+          <w:rFonts w:ascii="Consolas" w:hAnsi="Consolas" w:cs="Consolas"/>
+          <w:sz w:val="18"/>
+          <w:szCs w:val="18"/>
+        </w:rPr>
+      </w:pPr>
+      <w:r>
+        <w:rPr>
+          <w:rFonts w:ascii="Consolas" w:hAnsi="Consolas" w:cs="Consolas"/>
+          <w:sz w:val="18"/>
+          <w:szCs w:val="18"/>
+        </w:rPr>
+        <w:t xml:space="preserve">        max_grad_norm=0.5,</w:t>
+      </w:r>
+    </w:p>
+    <w:p>
+      <w:pPr>
+        <w:rPr>
+          <w:rFonts w:ascii="Consolas" w:hAnsi="Consolas" w:cs="Consolas"/>
+          <w:sz w:val="18"/>
+          <w:szCs w:val="18"/>
+        </w:rPr>
+      </w:pPr>
+      <w:r>
+        <w:rPr>
+          <w:rFonts w:ascii="Consolas" w:hAnsi="Consolas" w:cs="Consolas"/>
+          <w:sz w:val="18"/>
+          <w:szCs w:val="18"/>
+        </w:rPr>
+        <w:t xml:space="preserve">        policy_kwargs=policy_kwargs,</w:t>
+      </w:r>
+    </w:p>
+    <w:p>
+      <w:pPr>
+        <w:rPr>
+          <w:rFonts w:ascii="Consolas" w:hAnsi="Consolas" w:cs="Consolas"/>
+          <w:sz w:val="18"/>
+          <w:szCs w:val="18"/>
+        </w:rPr>
+      </w:pPr>
+      <w:r>
+        <w:rPr>
+          <w:rFonts w:ascii="Consolas" w:hAnsi="Consolas" w:cs="Consolas"/>
+          <w:sz w:val="18"/>
+          <w:szCs w:val="18"/>
+        </w:rPr>
+        <w:t xml:space="preserve">        verbose=1,</w:t>
+      </w:r>
+    </w:p>
+    <w:p>
+      <w:pPr>
+        <w:rPr>
+          <w:rFonts w:ascii="Consolas" w:hAnsi="Consolas" w:cs="Consolas"/>
+          <w:sz w:val="18"/>
+          <w:szCs w:val="18"/>
+        </w:rPr>
+      </w:pPr>
+      <w:r>
+        <w:rPr>
+          <w:rFonts w:ascii="Consolas" w:hAnsi="Consolas" w:cs="Consolas"/>
+          <w:sz w:val="18"/>
+          <w:szCs w:val="18"/>
+        </w:rPr>
+        <w:t xml:space="preserve">        tensorboard_log=</w:t>
+      </w:r>
+      <w:r>
+        <w:rPr>
+          <w:rFonts w:ascii="Consolas" w:hAnsi="Consolas" w:cs="Consolas"/>
+          <w:color w:val="4EA72E" w:themeColor="accent6"/>
+          <w:sz w:val="18"/>
+          <w:szCs w:val="18"/>
+        </w:rPr>
+        <w:t>"./tensorboard_logs/</w:t>
+      </w:r>
+      <w:r>
+        <w:rPr>
+          <w:rFonts w:ascii="Consolas" w:hAnsi="Consolas" w:cs="Consolas"/>
+          <w:color w:val="4EA72E" w:themeColor="accent6"/>
+          <w:sz w:val="18"/>
+          <w:szCs w:val="18"/>
+        </w:rPr>
+        <w:t>”</w:t>
+      </w:r>
+      <w:r>
+        <w:rPr>
+          <w:rFonts w:ascii="Consolas" w:hAnsi="Consolas" w:cs="Consolas"/>
+          <w:sz w:val="18"/>
+          <w:szCs w:val="18"/>
+        </w:rPr>
+        <w:t>)</w:t>
+      </w:r>
+    </w:p>
+    <w:p>
+      <w:pPr>
+        <w:rPr>
+          <w:rFonts w:ascii="Consolas" w:hAnsi="Consolas" w:cs="Consolas"/>
+          <w:sz w:val="18"/>
+          <w:szCs w:val="18"/>
+        </w:rPr>
+      </w:pPr>
+    </w:p>
+    <w:p>
+      <w:pPr>
+        <w:rPr>
+          <w:rFonts w:ascii="Consolas" w:hAnsi="Consolas" w:cs="Consolas"/>
+          <w:sz w:val="18"/>
+          <w:szCs w:val="18"/>
+        </w:rPr>
+      </w:pPr>
+      <w:r>
+        <w:rPr>
+          <w:rFonts w:ascii="Consolas" w:hAnsi="Consolas" w:cs="Consolas"/>
+          <w:sz w:val="18"/>
+          <w:szCs w:val="18"/>
+        </w:rPr>
+        <w:t xml:space="preserve">        </w:t>
+      </w:r>
+      <w:r>
+        <w:rPr>
+          <w:rFonts w:ascii="Consolas" w:hAnsi="Consolas" w:cs="Consolas"/>
+          <w:color w:val="C00000"/>
+          <w:sz w:val="18"/>
+          <w:szCs w:val="18"/>
+        </w:rPr>
+        <w:t>return</w:t>
+      </w:r>
+      <w:r>
+        <w:rPr>
+          <w:rFonts w:ascii="Consolas" w:hAnsi="Consolas" w:cs="Consolas"/>
+          <w:sz w:val="18"/>
+          <w:szCs w:val="18"/>
+        </w:rPr>
+        <w:t xml:space="preserve"> model</w:t>
+      </w:r>
+    </w:p>
+    <w:p>
+      <w:pPr>
+        <w:rPr>
+          <w:rFonts w:ascii="Consolas" w:hAnsi="Consolas" w:cs="Consolas"/>
+          <w:sz w:val="18"/>
+          <w:szCs w:val="18"/>
+        </w:rPr>
+      </w:pPr>
+    </w:p>
+    <w:p>
+      <w:pPr>
+        <w:rPr>
+          <w:rFonts w:ascii="Consolas" w:hAnsi="Consolas" w:cs="Consolas"/>
+          <w:sz w:val="18"/>
+          <w:szCs w:val="18"/>
+        </w:rPr>
+      </w:pPr>
+      <w:r>
+        <w:rPr>
+          <w:rFonts w:ascii="Consolas" w:hAnsi="Consolas" w:cs="Consolas"/>
+          <w:sz w:val="18"/>
+          <w:szCs w:val="18"/>
+        </w:rPr>
+        <w:t>...</w:t>
+      </w:r>
+    </w:p>
+    <w:p>
+      <w:pPr>
+        <w:rPr>
+          <w:rFonts w:ascii="Consolas" w:hAnsi="Consolas" w:cs="Consolas"/>
+          <w:sz w:val="18"/>
+          <w:szCs w:val="18"/>
+        </w:rPr>
+      </w:pPr>
+      <w:r>
+        <w:rPr>
+          <w:rFonts w:ascii="Consolas" w:hAnsi="Consolas" w:cs="Consolas"/>
+          <w:color w:val="7030A0"/>
+          <w:sz w:val="18"/>
+          <w:szCs w:val="18"/>
+        </w:rPr>
+        <w:t>self</w:t>
+      </w:r>
+      <w:r>
+        <w:rPr>
+          <w:rFonts w:ascii="Consolas" w:hAnsi="Consolas" w:cs="Consolas"/>
+          <w:sz w:val="18"/>
+          <w:szCs w:val="18"/>
+        </w:rPr>
+        <w:t xml:space="preserve">.model = </w:t>
+      </w:r>
+      <w:r>
+        <w:rPr>
+          <w:rFonts w:ascii="Consolas" w:hAnsi="Consolas" w:cs="Consolas"/>
+          <w:color w:val="7030A0"/>
+          <w:sz w:val="18"/>
+          <w:szCs w:val="18"/>
+        </w:rPr>
+        <w:t>self</w:t>
+      </w:r>
+      <w:r>
+        <w:rPr>
+          <w:rFonts w:ascii="Consolas" w:hAnsi="Consolas" w:cs="Consolas"/>
+          <w:sz w:val="18"/>
+          <w:szCs w:val="18"/>
+        </w:rPr>
+        <w:t>.</w:t>
+      </w:r>
+      <w:r>
+        <w:rPr>
+          <w:rFonts w:ascii="Consolas" w:hAnsi="Consolas" w:cs="Consolas"/>
+          <w:color w:val="AB7942"/>
+          <w:sz w:val="18"/>
+          <w:szCs w:val="18"/>
+        </w:rPr>
+        <w:t>_create_model</w:t>
+      </w:r>
+      <w:r>
+        <w:rPr>
+          <w:rFonts w:ascii="Consolas" w:hAnsi="Consolas" w:cs="Consolas"/>
+          <w:sz w:val="18"/>
+          <w:szCs w:val="18"/>
+        </w:rPr>
+        <w:t>()</w:t>
+      </w:r>
+    </w:p>
+    <w:p/>
+    <w:p>
+      <w:pPr>
+        <w:pStyle w:val="Heading2"/>
+      </w:pPr>
+      <w:bookmarkStart w:id="6" w:name="_Toc220696859"/>
+      <w:r>
+        <w:t>Set up Model Training Callbacks</w:t>
+      </w:r>
+      <w:bookmarkEnd w:id="6"/>
+      <w:r>
+        <w:t xml:space="preserve"> </w:t>
+      </w:r>
+    </w:p>
+    <w:p>
+      <w:r>
+        <w:t>def _setup_callbacks(self):</w:t>
+      </w:r>
+    </w:p>
+    <w:p>
+      <w:r>
+        <w:t xml:space="preserve">        """Setup training callbacks for monitoring and checkpointing"""</w:t>
+      </w:r>
+    </w:p>
+    <w:p>
+      <w:r>
+        <w:t xml:space="preserve">        eval_callback = EvalCallback(</w:t>
+      </w:r>
+    </w:p>
+    <w:p>
+      <w:r>
+        <w:t xml:space="preserve">            self.eval_env,</w:t>
+      </w:r>
+    </w:p>
+    <w:p>
+      <w:r>
         <w:lastRenderedPageBreak/>
-        <w:t xml:space="preserve">    </w:t>
-      </w:r>
-      <w:r>
-        <w:rPr>
-          <w:rFonts w:ascii="Consolas" w:hAnsi="Consolas" w:cs="Consolas"/>
-          <w:sz w:val="18"/>
-          <w:szCs w:val="18"/>
-        </w:rPr>
-        <w:t>"""Create PPO model with custom architecture"""</w:t>
-      </w:r>
-    </w:p>
-    <w:p>
-      <w:pPr>
-        <w:rPr>
-          <w:rFonts w:ascii="Consolas" w:hAnsi="Consolas" w:cs="Consolas"/>
-          <w:sz w:val="18"/>
-          <w:szCs w:val="18"/>
-        </w:rPr>
-      </w:pPr>
-      <w:r>
-        <w:rPr>
-          <w:rFonts w:ascii="Consolas" w:hAnsi="Consolas" w:cs="Consolas"/>
-          <w:sz w:val="18"/>
-          <w:szCs w:val="18"/>
-        </w:rPr>
-        <w:t xml:space="preserve">    policy_kwargs = </w:t>
-      </w:r>
-      <w:r>
-        <w:rPr>
-          <w:rFonts w:ascii="Consolas" w:hAnsi="Consolas" w:cs="Consolas"/>
-          <w:color w:val="0B769F" w:themeColor="accent4" w:themeShade="BF"/>
-          <w:sz w:val="18"/>
-          <w:szCs w:val="18"/>
-        </w:rPr>
-        <w:t>dict</w:t>
-      </w:r>
-      <w:r>
-        <w:rPr>
-          <w:rFonts w:ascii="Consolas" w:hAnsi="Consolas" w:cs="Consolas"/>
-          <w:sz w:val="18"/>
-          <w:szCs w:val="18"/>
-        </w:rPr>
-        <w:t>(</w:t>
-      </w:r>
-    </w:p>
-    <w:p>
-      <w:pPr>
-        <w:rPr>
-          <w:rFonts w:ascii="Consolas" w:hAnsi="Consolas" w:cs="Consolas"/>
-          <w:sz w:val="18"/>
-          <w:szCs w:val="18"/>
-        </w:rPr>
-      </w:pPr>
-      <w:r>
-        <w:rPr>
-          <w:rFonts w:ascii="Consolas" w:hAnsi="Consolas" w:cs="Consolas"/>
-          <w:sz w:val="18"/>
-          <w:szCs w:val="18"/>
-        </w:rPr>
-        <w:t xml:space="preserve">    </w:t>
-      </w:r>
-      <w:r>
-        <w:rPr>
-          <w:rFonts w:ascii="Consolas" w:hAnsi="Consolas" w:cs="Consolas"/>
-          <w:sz w:val="18"/>
-          <w:szCs w:val="18"/>
-        </w:rPr>
-        <w:t xml:space="preserve">    </w:t>
-      </w:r>
-      <w:r>
-        <w:rPr>
-          <w:rFonts w:ascii="Consolas" w:hAnsi="Consolas" w:cs="Consolas"/>
-          <w:sz w:val="18"/>
-          <w:szCs w:val="18"/>
-        </w:rPr>
-        <w:t>net_arch=[</w:t>
-      </w:r>
-    </w:p>
-    <w:p>
-      <w:pPr>
-        <w:rPr>
-          <w:rFonts w:ascii="Consolas" w:hAnsi="Consolas" w:cs="Consolas"/>
-          <w:sz w:val="18"/>
-          <w:szCs w:val="18"/>
-        </w:rPr>
-      </w:pPr>
-      <w:r>
-        <w:rPr>
-          <w:rFonts w:ascii="Consolas" w:hAnsi="Consolas" w:cs="Consolas"/>
-          <w:sz w:val="18"/>
-          <w:szCs w:val="18"/>
-        </w:rPr>
-        <w:t xml:space="preserve">        </w:t>
-      </w:r>
-      <w:r>
-        <w:rPr>
-          <w:rFonts w:ascii="Consolas" w:hAnsi="Consolas" w:cs="Consolas"/>
-          <w:sz w:val="18"/>
-          <w:szCs w:val="18"/>
-        </w:rPr>
-        <w:t xml:space="preserve">    </w:t>
-      </w:r>
-      <w:r>
-        <w:rPr>
-          <w:rFonts w:ascii="Consolas" w:hAnsi="Consolas" w:cs="Consolas"/>
-          <w:color w:val="0B769F" w:themeColor="accent4" w:themeShade="BF"/>
-          <w:sz w:val="18"/>
-          <w:szCs w:val="18"/>
-        </w:rPr>
-        <w:t>dict</w:t>
-      </w:r>
-      <w:r>
-        <w:rPr>
-          <w:rFonts w:ascii="Consolas" w:hAnsi="Consolas" w:cs="Consolas"/>
-          <w:sz w:val="18"/>
-          <w:szCs w:val="18"/>
-        </w:rPr>
-        <w:t>(pi=[</w:t>
-      </w:r>
-      <w:r>
-        <w:rPr>
-          <w:rFonts w:ascii="Consolas" w:hAnsi="Consolas" w:cs="Consolas"/>
-          <w:color w:val="0F9ED5" w:themeColor="accent4"/>
-          <w:sz w:val="18"/>
-          <w:szCs w:val="18"/>
-        </w:rPr>
-        <w:t>256</w:t>
-      </w:r>
-      <w:r>
-        <w:rPr>
-          <w:rFonts w:ascii="Consolas" w:hAnsi="Consolas" w:cs="Consolas"/>
-          <w:sz w:val="18"/>
-          <w:szCs w:val="18"/>
-        </w:rPr>
-        <w:t xml:space="preserve">, </w:t>
-      </w:r>
-      <w:r>
-        <w:rPr>
-          <w:rFonts w:ascii="Consolas" w:hAnsi="Consolas" w:cs="Consolas"/>
-          <w:color w:val="0F9ED5" w:themeColor="accent4"/>
-          <w:sz w:val="18"/>
-          <w:szCs w:val="18"/>
-        </w:rPr>
-        <w:t>256</w:t>
-      </w:r>
-      <w:r>
-        <w:rPr>
-          <w:rFonts w:ascii="Consolas" w:hAnsi="Consolas" w:cs="Consolas"/>
-          <w:sz w:val="18"/>
-          <w:szCs w:val="18"/>
-        </w:rPr>
-        <w:t xml:space="preserve">, </w:t>
-      </w:r>
-      <w:r>
-        <w:rPr>
-          <w:rFonts w:ascii="Consolas" w:hAnsi="Consolas" w:cs="Consolas"/>
-          <w:color w:val="0F9ED5" w:themeColor="accent4"/>
-          <w:sz w:val="18"/>
-          <w:szCs w:val="18"/>
-        </w:rPr>
-        <w:t>128</w:t>
-      </w:r>
-      <w:r>
-        <w:rPr>
-          <w:rFonts w:ascii="Consolas" w:hAnsi="Consolas" w:cs="Consolas"/>
-          <w:sz w:val="18"/>
-          <w:szCs w:val="18"/>
-        </w:rPr>
-        <w:t>], vf=[256, 256, 128])</w:t>
-      </w:r>
-    </w:p>
-    <w:p>
-      <w:pPr>
-        <w:rPr>
-          <w:rFonts w:ascii="Consolas" w:hAnsi="Consolas" w:cs="Consolas"/>
-          <w:sz w:val="18"/>
-          <w:szCs w:val="18"/>
-        </w:rPr>
-      </w:pPr>
-      <w:r>
-        <w:rPr>
-          <w:rFonts w:ascii="Consolas" w:hAnsi="Consolas" w:cs="Consolas"/>
-          <w:sz w:val="18"/>
-          <w:szCs w:val="18"/>
-        </w:rPr>
-        <w:t xml:space="preserve">        ],</w:t>
-      </w:r>
-    </w:p>
-    <w:p>
-      <w:pPr>
-        <w:rPr>
-          <w:rFonts w:ascii="Consolas" w:hAnsi="Consolas" w:cs="Consolas"/>
-          <w:sz w:val="18"/>
-          <w:szCs w:val="18"/>
-        </w:rPr>
-      </w:pPr>
-      <w:r>
-        <w:rPr>
-          <w:rFonts w:ascii="Consolas" w:hAnsi="Consolas" w:cs="Consolas"/>
-          <w:sz w:val="18"/>
-          <w:szCs w:val="18"/>
-        </w:rPr>
-        <w:t xml:space="preserve">        activation_fn=nn.</w:t>
-      </w:r>
-      <w:r>
-        <w:rPr>
-          <w:rFonts w:ascii="Consolas" w:hAnsi="Consolas" w:cs="Consolas"/>
-          <w:color w:val="00B0F0"/>
-          <w:sz w:val="18"/>
-          <w:szCs w:val="18"/>
-        </w:rPr>
-        <w:t>ReLU</w:t>
-      </w:r>
-    </w:p>
-    <w:p>
-      <w:pPr>
-        <w:rPr>
-          <w:rFonts w:ascii="Consolas" w:hAnsi="Consolas" w:cs="Consolas"/>
-          <w:sz w:val="18"/>
-          <w:szCs w:val="18"/>
-        </w:rPr>
-      </w:pPr>
-      <w:r>
-        <w:rPr>
-          <w:rFonts w:ascii="Consolas" w:hAnsi="Consolas" w:cs="Consolas"/>
-          <w:sz w:val="18"/>
-          <w:szCs w:val="18"/>
-        </w:rPr>
-        <w:t xml:space="preserve">    )</w:t>
-      </w:r>
-    </w:p>
-    <w:p>
-      <w:pPr>
-        <w:rPr>
-          <w:rFonts w:ascii="Consolas" w:hAnsi="Consolas" w:cs="Consolas"/>
-          <w:sz w:val="18"/>
-          <w:szCs w:val="18"/>
-        </w:rPr>
-      </w:pPr>
-    </w:p>
-    <w:p>
-      <w:pPr>
-        <w:rPr>
-          <w:rFonts w:ascii="Consolas" w:hAnsi="Consolas" w:cs="Consolas"/>
-          <w:sz w:val="18"/>
-          <w:szCs w:val="18"/>
-        </w:rPr>
-      </w:pPr>
-      <w:r>
-        <w:rPr>
-          <w:rFonts w:ascii="Consolas" w:hAnsi="Consolas" w:cs="Consolas"/>
-          <w:sz w:val="18"/>
-          <w:szCs w:val="18"/>
-        </w:rPr>
-        <w:t xml:space="preserve">    model = </w:t>
-      </w:r>
-      <w:r>
-        <w:rPr>
-          <w:rFonts w:ascii="Consolas" w:hAnsi="Consolas" w:cs="Consolas"/>
-          <w:color w:val="0B769F" w:themeColor="accent4" w:themeShade="BF"/>
-          <w:sz w:val="18"/>
-          <w:szCs w:val="18"/>
-        </w:rPr>
-        <w:t>PPO</w:t>
-      </w:r>
-      <w:r>
-        <w:rPr>
-          <w:rFonts w:ascii="Consolas" w:hAnsi="Consolas" w:cs="Consolas"/>
-          <w:sz w:val="18"/>
-          <w:szCs w:val="18"/>
-        </w:rPr>
-        <w:t>(</w:t>
-      </w:r>
-    </w:p>
-    <w:p>
-      <w:pPr>
-        <w:rPr>
-          <w:rFonts w:ascii="Consolas" w:hAnsi="Consolas" w:cs="Consolas"/>
-          <w:sz w:val="18"/>
-          <w:szCs w:val="18"/>
-        </w:rPr>
-      </w:pPr>
-      <w:r>
-        <w:rPr>
-          <w:rFonts w:ascii="Consolas" w:hAnsi="Consolas" w:cs="Consolas"/>
-          <w:sz w:val="18"/>
-          <w:szCs w:val="18"/>
-        </w:rPr>
-        <w:t xml:space="preserve">        </w:t>
-      </w:r>
-      <w:r>
-        <w:rPr>
-          <w:rFonts w:ascii="Consolas" w:hAnsi="Consolas" w:cs="Consolas"/>
-          <w:color w:val="4EA72E" w:themeColor="accent6"/>
-          <w:sz w:val="18"/>
-          <w:szCs w:val="18"/>
-        </w:rPr>
-        <w:t>"MlpPolicy"</w:t>
-      </w:r>
-      <w:r>
-        <w:rPr>
-          <w:rFonts w:ascii="Consolas" w:hAnsi="Consolas" w:cs="Consolas"/>
-          <w:sz w:val="18"/>
-          <w:szCs w:val="18"/>
-        </w:rPr>
-        <w:t>,</w:t>
-      </w:r>
-    </w:p>
-    <w:p>
-      <w:pPr>
-        <w:rPr>
-          <w:rFonts w:ascii="Consolas" w:hAnsi="Consolas" w:cs="Consolas"/>
-          <w:sz w:val="18"/>
-          <w:szCs w:val="18"/>
-        </w:rPr>
-      </w:pPr>
-      <w:r>
-        <w:rPr>
-          <w:rFonts w:ascii="Consolas" w:hAnsi="Consolas" w:cs="Consolas"/>
-          <w:sz w:val="18"/>
-          <w:szCs w:val="18"/>
-        </w:rPr>
-        <w:t xml:space="preserve">        </w:t>
-      </w:r>
-      <w:r>
-        <w:rPr>
-          <w:rFonts w:ascii="Consolas" w:hAnsi="Consolas" w:cs="Consolas"/>
-          <w:color w:val="7030A0"/>
-          <w:sz w:val="18"/>
-          <w:szCs w:val="18"/>
-        </w:rPr>
-        <w:t>self</w:t>
-      </w:r>
-      <w:r>
-        <w:rPr>
-          <w:rFonts w:ascii="Consolas" w:hAnsi="Consolas" w:cs="Consolas"/>
-          <w:sz w:val="18"/>
-          <w:szCs w:val="18"/>
-        </w:rPr>
-        <w:t>.env,</w:t>
-      </w:r>
-    </w:p>
-    <w:p>
-      <w:pPr>
-        <w:rPr>
-          <w:rFonts w:ascii="Consolas" w:hAnsi="Consolas" w:cs="Consolas"/>
-          <w:sz w:val="18"/>
-          <w:szCs w:val="18"/>
-        </w:rPr>
-      </w:pPr>
-      <w:r>
-        <w:rPr>
-          <w:rFonts w:ascii="Consolas" w:hAnsi="Consolas" w:cs="Consolas"/>
-          <w:sz w:val="18"/>
-          <w:szCs w:val="18"/>
-        </w:rPr>
-        <w:t xml:space="preserve">        learning_rate=</w:t>
-      </w:r>
-      <w:r>
-        <w:rPr>
-          <w:rFonts w:ascii="Consolas" w:hAnsi="Consolas" w:cs="Consolas"/>
-          <w:color w:val="0F9ED5" w:themeColor="accent4"/>
-          <w:sz w:val="18"/>
-          <w:szCs w:val="18"/>
-        </w:rPr>
-        <w:t>3e-4</w:t>
-      </w:r>
-      <w:r>
-        <w:rPr>
-          <w:rFonts w:ascii="Consolas" w:hAnsi="Consolas" w:cs="Consolas"/>
-          <w:sz w:val="18"/>
-          <w:szCs w:val="18"/>
-        </w:rPr>
-        <w:t>,</w:t>
-      </w:r>
-    </w:p>
-    <w:p>
-      <w:pPr>
-        <w:rPr>
-          <w:rFonts w:ascii="Consolas" w:hAnsi="Consolas" w:cs="Consolas"/>
-          <w:sz w:val="18"/>
-          <w:szCs w:val="18"/>
-        </w:rPr>
-      </w:pPr>
-      <w:r>
-        <w:rPr>
-          <w:rFonts w:ascii="Consolas" w:hAnsi="Consolas" w:cs="Consolas"/>
-          <w:sz w:val="18"/>
-          <w:szCs w:val="18"/>
-        </w:rPr>
-        <w:t xml:space="preserve">        n_steps=</w:t>
-      </w:r>
-      <w:r>
-        <w:rPr>
-          <w:rFonts w:ascii="Consolas" w:hAnsi="Consolas" w:cs="Consolas"/>
-          <w:color w:val="0F9ED5" w:themeColor="accent4"/>
-          <w:sz w:val="18"/>
-          <w:szCs w:val="18"/>
-        </w:rPr>
-        <w:t>2048</w:t>
-      </w:r>
-      <w:r>
-        <w:rPr>
-          <w:rFonts w:ascii="Consolas" w:hAnsi="Consolas" w:cs="Consolas"/>
-          <w:sz w:val="18"/>
-          <w:szCs w:val="18"/>
-        </w:rPr>
-        <w:t>,</w:t>
-      </w:r>
-    </w:p>
-    <w:p>
-      <w:pPr>
-        <w:rPr>
-          <w:rFonts w:ascii="Consolas" w:hAnsi="Consolas" w:cs="Consolas"/>
-          <w:sz w:val="18"/>
-          <w:szCs w:val="18"/>
-        </w:rPr>
-      </w:pPr>
-      <w:r>
-        <w:rPr>
-          <w:rFonts w:ascii="Consolas" w:hAnsi="Consolas" w:cs="Consolas"/>
-          <w:sz w:val="18"/>
-          <w:szCs w:val="18"/>
-        </w:rPr>
-        <w:t xml:space="preserve">        batch_size=</w:t>
-      </w:r>
-      <w:r>
-        <w:rPr>
-          <w:rFonts w:ascii="Consolas" w:hAnsi="Consolas" w:cs="Consolas"/>
-          <w:color w:val="0F9ED5" w:themeColor="accent4"/>
-          <w:sz w:val="18"/>
-          <w:szCs w:val="18"/>
-        </w:rPr>
-        <w:t>64</w:t>
-      </w:r>
-      <w:r>
-        <w:rPr>
-          <w:rFonts w:ascii="Consolas" w:hAnsi="Consolas" w:cs="Consolas"/>
-          <w:sz w:val="18"/>
-          <w:szCs w:val="18"/>
-        </w:rPr>
-        <w:t>,</w:t>
-      </w:r>
-    </w:p>
-    <w:p>
-      <w:pPr>
-        <w:rPr>
-          <w:rFonts w:ascii="Consolas" w:hAnsi="Consolas" w:cs="Consolas"/>
-          <w:sz w:val="18"/>
-          <w:szCs w:val="18"/>
-        </w:rPr>
-      </w:pPr>
-      <w:r>
-        <w:rPr>
-          <w:rFonts w:ascii="Consolas" w:hAnsi="Consolas" w:cs="Consolas"/>
-          <w:sz w:val="18"/>
-          <w:szCs w:val="18"/>
-        </w:rPr>
-        <w:t xml:space="preserve">        n_epochs=10,</w:t>
-      </w:r>
-    </w:p>
-    <w:p>
-      <w:pPr>
-        <w:rPr>
-          <w:rFonts w:ascii="Consolas" w:hAnsi="Consolas" w:cs="Consolas"/>
-          <w:sz w:val="18"/>
-          <w:szCs w:val="18"/>
-        </w:rPr>
-      </w:pPr>
-      <w:r>
-        <w:rPr>
-          <w:rFonts w:ascii="Consolas" w:hAnsi="Consolas" w:cs="Consolas"/>
-          <w:sz w:val="18"/>
-          <w:szCs w:val="18"/>
-        </w:rPr>
-        <w:t xml:space="preserve">        gamma=0.99,</w:t>
-      </w:r>
-    </w:p>
-    <w:p>
-      <w:pPr>
-        <w:rPr>
-          <w:rFonts w:ascii="Consolas" w:hAnsi="Consolas" w:cs="Consolas"/>
-          <w:sz w:val="18"/>
-          <w:szCs w:val="18"/>
-        </w:rPr>
-      </w:pPr>
-      <w:r>
-        <w:rPr>
-          <w:rFonts w:ascii="Consolas" w:hAnsi="Consolas" w:cs="Consolas"/>
-          <w:sz w:val="18"/>
-          <w:szCs w:val="18"/>
-        </w:rPr>
-        <w:t xml:space="preserve">        gae_lambda=0.95,</w:t>
-      </w:r>
-    </w:p>
-    <w:p>
-      <w:pPr>
-        <w:rPr>
-          <w:rFonts w:ascii="Consolas" w:hAnsi="Consolas" w:cs="Consolas"/>
-          <w:sz w:val="18"/>
-          <w:szCs w:val="18"/>
-        </w:rPr>
-      </w:pPr>
-      <w:r>
-        <w:rPr>
-          <w:rFonts w:ascii="Consolas" w:hAnsi="Consolas" w:cs="Consolas"/>
-          <w:sz w:val="18"/>
-          <w:szCs w:val="18"/>
-        </w:rPr>
-        <w:t xml:space="preserve">        clip_range=0.2,</w:t>
-      </w:r>
-    </w:p>
-    <w:p>
-      <w:pPr>
-        <w:rPr>
-          <w:rFonts w:ascii="Consolas" w:hAnsi="Consolas" w:cs="Consolas"/>
-          <w:sz w:val="18"/>
-          <w:szCs w:val="18"/>
-        </w:rPr>
-      </w:pPr>
-      <w:r>
-        <w:rPr>
-          <w:rFonts w:ascii="Consolas" w:hAnsi="Consolas" w:cs="Consolas"/>
-          <w:sz w:val="18"/>
-          <w:szCs w:val="18"/>
-        </w:rPr>
-        <w:t xml:space="preserve">        clip_range_vf=None,</w:t>
-      </w:r>
-    </w:p>
-    <w:p>
-      <w:pPr>
-        <w:rPr>
-          <w:rFonts w:ascii="Consolas" w:hAnsi="Consolas" w:cs="Consolas"/>
-          <w:sz w:val="18"/>
-          <w:szCs w:val="18"/>
-        </w:rPr>
-      </w:pPr>
-      <w:r>
-        <w:rPr>
-          <w:rFonts w:ascii="Consolas" w:hAnsi="Consolas" w:cs="Consolas"/>
-          <w:sz w:val="18"/>
-          <w:szCs w:val="18"/>
-        </w:rPr>
-        <w:t xml:space="preserve">        ent_coef=0.01,</w:t>
-      </w:r>
-    </w:p>
-    <w:p>
-      <w:pPr>
-        <w:rPr>
-          <w:rFonts w:ascii="Consolas" w:hAnsi="Consolas" w:cs="Consolas"/>
-          <w:sz w:val="18"/>
-          <w:szCs w:val="18"/>
-        </w:rPr>
-      </w:pPr>
-      <w:r>
-        <w:rPr>
-          <w:rFonts w:ascii="Consolas" w:hAnsi="Consolas" w:cs="Consolas"/>
-          <w:sz w:val="18"/>
-          <w:szCs w:val="18"/>
-        </w:rPr>
-        <w:t xml:space="preserve">        vf_coef=0.5,</w:t>
-      </w:r>
-    </w:p>
-    <w:p>
-      <w:pPr>
-        <w:rPr>
-          <w:rFonts w:ascii="Consolas" w:hAnsi="Consolas" w:cs="Consolas"/>
-          <w:sz w:val="18"/>
-          <w:szCs w:val="18"/>
-        </w:rPr>
-      </w:pPr>
-      <w:r>
-        <w:rPr>
-          <w:rFonts w:ascii="Consolas" w:hAnsi="Consolas" w:cs="Consolas"/>
-          <w:sz w:val="18"/>
-          <w:szCs w:val="18"/>
-        </w:rPr>
-        <w:t xml:space="preserve">        max_grad_norm=0.5,</w:t>
-      </w:r>
-    </w:p>
-    <w:p>
-      <w:pPr>
-        <w:rPr>
-          <w:rFonts w:ascii="Consolas" w:hAnsi="Consolas" w:cs="Consolas"/>
-          <w:sz w:val="18"/>
-          <w:szCs w:val="18"/>
-        </w:rPr>
-      </w:pPr>
-      <w:r>
-        <w:rPr>
-          <w:rFonts w:ascii="Consolas" w:hAnsi="Consolas" w:cs="Consolas"/>
-          <w:sz w:val="18"/>
-          <w:szCs w:val="18"/>
-        </w:rPr>
-        <w:t xml:space="preserve">        policy_kwargs=policy_kwargs,</w:t>
-      </w:r>
-    </w:p>
-    <w:p>
-      <w:pPr>
-        <w:rPr>
-          <w:rFonts w:ascii="Consolas" w:hAnsi="Consolas" w:cs="Consolas"/>
-          <w:sz w:val="18"/>
-          <w:szCs w:val="18"/>
-        </w:rPr>
-      </w:pPr>
-      <w:r>
-        <w:rPr>
-          <w:rFonts w:ascii="Consolas" w:hAnsi="Consolas" w:cs="Consolas"/>
-          <w:sz w:val="18"/>
-          <w:szCs w:val="18"/>
-        </w:rPr>
-        <w:t xml:space="preserve">        verbose=1,</w:t>
-      </w:r>
-    </w:p>
-    <w:p>
-      <w:pPr>
-        <w:rPr>
-          <w:rFonts w:ascii="Consolas" w:hAnsi="Consolas" w:cs="Consolas"/>
-          <w:sz w:val="18"/>
-          <w:szCs w:val="18"/>
-        </w:rPr>
-      </w:pPr>
-      <w:r>
-        <w:rPr>
-          <w:rFonts w:ascii="Consolas" w:hAnsi="Consolas" w:cs="Consolas"/>
-          <w:sz w:val="18"/>
-          <w:szCs w:val="18"/>
-        </w:rPr>
-        <w:t xml:space="preserve">        tensorboard_log=</w:t>
-      </w:r>
-      <w:r>
-        <w:rPr>
-          <w:rFonts w:ascii="Consolas" w:hAnsi="Consolas" w:cs="Consolas"/>
-          <w:color w:val="4EA72E" w:themeColor="accent6"/>
-          <w:sz w:val="18"/>
-          <w:szCs w:val="18"/>
-        </w:rPr>
-        <w:t>"./tensorboard_logs/</w:t>
-      </w:r>
-      <w:r>
-        <w:rPr>
-          <w:rFonts w:ascii="Consolas" w:hAnsi="Consolas" w:cs="Consolas"/>
-          <w:color w:val="4EA72E" w:themeColor="accent6"/>
-          <w:sz w:val="18"/>
-          <w:szCs w:val="18"/>
-        </w:rPr>
-        <w:t>”</w:t>
-      </w:r>
-      <w:r>
-        <w:rPr>
-          <w:rFonts w:ascii="Consolas" w:hAnsi="Consolas" w:cs="Consolas"/>
-          <w:sz w:val="18"/>
-          <w:szCs w:val="18"/>
-        </w:rPr>
-        <w:t>)</w:t>
-      </w:r>
-    </w:p>
-    <w:p>
-      <w:pPr>
-        <w:rPr>
-          <w:rFonts w:ascii="Consolas" w:hAnsi="Consolas" w:cs="Consolas"/>
-          <w:sz w:val="18"/>
-          <w:szCs w:val="18"/>
-        </w:rPr>
-      </w:pPr>
-    </w:p>
-    <w:p>
-      <w:pPr>
-        <w:rPr>
-          <w:rFonts w:ascii="Consolas" w:hAnsi="Consolas" w:cs="Consolas"/>
-          <w:sz w:val="18"/>
-          <w:szCs w:val="18"/>
-        </w:rPr>
-      </w:pPr>
-      <w:r>
-        <w:rPr>
-          <w:rFonts w:ascii="Consolas" w:hAnsi="Consolas" w:cs="Consolas"/>
-          <w:sz w:val="18"/>
-          <w:szCs w:val="18"/>
-        </w:rPr>
-        <w:t xml:space="preserve">        </w:t>
-      </w:r>
-      <w:r>
-        <w:rPr>
-          <w:rFonts w:ascii="Consolas" w:hAnsi="Consolas" w:cs="Consolas"/>
-          <w:color w:val="C00000"/>
-          <w:sz w:val="18"/>
-          <w:szCs w:val="18"/>
-        </w:rPr>
-        <w:t>return</w:t>
-      </w:r>
-      <w:r>
-        <w:rPr>
-          <w:rFonts w:ascii="Consolas" w:hAnsi="Consolas" w:cs="Consolas"/>
-          <w:sz w:val="18"/>
-          <w:szCs w:val="18"/>
-        </w:rPr>
-        <w:t xml:space="preserve"> model</w:t>
-      </w:r>
-    </w:p>
-    <w:p>
-      <w:pPr>
-        <w:rPr>
-          <w:rFonts w:ascii="Consolas" w:hAnsi="Consolas" w:cs="Consolas"/>
-          <w:sz w:val="18"/>
-          <w:szCs w:val="18"/>
-        </w:rPr>
-      </w:pPr>
-    </w:p>
-    <w:p>
-      <w:pPr>
-        <w:rPr>
-          <w:rFonts w:ascii="Consolas" w:hAnsi="Consolas" w:cs="Consolas"/>
-          <w:sz w:val="18"/>
-          <w:szCs w:val="18"/>
-        </w:rPr>
-      </w:pPr>
-      <w:r>
-        <w:rPr>
-          <w:rFonts w:ascii="Consolas" w:hAnsi="Consolas" w:cs="Consolas"/>
-          <w:sz w:val="18"/>
-          <w:szCs w:val="18"/>
-        </w:rPr>
-        <w:t>...</w:t>
-      </w:r>
-    </w:p>
-    <w:p>
-      <w:pPr>
-        <w:rPr>
-          <w:rFonts w:ascii="Consolas" w:hAnsi="Consolas" w:cs="Consolas"/>
-          <w:sz w:val="18"/>
-          <w:szCs w:val="18"/>
-        </w:rPr>
-      </w:pPr>
-      <w:r>
-        <w:rPr>
-          <w:rFonts w:ascii="Consolas" w:hAnsi="Consolas" w:cs="Consolas"/>
-          <w:color w:val="7030A0"/>
-          <w:sz w:val="18"/>
-          <w:szCs w:val="18"/>
-        </w:rPr>
-        <w:t>self</w:t>
-      </w:r>
-      <w:r>
-        <w:rPr>
-          <w:rFonts w:ascii="Consolas" w:hAnsi="Consolas" w:cs="Consolas"/>
-          <w:sz w:val="18"/>
-          <w:szCs w:val="18"/>
-        </w:rPr>
-        <w:t xml:space="preserve">.model = </w:t>
-      </w:r>
-      <w:r>
-        <w:rPr>
-          <w:rFonts w:ascii="Consolas" w:hAnsi="Consolas" w:cs="Consolas"/>
-          <w:color w:val="7030A0"/>
-          <w:sz w:val="18"/>
-          <w:szCs w:val="18"/>
-        </w:rPr>
-        <w:t>self</w:t>
-      </w:r>
-      <w:r>
-        <w:rPr>
-          <w:rFonts w:ascii="Consolas" w:hAnsi="Consolas" w:cs="Consolas"/>
-          <w:sz w:val="18"/>
-          <w:szCs w:val="18"/>
-        </w:rPr>
-        <w:t>.</w:t>
-      </w:r>
-      <w:r>
-        <w:rPr>
-          <w:rFonts w:ascii="Consolas" w:hAnsi="Consolas" w:cs="Consolas"/>
-          <w:color w:val="AB7942"/>
-          <w:sz w:val="18"/>
-          <w:szCs w:val="18"/>
-        </w:rPr>
-        <w:t>_create_model</w:t>
-      </w:r>
-      <w:r>
-        <w:rPr>
-          <w:rFonts w:ascii="Consolas" w:hAnsi="Consolas" w:cs="Consolas"/>
-          <w:sz w:val="18"/>
-          <w:szCs w:val="18"/>
-        </w:rPr>
-        <w:t>()</w:t>
+        <w:t xml:space="preserve">            best_model_save_path="./models/best_model/",</w:t>
+      </w:r>
+    </w:p>
+    <w:p>
+      <w:r>
+        <w:t xml:space="preserve">            log_path="./logs/",</w:t>
+      </w:r>
+    </w:p>
+    <w:p>
+      <w:r>
+        <w:t xml:space="preserve">            eval_freq=5000,</w:t>
+      </w:r>
+    </w:p>
+    <w:p>
+      <w:r>
+        <w:t xml:space="preserve">            deterministic=True,</w:t>
+      </w:r>
+    </w:p>
+    <w:p>
+      <w:r>
+        <w:t xml:space="preserve">            render=False,</w:t>
+      </w:r>
+    </w:p>
+    <w:p>
+      <w:r>
+        <w:t xml:space="preserve">            n_eval_episodes=10</w:t>
+      </w:r>
+    </w:p>
+    <w:p>
+      <w:r>
+        <w:t xml:space="preserve">        )</w:t>
       </w:r>
     </w:p>
     <w:p/>
     <w:p>
-      <w:pPr>
-        <w:pStyle w:val="Heading2"/>
-      </w:pPr>
-      <w:bookmarkStart w:id="6" w:name="_Toc220696859"/>
-      <w:r>
-        <w:t>Set up Model Training Callbacks</w:t>
-      </w:r>
-      <w:bookmarkEnd w:id="6"/>
-      <w:r>
-        <w:t xml:space="preserve"> </w:t>
-      </w:r>
-    </w:p>
-    <w:p>
-      <w:r>
-        <w:t>def _setup_callbacks(self):</w:t>
-      </w:r>
-    </w:p>
-    <w:p>
-      <w:r>
-        <w:t xml:space="preserve">        """Setup training callbacks for monitoring and checkpointing"""</w:t>
-      </w:r>
-    </w:p>
-    <w:p>
-      <w:r>
-        <w:t xml:space="preserve">        eval_callback = EvalCallback(</w:t>
-      </w:r>
-    </w:p>
-    <w:p>
-      <w:r>
-        <w:t xml:space="preserve">            self.eval_env,</w:t>
-      </w:r>
-    </w:p>
-    <w:p>
-      <w:r>
-        <w:t xml:space="preserve">            best_model_save_path="./models/best_model/",</w:t>
-      </w:r>
-    </w:p>
-    <w:p>
-      <w:r>
-        <w:t xml:space="preserve">            log_path="./logs/",</w:t>
-      </w:r>
-    </w:p>
-    <w:p>
-      <w:r>
-        <w:t xml:space="preserve">            eval_freq=5000,</w:t>
-      </w:r>
-    </w:p>
-    <w:p>
-      <w:r>
-        <w:t xml:space="preserve">            deterministic=True,</w:t>
-      </w:r>
-    </w:p>
-    <w:p>
-      <w:r>
-        <w:t xml:space="preserve">            render=False,</w:t>
-      </w:r>
-    </w:p>
-    <w:p>
-      <w:r>
-        <w:t xml:space="preserve">            n_eval_episodes=10</w:t>
+      <w:r>
+        <w:t xml:space="preserve">        checkpoint_callback = CheckpointCallback(</w:t>
+      </w:r>
+    </w:p>
+    <w:p>
+      <w:r>
+        <w:t xml:space="preserve">            save_freq=10000,</w:t>
+      </w:r>
+    </w:p>
+    <w:p>
+      <w:r>
+        <w:t xml:space="preserve">            save_path="./models/checkpoints/",</w:t>
+      </w:r>
+    </w:p>
+    <w:p>
+      <w:r>
+        <w:t xml:space="preserve">            name_prefix="agentic_rl_model"</w:t>
       </w:r>
     </w:p>
     <w:p>
@@ -8420,33 +9803,6 @@
     <w:p/>
     <w:p>
       <w:r>
-        <w:t xml:space="preserve">        checkpoint_callback = CheckpointCallback(</w:t>
-      </w:r>
-    </w:p>
-    <w:p>
-      <w:r>
-        <w:t xml:space="preserve">            save_freq=10000,</w:t>
-      </w:r>
-    </w:p>
-    <w:p>
-      <w:r>
-        <w:t xml:space="preserve">            save_path="./models/checkpoints/",</w:t>
-      </w:r>
-    </w:p>
-    <w:p>
-      <w:r>
-        <w:t xml:space="preserve">            name_prefix="agentic_rl_model"</w:t>
-      </w:r>
-    </w:p>
-    <w:p>
-      <w:r>
-        <w:t xml:space="preserve">        )</w:t>
-      </w:r>
-    </w:p>
-    <w:p/>
-    <w:p>
-      <w:r>
-        <w:lastRenderedPageBreak/>
         <w:t xml:space="preserve">        return [eval_callback, checkpoint_callback]</w:t>
       </w:r>
     </w:p>
@@ -8590,6 +9946,7 @@
     </w:p>
     <w:p>
       <w:r>
+        <w:lastRenderedPageBreak/>
         <w:t xml:space="preserve">        task.status = "completed"</w:t>
       </w:r>
     </w:p>
@@ -8654,7 +10011,6 @@
         <w:rPr>
           <w:rStyle w:val="Heading3Char"/>
         </w:rPr>
-        <w:lastRenderedPageBreak/>
         <w:t>Purpose of the Collaboration Matrix</w:t>
       </w:r>
       <w:bookmarkEnd w:id="10"/>
@@ -8949,6 +10305,7 @@
         <w:rPr>
           <w:color w:val="3A7C22" w:themeColor="accent6" w:themeShade="BF"/>
         </w:rPr>
+        <w:lastRenderedPageBreak/>
         <w:t># action[i, 0] = task assignment decision</w:t>
       </w:r>
     </w:p>
@@ -10539,668 +11896,668 @@
           <w:sz w:val="18"/>
           <w:szCs w:val="18"/>
         </w:rPr>
+        <w:t xml:space="preserve">            if i &lt; </w:t>
+      </w:r>
+      <w:r>
+        <w:rPr>
+          <w:rFonts w:ascii="Consolas" w:hAnsi="Consolas" w:cs="Consolas"/>
+          <w:color w:val="AB7942"/>
+          <w:sz w:val="18"/>
+          <w:szCs w:val="18"/>
+        </w:rPr>
+        <w:t>len</w:t>
+      </w:r>
+      <w:r>
+        <w:rPr>
+          <w:rFonts w:ascii="Consolas" w:hAnsi="Consolas" w:cs="Consolas"/>
+          <w:sz w:val="18"/>
+          <w:szCs w:val="18"/>
+        </w:rPr>
+        <w:t>(</w:t>
+      </w:r>
+      <w:r>
+        <w:rPr>
+          <w:rFonts w:ascii="Consolas" w:hAnsi="Consolas" w:cs="Consolas"/>
+          <w:color w:val="7030A0"/>
+          <w:sz w:val="18"/>
+          <w:szCs w:val="18"/>
+        </w:rPr>
+        <w:t>self</w:t>
+      </w:r>
+      <w:r>
+        <w:rPr>
+          <w:rFonts w:ascii="Consolas" w:hAnsi="Consolas" w:cs="Consolas"/>
+          <w:sz w:val="18"/>
+          <w:szCs w:val="18"/>
+        </w:rPr>
+        <w:t>.task_queue):</w:t>
+      </w:r>
+    </w:p>
+    <w:p>
+      <w:pPr>
+        <w:rPr>
+          <w:rFonts w:ascii="Consolas" w:hAnsi="Consolas" w:cs="Consolas"/>
+          <w:sz w:val="18"/>
+          <w:szCs w:val="18"/>
+        </w:rPr>
+      </w:pPr>
+      <w:r>
+        <w:rPr>
+          <w:rFonts w:ascii="Consolas" w:hAnsi="Consolas" w:cs="Consolas"/>
+          <w:sz w:val="18"/>
+          <w:szCs w:val="18"/>
+        </w:rPr>
+        <w:t xml:space="preserve">                task = </w:t>
+      </w:r>
+      <w:r>
+        <w:rPr>
+          <w:rFonts w:ascii="Consolas" w:hAnsi="Consolas" w:cs="Consolas"/>
+          <w:color w:val="0B769F" w:themeColor="accent4" w:themeShade="BF"/>
+          <w:sz w:val="18"/>
+          <w:szCs w:val="18"/>
+        </w:rPr>
+        <w:t>list</w:t>
+      </w:r>
+      <w:r>
+        <w:rPr>
+          <w:rFonts w:ascii="Consolas" w:hAnsi="Consolas" w:cs="Consolas"/>
+          <w:sz w:val="18"/>
+          <w:szCs w:val="18"/>
+        </w:rPr>
+        <w:t>(self.task_queue)[i]</w:t>
+      </w:r>
+    </w:p>
+    <w:p>
+      <w:pPr>
+        <w:rPr>
+          <w:rFonts w:ascii="Consolas" w:hAnsi="Consolas" w:cs="Consolas"/>
+          <w:sz w:val="18"/>
+          <w:szCs w:val="18"/>
+        </w:rPr>
+      </w:pPr>
+      <w:r>
+        <w:rPr>
+          <w:rFonts w:ascii="Consolas" w:hAnsi="Consolas" w:cs="Consolas"/>
+          <w:sz w:val="18"/>
+          <w:szCs w:val="18"/>
+        </w:rPr>
+        <w:t xml:space="preserve">                obs.extend([</w:t>
+      </w:r>
+    </w:p>
+    <w:p>
+      <w:pPr>
+        <w:rPr>
+          <w:rFonts w:ascii="Consolas" w:hAnsi="Consolas" w:cs="Consolas"/>
+          <w:sz w:val="18"/>
+          <w:szCs w:val="18"/>
+        </w:rPr>
+      </w:pPr>
+      <w:r>
+        <w:rPr>
+          <w:rFonts w:ascii="Consolas" w:hAnsi="Consolas" w:cs="Consolas"/>
+          <w:sz w:val="18"/>
+          <w:szCs w:val="18"/>
+        </w:rPr>
+        <w:t xml:space="preserve">                    task.complexity,</w:t>
+      </w:r>
+    </w:p>
+    <w:p>
+      <w:pPr>
+        <w:rPr>
+          <w:rFonts w:ascii="Consolas" w:hAnsi="Consolas" w:cs="Consolas"/>
+          <w:sz w:val="18"/>
+          <w:szCs w:val="18"/>
+        </w:rPr>
+      </w:pPr>
+      <w:r>
+        <w:rPr>
+          <w:rFonts w:ascii="Consolas" w:hAnsi="Consolas" w:cs="Consolas"/>
+          <w:sz w:val="18"/>
+          <w:szCs w:val="18"/>
+        </w:rPr>
+        <w:t xml:space="preserve">                    task.priority,</w:t>
+      </w:r>
+    </w:p>
+    <w:p>
+      <w:pPr>
+        <w:rPr>
+          <w:rFonts w:ascii="Consolas" w:hAnsi="Consolas" w:cs="Consolas"/>
+          <w:sz w:val="18"/>
+          <w:szCs w:val="18"/>
+        </w:rPr>
+      </w:pPr>
+      <w:r>
+        <w:rPr>
+          <w:rFonts w:ascii="Consolas" w:hAnsi="Consolas" w:cs="Consolas"/>
+          <w:sz w:val="18"/>
+          <w:szCs w:val="18"/>
+        </w:rPr>
+        <w:t xml:space="preserve">                    task.deadline,</w:t>
+      </w:r>
+    </w:p>
+    <w:p>
+      <w:pPr>
+        <w:rPr>
+          <w:rFonts w:ascii="Consolas" w:hAnsi="Consolas" w:cs="Consolas"/>
+          <w:sz w:val="18"/>
+          <w:szCs w:val="18"/>
+        </w:rPr>
+      </w:pPr>
+      <w:r>
+        <w:rPr>
+          <w:rFonts w:ascii="Consolas" w:hAnsi="Consolas" w:cs="Consolas"/>
+          <w:sz w:val="18"/>
+          <w:szCs w:val="18"/>
+        </w:rPr>
+        <w:t xml:space="preserve">                    1.0,  </w:t>
+      </w:r>
+      <w:r>
+        <w:rPr>
+          <w:rFonts w:ascii="Consolas" w:hAnsi="Consolas" w:cs="Consolas"/>
+          <w:color w:val="3A7C22" w:themeColor="accent6" w:themeShade="BF"/>
+          <w:sz w:val="18"/>
+          <w:szCs w:val="18"/>
+        </w:rPr>
+        <w:t># task exists</w:t>
+      </w:r>
+    </w:p>
+    <w:p>
+      <w:pPr>
+        <w:rPr>
+          <w:rFonts w:ascii="Consolas" w:hAnsi="Consolas" w:cs="Consolas"/>
+          <w:sz w:val="18"/>
+          <w:szCs w:val="18"/>
+        </w:rPr>
+      </w:pPr>
+      <w:r>
+        <w:rPr>
+          <w:rFonts w:ascii="Consolas" w:hAnsi="Consolas" w:cs="Consolas"/>
+          <w:sz w:val="18"/>
+          <w:szCs w:val="18"/>
+        </w:rPr>
+        <w:t xml:space="preserve">                    0.0   </w:t>
+      </w:r>
+      <w:r>
+        <w:rPr>
+          <w:rFonts w:ascii="Consolas" w:hAnsi="Consolas" w:cs="Consolas"/>
+          <w:color w:val="3A7C22" w:themeColor="accent6" w:themeShade="BF"/>
+          <w:sz w:val="18"/>
+          <w:szCs w:val="18"/>
+        </w:rPr>
+        <w:t># not yet assigned</w:t>
+      </w:r>
+    </w:p>
+    <w:p>
+      <w:pPr>
+        <w:rPr>
+          <w:rFonts w:ascii="Consolas" w:hAnsi="Consolas" w:cs="Consolas"/>
+          <w:sz w:val="18"/>
+          <w:szCs w:val="18"/>
+        </w:rPr>
+      </w:pPr>
+      <w:r>
+        <w:rPr>
+          <w:rFonts w:ascii="Consolas" w:hAnsi="Consolas" w:cs="Consolas"/>
+          <w:sz w:val="18"/>
+          <w:szCs w:val="18"/>
+        </w:rPr>
+        <w:t xml:space="preserve">                ])</w:t>
+      </w:r>
+    </w:p>
+    <w:p>
+      <w:pPr>
+        <w:rPr>
+          <w:rFonts w:ascii="Consolas" w:hAnsi="Consolas" w:cs="Consolas"/>
+          <w:sz w:val="18"/>
+          <w:szCs w:val="18"/>
+        </w:rPr>
+      </w:pPr>
+      <w:r>
+        <w:rPr>
+          <w:rFonts w:ascii="Consolas" w:hAnsi="Consolas" w:cs="Consolas"/>
+          <w:sz w:val="18"/>
+          <w:szCs w:val="18"/>
+        </w:rPr>
+        <w:t xml:space="preserve">            </w:t>
+      </w:r>
+      <w:r>
+        <w:rPr>
+          <w:rFonts w:ascii="Consolas" w:hAnsi="Consolas" w:cs="Consolas"/>
+          <w:color w:val="C00000"/>
+          <w:sz w:val="18"/>
+          <w:szCs w:val="18"/>
+        </w:rPr>
+        <w:t>else</w:t>
+      </w:r>
+      <w:r>
+        <w:rPr>
+          <w:rFonts w:ascii="Consolas" w:hAnsi="Consolas" w:cs="Consolas"/>
+          <w:sz w:val="18"/>
+          <w:szCs w:val="18"/>
+        </w:rPr>
+        <w:t>:</w:t>
+      </w:r>
+    </w:p>
+    <w:p>
+      <w:pPr>
+        <w:rPr>
+          <w:rFonts w:ascii="Consolas" w:hAnsi="Consolas" w:cs="Consolas"/>
+          <w:sz w:val="18"/>
+          <w:szCs w:val="18"/>
+        </w:rPr>
+      </w:pPr>
+      <w:r>
+        <w:rPr>
+          <w:rFonts w:ascii="Consolas" w:hAnsi="Consolas" w:cs="Consolas"/>
+          <w:sz w:val="18"/>
+          <w:szCs w:val="18"/>
+        </w:rPr>
+        <w:t xml:space="preserve">                obs.</w:t>
+      </w:r>
+      <w:r>
+        <w:rPr>
+          <w:rFonts w:ascii="Consolas" w:hAnsi="Consolas" w:cs="Consolas"/>
+          <w:color w:val="AB7942"/>
+          <w:sz w:val="18"/>
+          <w:szCs w:val="18"/>
+        </w:rPr>
+        <w:t>extend</w:t>
+      </w:r>
+      <w:r>
+        <w:rPr>
+          <w:rFonts w:ascii="Consolas" w:hAnsi="Consolas" w:cs="Consolas"/>
+          <w:sz w:val="18"/>
+          <w:szCs w:val="18"/>
+        </w:rPr>
+        <w:t>([</w:t>
+      </w:r>
+      <w:r>
+        <w:rPr>
+          <w:rFonts w:ascii="Consolas" w:hAnsi="Consolas" w:cs="Consolas"/>
+          <w:color w:val="0F9ED5" w:themeColor="accent4"/>
+          <w:sz w:val="18"/>
+          <w:szCs w:val="18"/>
+        </w:rPr>
+        <w:t>0</w:t>
+      </w:r>
+      <w:r>
+        <w:rPr>
+          <w:rFonts w:ascii="Consolas" w:hAnsi="Consolas" w:cs="Consolas"/>
+          <w:sz w:val="18"/>
+          <w:szCs w:val="18"/>
+        </w:rPr>
+        <w:t xml:space="preserve">, </w:t>
+      </w:r>
+      <w:r>
+        <w:rPr>
+          <w:rFonts w:ascii="Consolas" w:hAnsi="Consolas" w:cs="Consolas"/>
+          <w:color w:val="0F9ED5" w:themeColor="accent4"/>
+          <w:sz w:val="18"/>
+          <w:szCs w:val="18"/>
+        </w:rPr>
+        <w:t>0</w:t>
+      </w:r>
+      <w:r>
+        <w:rPr>
+          <w:rFonts w:ascii="Consolas" w:hAnsi="Consolas" w:cs="Consolas"/>
+          <w:sz w:val="18"/>
+          <w:szCs w:val="18"/>
+        </w:rPr>
+        <w:t xml:space="preserve">, </w:t>
+      </w:r>
+      <w:r>
+        <w:rPr>
+          <w:rFonts w:ascii="Consolas" w:hAnsi="Consolas" w:cs="Consolas"/>
+          <w:color w:val="0F9ED5" w:themeColor="accent4"/>
+          <w:sz w:val="18"/>
+          <w:szCs w:val="18"/>
+        </w:rPr>
+        <w:t>0</w:t>
+      </w:r>
+      <w:r>
+        <w:rPr>
+          <w:rFonts w:ascii="Consolas" w:hAnsi="Consolas" w:cs="Consolas"/>
+          <w:sz w:val="18"/>
+          <w:szCs w:val="18"/>
+        </w:rPr>
+        <w:t xml:space="preserve">, </w:t>
+      </w:r>
+      <w:r>
+        <w:rPr>
+          <w:rFonts w:ascii="Consolas" w:hAnsi="Consolas" w:cs="Consolas"/>
+          <w:color w:val="0F9ED5" w:themeColor="accent4"/>
+          <w:sz w:val="18"/>
+          <w:szCs w:val="18"/>
+        </w:rPr>
+        <w:t>0</w:t>
+      </w:r>
+      <w:r>
+        <w:rPr>
+          <w:rFonts w:ascii="Consolas" w:hAnsi="Consolas" w:cs="Consolas"/>
+          <w:sz w:val="18"/>
+          <w:szCs w:val="18"/>
+        </w:rPr>
+        <w:t xml:space="preserve">, </w:t>
+      </w:r>
+      <w:r>
+        <w:rPr>
+          <w:rFonts w:ascii="Consolas" w:hAnsi="Consolas" w:cs="Consolas"/>
+          <w:color w:val="0F9ED5" w:themeColor="accent4"/>
+          <w:sz w:val="18"/>
+          <w:szCs w:val="18"/>
+        </w:rPr>
+        <w:t>0</w:t>
+      </w:r>
+      <w:r>
+        <w:rPr>
+          <w:rFonts w:ascii="Consolas" w:hAnsi="Consolas" w:cs="Consolas"/>
+          <w:sz w:val="18"/>
+          <w:szCs w:val="18"/>
+        </w:rPr>
+        <w:t>])</w:t>
+      </w:r>
+    </w:p>
+    <w:p>
+      <w:pPr>
+        <w:rPr>
+          <w:rFonts w:ascii="Consolas" w:hAnsi="Consolas" w:cs="Consolas"/>
+          <w:sz w:val="18"/>
+          <w:szCs w:val="18"/>
+        </w:rPr>
+      </w:pPr>
+    </w:p>
+    <w:p>
+      <w:pPr>
+        <w:rPr>
+          <w:rFonts w:ascii="Consolas" w:hAnsi="Consolas" w:cs="Consolas"/>
+          <w:sz w:val="18"/>
+          <w:szCs w:val="18"/>
+        </w:rPr>
+      </w:pPr>
+      <w:r>
+        <w:rPr>
+          <w:rFonts w:ascii="Consolas" w:hAnsi="Consolas" w:cs="Consolas"/>
+          <w:sz w:val="18"/>
+          <w:szCs w:val="18"/>
+        </w:rPr>
+        <w:t xml:space="preserve">        </w:t>
+      </w:r>
+      <w:r>
+        <w:rPr>
+          <w:rFonts w:ascii="Consolas" w:hAnsi="Consolas" w:cs="Consolas"/>
+          <w:color w:val="3A7C22" w:themeColor="accent6" w:themeShade="BF"/>
+          <w:sz w:val="18"/>
+          <w:szCs w:val="18"/>
+        </w:rPr>
+        <w:t># Collaboration matrix (flattened)</w:t>
+      </w:r>
+    </w:p>
+    <w:p>
+      <w:pPr>
+        <w:rPr>
+          <w:rFonts w:ascii="Consolas" w:hAnsi="Consolas" w:cs="Consolas"/>
+          <w:sz w:val="18"/>
+          <w:szCs w:val="18"/>
+        </w:rPr>
+      </w:pPr>
+      <w:r>
+        <w:rPr>
+          <w:rFonts w:ascii="Consolas" w:hAnsi="Consolas" w:cs="Consolas"/>
+          <w:sz w:val="18"/>
+          <w:szCs w:val="18"/>
+        </w:rPr>
+        <w:t xml:space="preserve">        obs.</w:t>
+      </w:r>
+      <w:r>
+        <w:rPr>
+          <w:rFonts w:ascii="Consolas" w:hAnsi="Consolas" w:cs="Consolas"/>
+          <w:color w:val="AB7942"/>
+          <w:sz w:val="18"/>
+          <w:szCs w:val="18"/>
+        </w:rPr>
+        <w:t>extend</w:t>
+      </w:r>
+      <w:r>
+        <w:rPr>
+          <w:rFonts w:ascii="Consolas" w:hAnsi="Consolas" w:cs="Consolas"/>
+          <w:sz w:val="18"/>
+          <w:szCs w:val="18"/>
+        </w:rPr>
+        <w:t>(</w:t>
+      </w:r>
+      <w:r>
+        <w:rPr>
+          <w:rFonts w:ascii="Consolas" w:hAnsi="Consolas" w:cs="Consolas"/>
+          <w:color w:val="7030A0"/>
+          <w:sz w:val="18"/>
+          <w:szCs w:val="18"/>
+        </w:rPr>
+        <w:t>self</w:t>
+      </w:r>
+      <w:r>
+        <w:rPr>
+          <w:rFonts w:ascii="Consolas" w:hAnsi="Consolas" w:cs="Consolas"/>
+          <w:sz w:val="18"/>
+          <w:szCs w:val="18"/>
+        </w:rPr>
+        <w:t>.collaboration_matrix.</w:t>
+      </w:r>
+      <w:r>
+        <w:rPr>
+          <w:rFonts w:ascii="Consolas" w:hAnsi="Consolas" w:cs="Consolas"/>
+          <w:color w:val="AB7942"/>
+          <w:sz w:val="18"/>
+          <w:szCs w:val="18"/>
+        </w:rPr>
+        <w:t>flatten</w:t>
+      </w:r>
+      <w:r>
+        <w:rPr>
+          <w:rFonts w:ascii="Consolas" w:hAnsi="Consolas" w:cs="Consolas"/>
+          <w:sz w:val="18"/>
+          <w:szCs w:val="18"/>
+        </w:rPr>
+        <w:t>())</w:t>
+      </w:r>
+    </w:p>
+    <w:p>
+      <w:pPr>
+        <w:rPr>
+          <w:rFonts w:ascii="Consolas" w:hAnsi="Consolas" w:cs="Consolas"/>
+          <w:sz w:val="18"/>
+          <w:szCs w:val="18"/>
+        </w:rPr>
+      </w:pPr>
+    </w:p>
+    <w:p>
+      <w:pPr>
+        <w:rPr>
+          <w:rFonts w:ascii="Consolas" w:hAnsi="Consolas" w:cs="Consolas"/>
+          <w:sz w:val="18"/>
+          <w:szCs w:val="18"/>
+        </w:rPr>
+      </w:pPr>
+      <w:r>
+        <w:rPr>
+          <w:rFonts w:ascii="Consolas" w:hAnsi="Consolas" w:cs="Consolas"/>
+          <w:sz w:val="18"/>
+          <w:szCs w:val="18"/>
+        </w:rPr>
+        <w:t xml:space="preserve">        </w:t>
+      </w:r>
+      <w:r>
+        <w:rPr>
+          <w:rFonts w:ascii="Consolas" w:hAnsi="Consolas" w:cs="Consolas"/>
+          <w:color w:val="C00000"/>
+          <w:sz w:val="18"/>
+          <w:szCs w:val="18"/>
+        </w:rPr>
+        <w:t>return</w:t>
+      </w:r>
+      <w:r>
+        <w:rPr>
+          <w:rFonts w:ascii="Consolas" w:hAnsi="Consolas" w:cs="Consolas"/>
+          <w:sz w:val="18"/>
+          <w:szCs w:val="18"/>
+        </w:rPr>
+        <w:t xml:space="preserve"> np.array(obs, dtype=np.</w:t>
+      </w:r>
+      <w:r>
+        <w:rPr>
+          <w:rFonts w:ascii="Consolas" w:hAnsi="Consolas" w:cs="Consolas"/>
+          <w:color w:val="0B769F" w:themeColor="accent4" w:themeShade="BF"/>
+          <w:sz w:val="18"/>
+          <w:szCs w:val="18"/>
+        </w:rPr>
+        <w:t>float32</w:t>
+      </w:r>
+      <w:r>
+        <w:rPr>
+          <w:rFonts w:ascii="Consolas" w:hAnsi="Consolas" w:cs="Consolas"/>
+          <w:sz w:val="18"/>
+          <w:szCs w:val="18"/>
+        </w:rPr>
+        <w:t>)</w:t>
+      </w:r>
+    </w:p>
+    <w:p/>
+    <w:p>
+      <w:pPr>
+        <w:pStyle w:val="Heading2"/>
+      </w:pPr>
+      <w:bookmarkStart w:id="13" w:name="_Toc220696866"/>
+      <w:r>
+        <w:t xml:space="preserve">Step </w:t>
+      </w:r>
+      <w:r>
+        <w:t>Execution</w:t>
+      </w:r>
+      <w:bookmarkEnd w:id="13"/>
+    </w:p>
+    <w:p>
+      <w:pPr>
+        <w:pStyle w:val="Heading2"/>
+      </w:pPr>
+    </w:p>
+    <w:p>
+      <w:r>
+        <w:t>def step(self, action: np.ndarray) -&gt; Tuple[np.ndarray, float, bool, bool, Dict]:</w:t>
+      </w:r>
+    </w:p>
+    <w:p>
+      <w:r>
+        <w:t xml:space="preserve">        """Execute action and return new state"""</w:t>
+      </w:r>
+    </w:p>
+    <w:p>
+      <w:r>
+        <w:t xml:space="preserve">        self.current_step += 1</w:t>
+      </w:r>
+    </w:p>
+    <w:p/>
+    <w:p>
+      <w:r>
+        <w:t xml:space="preserve">        # Parse actions</w:t>
+      </w:r>
+    </w:p>
+    <w:p>
+      <w:r>
+        <w:t xml:space="preserve">        action = action.reshape(self.n_agents, 3)</w:t>
+      </w:r>
+    </w:p>
+    <w:p/>
+    <w:p>
+      <w:r>
+        <w:t xml:space="preserve">        # Process task assignments</w:t>
+      </w:r>
+    </w:p>
+    <w:p>
+      <w:r>
+        <w:t xml:space="preserve">        reward = 0</w:t>
+      </w:r>
+    </w:p>
+    <w:p>
+      <w:r>
+        <w:t xml:space="preserve">        for i, agent in enumerate(self.agents):</w:t>
+      </w:r>
+    </w:p>
+    <w:p>
+      <w:r>
+        <w:t xml:space="preserve">            if len(self.task_queue) &gt; 0 and action[i, 0] &gt; 0.5:</w:t>
+      </w:r>
+    </w:p>
+    <w:p>
+      <w:r>
+        <w:t xml:space="preserve">                task = self.task_queue.popleft()</w:t>
+      </w:r>
+    </w:p>
+    <w:p>
+      <w:r>
+        <w:t xml:space="preserve">                self._assign_task(agent, task)</w:t>
+      </w:r>
+    </w:p>
+    <w:p/>
+    <w:p>
+      <w:r>
+        <w:t xml:space="preserve">                # Calculate immediate reward for assignment</w:t>
+      </w:r>
+    </w:p>
+    <w:p>
+      <w:r>
+        <w:t xml:space="preserve">                match_score = agent.expertise.get(task.type, 0.5)</w:t>
+      </w:r>
+    </w:p>
+    <w:p>
+      <w:r>
         <w:lastRenderedPageBreak/>
-        <w:t xml:space="preserve">            if i &lt; </w:t>
-      </w:r>
-      <w:r>
-        <w:rPr>
-          <w:rFonts w:ascii="Consolas" w:hAnsi="Consolas" w:cs="Consolas"/>
-          <w:color w:val="AB7942"/>
-          <w:sz w:val="18"/>
-          <w:szCs w:val="18"/>
-        </w:rPr>
-        <w:t>len</w:t>
-      </w:r>
-      <w:r>
-        <w:rPr>
-          <w:rFonts w:ascii="Consolas" w:hAnsi="Consolas" w:cs="Consolas"/>
-          <w:sz w:val="18"/>
-          <w:szCs w:val="18"/>
-        </w:rPr>
-        <w:t>(</w:t>
-      </w:r>
-      <w:r>
-        <w:rPr>
-          <w:rFonts w:ascii="Consolas" w:hAnsi="Consolas" w:cs="Consolas"/>
-          <w:color w:val="7030A0"/>
-          <w:sz w:val="18"/>
-          <w:szCs w:val="18"/>
-        </w:rPr>
-        <w:t>self</w:t>
-      </w:r>
-      <w:r>
-        <w:rPr>
-          <w:rFonts w:ascii="Consolas" w:hAnsi="Consolas" w:cs="Consolas"/>
-          <w:sz w:val="18"/>
-          <w:szCs w:val="18"/>
-        </w:rPr>
-        <w:t>.task_queue):</w:t>
-      </w:r>
-    </w:p>
-    <w:p>
-      <w:pPr>
-        <w:rPr>
-          <w:rFonts w:ascii="Consolas" w:hAnsi="Consolas" w:cs="Consolas"/>
-          <w:sz w:val="18"/>
-          <w:szCs w:val="18"/>
-        </w:rPr>
-      </w:pPr>
-      <w:r>
-        <w:rPr>
-          <w:rFonts w:ascii="Consolas" w:hAnsi="Consolas" w:cs="Consolas"/>
-          <w:sz w:val="18"/>
-          <w:szCs w:val="18"/>
-        </w:rPr>
-        <w:t xml:space="preserve">                task = </w:t>
-      </w:r>
-      <w:r>
-        <w:rPr>
-          <w:rFonts w:ascii="Consolas" w:hAnsi="Consolas" w:cs="Consolas"/>
-          <w:color w:val="0B769F" w:themeColor="accent4" w:themeShade="BF"/>
-          <w:sz w:val="18"/>
-          <w:szCs w:val="18"/>
-        </w:rPr>
-        <w:t>list</w:t>
-      </w:r>
-      <w:r>
-        <w:rPr>
-          <w:rFonts w:ascii="Consolas" w:hAnsi="Consolas" w:cs="Consolas"/>
-          <w:sz w:val="18"/>
-          <w:szCs w:val="18"/>
-        </w:rPr>
-        <w:t>(self.task_queue)[i]</w:t>
-      </w:r>
-    </w:p>
-    <w:p>
-      <w:pPr>
-        <w:rPr>
-          <w:rFonts w:ascii="Consolas" w:hAnsi="Consolas" w:cs="Consolas"/>
-          <w:sz w:val="18"/>
-          <w:szCs w:val="18"/>
-        </w:rPr>
-      </w:pPr>
-      <w:r>
-        <w:rPr>
-          <w:rFonts w:ascii="Consolas" w:hAnsi="Consolas" w:cs="Consolas"/>
-          <w:sz w:val="18"/>
-          <w:szCs w:val="18"/>
-        </w:rPr>
-        <w:t xml:space="preserve">                obs.extend([</w:t>
-      </w:r>
-    </w:p>
-    <w:p>
-      <w:pPr>
-        <w:rPr>
-          <w:rFonts w:ascii="Consolas" w:hAnsi="Consolas" w:cs="Consolas"/>
-          <w:sz w:val="18"/>
-          <w:szCs w:val="18"/>
-        </w:rPr>
-      </w:pPr>
-      <w:r>
-        <w:rPr>
-          <w:rFonts w:ascii="Consolas" w:hAnsi="Consolas" w:cs="Consolas"/>
-          <w:sz w:val="18"/>
-          <w:szCs w:val="18"/>
-        </w:rPr>
-        <w:t xml:space="preserve">                    task.complexity,</w:t>
-      </w:r>
-    </w:p>
-    <w:p>
-      <w:pPr>
-        <w:rPr>
-          <w:rFonts w:ascii="Consolas" w:hAnsi="Consolas" w:cs="Consolas"/>
-          <w:sz w:val="18"/>
-          <w:szCs w:val="18"/>
-        </w:rPr>
-      </w:pPr>
-      <w:r>
-        <w:rPr>
-          <w:rFonts w:ascii="Consolas" w:hAnsi="Consolas" w:cs="Consolas"/>
-          <w:sz w:val="18"/>
-          <w:szCs w:val="18"/>
-        </w:rPr>
-        <w:t xml:space="preserve">                    task.priority,</w:t>
-      </w:r>
-    </w:p>
-    <w:p>
-      <w:pPr>
-        <w:rPr>
-          <w:rFonts w:ascii="Consolas" w:hAnsi="Consolas" w:cs="Consolas"/>
-          <w:sz w:val="18"/>
-          <w:szCs w:val="18"/>
-        </w:rPr>
-      </w:pPr>
-      <w:r>
-        <w:rPr>
-          <w:rFonts w:ascii="Consolas" w:hAnsi="Consolas" w:cs="Consolas"/>
-          <w:sz w:val="18"/>
-          <w:szCs w:val="18"/>
-        </w:rPr>
-        <w:t xml:space="preserve">                    task.deadline,</w:t>
-      </w:r>
-    </w:p>
-    <w:p>
-      <w:pPr>
-        <w:rPr>
-          <w:rFonts w:ascii="Consolas" w:hAnsi="Consolas" w:cs="Consolas"/>
-          <w:sz w:val="18"/>
-          <w:szCs w:val="18"/>
-        </w:rPr>
-      </w:pPr>
-      <w:r>
-        <w:rPr>
-          <w:rFonts w:ascii="Consolas" w:hAnsi="Consolas" w:cs="Consolas"/>
-          <w:sz w:val="18"/>
-          <w:szCs w:val="18"/>
-        </w:rPr>
-        <w:t xml:space="preserve">                    1.0,  </w:t>
-      </w:r>
-      <w:r>
-        <w:rPr>
-          <w:rFonts w:ascii="Consolas" w:hAnsi="Consolas" w:cs="Consolas"/>
-          <w:color w:val="3A7C22" w:themeColor="accent6" w:themeShade="BF"/>
-          <w:sz w:val="18"/>
-          <w:szCs w:val="18"/>
-        </w:rPr>
-        <w:t># task exists</w:t>
-      </w:r>
-    </w:p>
-    <w:p>
-      <w:pPr>
-        <w:rPr>
-          <w:rFonts w:ascii="Consolas" w:hAnsi="Consolas" w:cs="Consolas"/>
-          <w:sz w:val="18"/>
-          <w:szCs w:val="18"/>
-        </w:rPr>
-      </w:pPr>
-      <w:r>
-        <w:rPr>
-          <w:rFonts w:ascii="Consolas" w:hAnsi="Consolas" w:cs="Consolas"/>
-          <w:sz w:val="18"/>
-          <w:szCs w:val="18"/>
-        </w:rPr>
-        <w:t xml:space="preserve">                    0.0   </w:t>
-      </w:r>
-      <w:r>
-        <w:rPr>
-          <w:rFonts w:ascii="Consolas" w:hAnsi="Consolas" w:cs="Consolas"/>
-          <w:color w:val="3A7C22" w:themeColor="accent6" w:themeShade="BF"/>
-          <w:sz w:val="18"/>
-          <w:szCs w:val="18"/>
-        </w:rPr>
-        <w:t># not yet assigned</w:t>
-      </w:r>
-    </w:p>
-    <w:p>
-      <w:pPr>
-        <w:rPr>
-          <w:rFonts w:ascii="Consolas" w:hAnsi="Consolas" w:cs="Consolas"/>
-          <w:sz w:val="18"/>
-          <w:szCs w:val="18"/>
-        </w:rPr>
-      </w:pPr>
-      <w:r>
-        <w:rPr>
-          <w:rFonts w:ascii="Consolas" w:hAnsi="Consolas" w:cs="Consolas"/>
-          <w:sz w:val="18"/>
-          <w:szCs w:val="18"/>
-        </w:rPr>
-        <w:t xml:space="preserve">                ])</w:t>
-      </w:r>
-    </w:p>
-    <w:p>
-      <w:pPr>
-        <w:rPr>
-          <w:rFonts w:ascii="Consolas" w:hAnsi="Consolas" w:cs="Consolas"/>
-          <w:sz w:val="18"/>
-          <w:szCs w:val="18"/>
-        </w:rPr>
-      </w:pPr>
-      <w:r>
-        <w:rPr>
-          <w:rFonts w:ascii="Consolas" w:hAnsi="Consolas" w:cs="Consolas"/>
-          <w:sz w:val="18"/>
-          <w:szCs w:val="18"/>
-        </w:rPr>
-        <w:t xml:space="preserve">            </w:t>
-      </w:r>
-      <w:r>
-        <w:rPr>
-          <w:rFonts w:ascii="Consolas" w:hAnsi="Consolas" w:cs="Consolas"/>
-          <w:color w:val="C00000"/>
-          <w:sz w:val="18"/>
-          <w:szCs w:val="18"/>
-        </w:rPr>
-        <w:t>else</w:t>
-      </w:r>
-      <w:r>
-        <w:rPr>
-          <w:rFonts w:ascii="Consolas" w:hAnsi="Consolas" w:cs="Consolas"/>
-          <w:sz w:val="18"/>
-          <w:szCs w:val="18"/>
-        </w:rPr>
-        <w:t>:</w:t>
-      </w:r>
-    </w:p>
-    <w:p>
-      <w:pPr>
-        <w:rPr>
-          <w:rFonts w:ascii="Consolas" w:hAnsi="Consolas" w:cs="Consolas"/>
-          <w:sz w:val="18"/>
-          <w:szCs w:val="18"/>
-        </w:rPr>
-      </w:pPr>
-      <w:r>
-        <w:rPr>
-          <w:rFonts w:ascii="Consolas" w:hAnsi="Consolas" w:cs="Consolas"/>
-          <w:sz w:val="18"/>
-          <w:szCs w:val="18"/>
-        </w:rPr>
-        <w:t xml:space="preserve">                obs.</w:t>
-      </w:r>
-      <w:r>
-        <w:rPr>
-          <w:rFonts w:ascii="Consolas" w:hAnsi="Consolas" w:cs="Consolas"/>
-          <w:color w:val="AB7942"/>
-          <w:sz w:val="18"/>
-          <w:szCs w:val="18"/>
-        </w:rPr>
-        <w:t>extend</w:t>
-      </w:r>
-      <w:r>
-        <w:rPr>
-          <w:rFonts w:ascii="Consolas" w:hAnsi="Consolas" w:cs="Consolas"/>
-          <w:sz w:val="18"/>
-          <w:szCs w:val="18"/>
-        </w:rPr>
-        <w:t>([</w:t>
-      </w:r>
-      <w:r>
-        <w:rPr>
-          <w:rFonts w:ascii="Consolas" w:hAnsi="Consolas" w:cs="Consolas"/>
-          <w:color w:val="0F9ED5" w:themeColor="accent4"/>
-          <w:sz w:val="18"/>
-          <w:szCs w:val="18"/>
-        </w:rPr>
-        <w:t>0</w:t>
-      </w:r>
-      <w:r>
-        <w:rPr>
-          <w:rFonts w:ascii="Consolas" w:hAnsi="Consolas" w:cs="Consolas"/>
-          <w:sz w:val="18"/>
-          <w:szCs w:val="18"/>
-        </w:rPr>
-        <w:t xml:space="preserve">, </w:t>
-      </w:r>
-      <w:r>
-        <w:rPr>
-          <w:rFonts w:ascii="Consolas" w:hAnsi="Consolas" w:cs="Consolas"/>
-          <w:color w:val="0F9ED5" w:themeColor="accent4"/>
-          <w:sz w:val="18"/>
-          <w:szCs w:val="18"/>
-        </w:rPr>
-        <w:t>0</w:t>
-      </w:r>
-      <w:r>
-        <w:rPr>
-          <w:rFonts w:ascii="Consolas" w:hAnsi="Consolas" w:cs="Consolas"/>
-          <w:sz w:val="18"/>
-          <w:szCs w:val="18"/>
-        </w:rPr>
-        <w:t xml:space="preserve">, </w:t>
-      </w:r>
-      <w:r>
-        <w:rPr>
-          <w:rFonts w:ascii="Consolas" w:hAnsi="Consolas" w:cs="Consolas"/>
-          <w:color w:val="0F9ED5" w:themeColor="accent4"/>
-          <w:sz w:val="18"/>
-          <w:szCs w:val="18"/>
-        </w:rPr>
-        <w:t>0</w:t>
-      </w:r>
-      <w:r>
-        <w:rPr>
-          <w:rFonts w:ascii="Consolas" w:hAnsi="Consolas" w:cs="Consolas"/>
-          <w:sz w:val="18"/>
-          <w:szCs w:val="18"/>
-        </w:rPr>
-        <w:t xml:space="preserve">, </w:t>
-      </w:r>
-      <w:r>
-        <w:rPr>
-          <w:rFonts w:ascii="Consolas" w:hAnsi="Consolas" w:cs="Consolas"/>
-          <w:color w:val="0F9ED5" w:themeColor="accent4"/>
-          <w:sz w:val="18"/>
-          <w:szCs w:val="18"/>
-        </w:rPr>
-        <w:t>0</w:t>
-      </w:r>
-      <w:r>
-        <w:rPr>
-          <w:rFonts w:ascii="Consolas" w:hAnsi="Consolas" w:cs="Consolas"/>
-          <w:sz w:val="18"/>
-          <w:szCs w:val="18"/>
-        </w:rPr>
-        <w:t xml:space="preserve">, </w:t>
-      </w:r>
-      <w:r>
-        <w:rPr>
-          <w:rFonts w:ascii="Consolas" w:hAnsi="Consolas" w:cs="Consolas"/>
-          <w:color w:val="0F9ED5" w:themeColor="accent4"/>
-          <w:sz w:val="18"/>
-          <w:szCs w:val="18"/>
-        </w:rPr>
-        <w:t>0</w:t>
-      </w:r>
-      <w:r>
-        <w:rPr>
-          <w:rFonts w:ascii="Consolas" w:hAnsi="Consolas" w:cs="Consolas"/>
-          <w:sz w:val="18"/>
-          <w:szCs w:val="18"/>
-        </w:rPr>
-        <w:t>])</w:t>
-      </w:r>
-    </w:p>
-    <w:p>
-      <w:pPr>
-        <w:rPr>
-          <w:rFonts w:ascii="Consolas" w:hAnsi="Consolas" w:cs="Consolas"/>
-          <w:sz w:val="18"/>
-          <w:szCs w:val="18"/>
-        </w:rPr>
-      </w:pPr>
-    </w:p>
-    <w:p>
-      <w:pPr>
-        <w:rPr>
-          <w:rFonts w:ascii="Consolas" w:hAnsi="Consolas" w:cs="Consolas"/>
-          <w:sz w:val="18"/>
-          <w:szCs w:val="18"/>
-        </w:rPr>
-      </w:pPr>
-      <w:r>
-        <w:rPr>
-          <w:rFonts w:ascii="Consolas" w:hAnsi="Consolas" w:cs="Consolas"/>
-          <w:sz w:val="18"/>
-          <w:szCs w:val="18"/>
-        </w:rPr>
-        <w:t xml:space="preserve">        </w:t>
-      </w:r>
-      <w:r>
-        <w:rPr>
-          <w:rFonts w:ascii="Consolas" w:hAnsi="Consolas" w:cs="Consolas"/>
-          <w:color w:val="3A7C22" w:themeColor="accent6" w:themeShade="BF"/>
-          <w:sz w:val="18"/>
-          <w:szCs w:val="18"/>
-        </w:rPr>
-        <w:t># Collaboration matrix (flattened)</w:t>
-      </w:r>
-    </w:p>
-    <w:p>
-      <w:pPr>
-        <w:rPr>
-          <w:rFonts w:ascii="Consolas" w:hAnsi="Consolas" w:cs="Consolas"/>
-          <w:sz w:val="18"/>
-          <w:szCs w:val="18"/>
-        </w:rPr>
-      </w:pPr>
-      <w:r>
-        <w:rPr>
-          <w:rFonts w:ascii="Consolas" w:hAnsi="Consolas" w:cs="Consolas"/>
-          <w:sz w:val="18"/>
-          <w:szCs w:val="18"/>
-        </w:rPr>
-        <w:t xml:space="preserve">        obs.</w:t>
-      </w:r>
-      <w:r>
-        <w:rPr>
-          <w:rFonts w:ascii="Consolas" w:hAnsi="Consolas" w:cs="Consolas"/>
-          <w:color w:val="AB7942"/>
-          <w:sz w:val="18"/>
-          <w:szCs w:val="18"/>
-        </w:rPr>
-        <w:t>extend</w:t>
-      </w:r>
-      <w:r>
-        <w:rPr>
-          <w:rFonts w:ascii="Consolas" w:hAnsi="Consolas" w:cs="Consolas"/>
-          <w:sz w:val="18"/>
-          <w:szCs w:val="18"/>
-        </w:rPr>
-        <w:t>(</w:t>
-      </w:r>
-      <w:r>
-        <w:rPr>
-          <w:rFonts w:ascii="Consolas" w:hAnsi="Consolas" w:cs="Consolas"/>
-          <w:color w:val="7030A0"/>
-          <w:sz w:val="18"/>
-          <w:szCs w:val="18"/>
-        </w:rPr>
-        <w:t>self</w:t>
-      </w:r>
-      <w:r>
-        <w:rPr>
-          <w:rFonts w:ascii="Consolas" w:hAnsi="Consolas" w:cs="Consolas"/>
-          <w:sz w:val="18"/>
-          <w:szCs w:val="18"/>
-        </w:rPr>
-        <w:t>.collaboration_matrix.</w:t>
-      </w:r>
-      <w:r>
-        <w:rPr>
-          <w:rFonts w:ascii="Consolas" w:hAnsi="Consolas" w:cs="Consolas"/>
-          <w:color w:val="AB7942"/>
-          <w:sz w:val="18"/>
-          <w:szCs w:val="18"/>
-        </w:rPr>
-        <w:t>flatten</w:t>
-      </w:r>
-      <w:r>
-        <w:rPr>
-          <w:rFonts w:ascii="Consolas" w:hAnsi="Consolas" w:cs="Consolas"/>
-          <w:sz w:val="18"/>
-          <w:szCs w:val="18"/>
-        </w:rPr>
-        <w:t>())</w:t>
-      </w:r>
-    </w:p>
-    <w:p>
-      <w:pPr>
-        <w:rPr>
-          <w:rFonts w:ascii="Consolas" w:hAnsi="Consolas" w:cs="Consolas"/>
-          <w:sz w:val="18"/>
-          <w:szCs w:val="18"/>
-        </w:rPr>
-      </w:pPr>
-    </w:p>
-    <w:p>
-      <w:pPr>
-        <w:rPr>
-          <w:rFonts w:ascii="Consolas" w:hAnsi="Consolas" w:cs="Consolas"/>
-          <w:sz w:val="18"/>
-          <w:szCs w:val="18"/>
-        </w:rPr>
-      </w:pPr>
-      <w:r>
-        <w:rPr>
-          <w:rFonts w:ascii="Consolas" w:hAnsi="Consolas" w:cs="Consolas"/>
-          <w:sz w:val="18"/>
-          <w:szCs w:val="18"/>
-        </w:rPr>
-        <w:t xml:space="preserve">        </w:t>
-      </w:r>
-      <w:r>
-        <w:rPr>
-          <w:rFonts w:ascii="Consolas" w:hAnsi="Consolas" w:cs="Consolas"/>
-          <w:color w:val="C00000"/>
-          <w:sz w:val="18"/>
-          <w:szCs w:val="18"/>
-        </w:rPr>
-        <w:t>return</w:t>
-      </w:r>
-      <w:r>
-        <w:rPr>
-          <w:rFonts w:ascii="Consolas" w:hAnsi="Consolas" w:cs="Consolas"/>
-          <w:sz w:val="18"/>
-          <w:szCs w:val="18"/>
-        </w:rPr>
-        <w:t xml:space="preserve"> np.array(obs, dtype=np.</w:t>
-      </w:r>
-      <w:r>
-        <w:rPr>
-          <w:rFonts w:ascii="Consolas" w:hAnsi="Consolas" w:cs="Consolas"/>
-          <w:color w:val="0B769F" w:themeColor="accent4" w:themeShade="BF"/>
-          <w:sz w:val="18"/>
-          <w:szCs w:val="18"/>
-        </w:rPr>
-        <w:t>float32</w:t>
-      </w:r>
-      <w:r>
-        <w:rPr>
-          <w:rFonts w:ascii="Consolas" w:hAnsi="Consolas" w:cs="Consolas"/>
-          <w:sz w:val="18"/>
-          <w:szCs w:val="18"/>
-        </w:rPr>
-        <w:t>)</w:t>
+        <w:t xml:space="preserve">                reward += match_score * task.priority</w:t>
       </w:r>
     </w:p>
     <w:p/>
     <w:p>
-      <w:pPr>
-        <w:pStyle w:val="Heading2"/>
-      </w:pPr>
-      <w:bookmarkStart w:id="13" w:name="_Toc220696866"/>
-      <w:r>
-        <w:t xml:space="preserve">Step </w:t>
-      </w:r>
-      <w:r>
-        <w:t>Execution</w:t>
-      </w:r>
-      <w:bookmarkEnd w:id="13"/>
-    </w:p>
-    <w:p>
-      <w:pPr>
-        <w:pStyle w:val="Heading2"/>
-      </w:pPr>
-    </w:p>
-    <w:p>
-      <w:r>
-        <w:t>def step(self, action: np.ndarray) -&gt; Tuple[np.ndarray, float, bool, bool, Dict]:</w:t>
-      </w:r>
-    </w:p>
-    <w:p>
-      <w:r>
-        <w:t xml:space="preserve">        """Execute action and return new state"""</w:t>
-      </w:r>
-    </w:p>
-    <w:p>
-      <w:r>
-        <w:t xml:space="preserve">        self.current_step += 1</w:t>
+      <w:r>
+        <w:t xml:space="preserve">        # Process active tasks</w:t>
+      </w:r>
+    </w:p>
+    <w:p>
+      <w:r>
+        <w:t xml:space="preserve">        completed_this_step = []</w:t>
+      </w:r>
+    </w:p>
+    <w:p>
+      <w:r>
+        <w:t xml:space="preserve">        for task_id, (task, agent) in list(self.active_tasks.items()):</w:t>
+      </w:r>
+    </w:p>
+    <w:p>
+      <w:r>
+        <w:t xml:space="preserve">            progress = agent.expertise.get(task.type, 0.5) * agent.capacity</w:t>
       </w:r>
     </w:p>
     <w:p/>
     <w:p>
       <w:r>
-        <w:t xml:space="preserve">        # Parse actions</w:t>
-      </w:r>
-    </w:p>
-    <w:p>
-      <w:r>
-        <w:t xml:space="preserve">        action = action.reshape(self.n_agents, 3)</w:t>
+        <w:t xml:space="preserve">            # Check if task completed</w:t>
+      </w:r>
+    </w:p>
+    <w:p>
+      <w:r>
+        <w:t xml:space="preserve">            if np.random.random() &lt; progress:</w:t>
+      </w:r>
+    </w:p>
+    <w:p>
+      <w:r>
+        <w:t xml:space="preserve">                self._complete_task(task, agent)</w:t>
+      </w:r>
+    </w:p>
+    <w:p>
+      <w:r>
+        <w:t xml:space="preserve">                completed_this_step.append(task)</w:t>
       </w:r>
     </w:p>
     <w:p/>
     <w:p>
       <w:r>
-        <w:t xml:space="preserve">        # Process task assignments</w:t>
-      </w:r>
-    </w:p>
-    <w:p>
-      <w:r>
-        <w:t xml:space="preserve">        reward = 0</w:t>
-      </w:r>
-    </w:p>
-    <w:p>
-      <w:r>
-        <w:t xml:space="preserve">        for i, agent in enumerate(self.agents):</w:t>
-      </w:r>
-    </w:p>
-    <w:p>
-      <w:r>
-        <w:t xml:space="preserve">            if len(self.task_queue) &gt; 0 and action[i, 0] &gt; 0.5:</w:t>
-      </w:r>
-    </w:p>
-    <w:p>
-      <w:r>
-        <w:t xml:space="preserve">                task = self.task_queue.popleft()</w:t>
-      </w:r>
-    </w:p>
-    <w:p>
-      <w:r>
-        <w:t xml:space="preserve">                self._assign_task(agent, task)</w:t>
-      </w:r>
-    </w:p>
-    <w:p/>
-    <w:p>
-      <w:r>
-        <w:t xml:space="preserve">                # Calculate immediate reward for assignment</w:t>
-      </w:r>
-    </w:p>
-    <w:p>
-      <w:r>
-        <w:t xml:space="preserve">                match_score = agent.expertise.get(task.type, 0.5)</w:t>
-      </w:r>
-    </w:p>
-    <w:p>
-      <w:r>
-        <w:t xml:space="preserve">                reward += match_score * task.priority</w:t>
-      </w:r>
-    </w:p>
-    <w:p/>
-    <w:p>
-      <w:r>
-        <w:t xml:space="preserve">        # Process active tasks</w:t>
-      </w:r>
-    </w:p>
-    <w:p>
-      <w:r>
-        <w:t xml:space="preserve">        completed_this_step = []</w:t>
-      </w:r>
-    </w:p>
-    <w:p>
-      <w:r>
-        <w:t xml:space="preserve">        for task_id, (task, agent) in list(self.active_tasks.items()):</w:t>
-      </w:r>
-    </w:p>
-    <w:p>
-      <w:r>
-        <w:t xml:space="preserve">            progress = agent.expertise.get(task.type, 0.5) * agent.capacity</w:t>
-      </w:r>
-    </w:p>
-    <w:p/>
-    <w:p>
-      <w:r>
-        <w:t xml:space="preserve">            # Check if task completed</w:t>
-      </w:r>
-    </w:p>
-    <w:p>
-      <w:r>
-        <w:t xml:space="preserve">            if np.random.random() &lt; progress:</w:t>
-      </w:r>
-    </w:p>
-    <w:p>
-      <w:r>
-        <w:t xml:space="preserve">                self._complete_task(task, agent)</w:t>
-      </w:r>
-    </w:p>
-    <w:p>
-      <w:r>
-        <w:t xml:space="preserve">                completed_this_step.append(task)</w:t>
-      </w:r>
-    </w:p>
-    <w:p/>
-    <w:p>
-      <w:r>
         <w:t xml:space="preserve">                # Calculate completion reward</w:t>
       </w:r>
     </w:p>
@@ -11211,7 +12568,6 @@
     </w:p>
     <w:p>
       <w:r>
-        <w:lastRenderedPageBreak/>
         <w:t xml:space="preserve">                quality = agent.expertise.get(task.type, 0.5) * agent.success_rate</w:t>
       </w:r>
     </w:p>
@@ -11413,7 +12769,6 @@
     </w:p>
     <w:p>
       <w:r>
-        <w:lastRenderedPageBreak/>
         <w:t xml:space="preserve">            episode_reward = 0</w:t>
       </w:r>
     </w:p>
@@ -13848,7 +15203,7 @@
           </mc:Choice>
           <mc:Fallback>
             <w:pict>
-              <v:shape w14:anchorId="606BD4E9" id="Freeform 27" o:spid="_x0000_s1026" style="position:absolute;margin-left:-43.3pt;margin-top:111pt;width:524.4pt;height:166.05pt;z-index:251703296;visibility:visible;mso-wrap-style:square;mso-height-percent:0;mso-wrap-distance-left:9pt;mso-wrap-distance-top:0;mso-wrap-distance-right:9pt;mso-wrap-distance-bottom:0;mso-position-horizontal:absolute;mso-position-horizontal-relative:text;mso-position-vertical:absolute;mso-position-vertical-relative:text;mso-height-percent:0;mso-height-relative:margin;v-text-anchor:middle" coordsize="6660186,2143785" o:gfxdata="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" path="m6480510,1559v12451,-2491,24902,-4981,53788,17929c6563184,42398,6638886,101167,6653827,139018v14941,37851,2988,75702,-29882,107576c6591075,278468,6541271,305363,6456604,330265v-84667,24902,-254000,52792,-340659,65741c6029286,408955,5936651,407959,5936651,407959r-484094,29882l5087992,461747v-132478,6972,-281890,13945,-430306,17929c4509270,483660,4375796,480673,4197498,485653v-178298,4980,-609600,23906,-609600,23906l3121733,521512r-806823,5976l1806910,539441r-645459,5977c959247,550398,740109,555378,593686,569323,447262,583268,367577,604186,282910,629088,198243,653990,132502,656978,85686,718735,38870,780492,10981,887072,2016,999629v-8965,112557,13945,281890,29882,394447c47835,1506633,70745,1592296,97639,1674970v26894,82674,58769,153396,95624,215153c230118,1951880,268965,2004673,318769,2045512v49804,40839,129490,74706,173317,89647c535913,2150100,558823,2142629,581733,2135159e" filled="f" strokecolor="#030e13 [484]" strokeweight=".5pt">
+              <v:shape w14:anchorId="4FECCDAB" id="Freeform 27" o:spid="_x0000_s1026" style="position:absolute;margin-left:-43.3pt;margin-top:111pt;width:524.4pt;height:166.05pt;z-index:251703296;visibility:visible;mso-wrap-style:square;mso-height-percent:0;mso-wrap-distance-left:9pt;mso-wrap-distance-top:0;mso-wrap-distance-right:9pt;mso-wrap-distance-bottom:0;mso-position-horizontal:absolute;mso-position-horizontal-relative:text;mso-position-vertical:absolute;mso-position-vertical-relative:text;mso-height-percent:0;mso-height-relative:margin;v-text-anchor:middle" coordsize="6660186,2143785" o:gfxdata="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" path="m6480510,1559v12451,-2491,24902,-4981,53788,17929c6563184,42398,6638886,101167,6653827,139018v14941,37851,2988,75702,-29882,107576c6591075,278468,6541271,305363,6456604,330265v-84667,24902,-254000,52792,-340659,65741c6029286,408955,5936651,407959,5936651,407959r-484094,29882l5087992,461747v-132478,6972,-281890,13945,-430306,17929c4509270,483660,4375796,480673,4197498,485653v-178298,4980,-609600,23906,-609600,23906l3121733,521512r-806823,5976l1806910,539441r-645459,5977c959247,550398,740109,555378,593686,569323,447262,583268,367577,604186,282910,629088,198243,653990,132502,656978,85686,718735,38870,780492,10981,887072,2016,999629v-8965,112557,13945,281890,29882,394447c47835,1506633,70745,1592296,97639,1674970v26894,82674,58769,153396,95624,215153c230118,1951880,268965,2004673,318769,2045512v49804,40839,129490,74706,173317,89647c535913,2150100,558823,2142629,581733,2135159e" filled="f" strokecolor="#030e13 [484]" strokeweight=".5pt">
                 <v:stroke opacity="34181f" joinstyle="miter"/>
                 <v:path arrowok="t" o:connecttype="custom" o:connectlocs="6480510,1534;6534298,19171;6653827,136759;6623945,242587;6456604,324898;6115945,389571;5936651,401329;5452557,430726;5087992,454243;4657686,471881;4197498,477761;3587898,501278;3121733,513037;2314910,518916;1806910,530675;1161451,536555;593686,560071;282910,618865;85686,707055;2016,983384;31898,1371421;97639,1647751;193263,1859407;318769,2012271;492086,2100461;581733,2100461" o:connectangles="0,0,0,0,0,0,0,0,0,0,0,0,0,0,0,0,0,0,0,0,0,0,0,0,0,0"/>
               </v:shape>
@@ -14216,7 +15571,7 @@
           </mc:Choice>
           <mc:Fallback>
             <w:pict>
-              <v:shape w14:anchorId="7BA89779" id="Freeform 26" o:spid="_x0000_s1026" style="position:absolute;margin-left:-26.6pt;margin-top:62pt;width:519.5pt;height:160.95pt;z-index:251702272;visibility:visible;mso-wrap-style:square;mso-wrap-distance-left:9pt;mso-wrap-distance-top:0;mso-wrap-distance-right:9pt;mso-wrap-distance-bottom:0;mso-position-horizontal:absolute;mso-position-horizontal-relative:text;mso-position-vertical:absolute;mso-position-vertical-relative:text;v-text-anchor:middle" coordsize="6597555,2043953" o:gfxdata="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" path="m6284303,v79188,69227,158377,138454,203200,197223c6532327,255992,6535315,291851,6553244,352612v17930,60761,35860,148415,41836,209176c6601056,622549,6595079,659404,6589103,717176v-5976,57772,-11953,130486,-29882,191247c6541292,969184,6519378,1037913,6481527,1081741v-37851,43828,-149412,89647,-149412,89647l6332115,1171388v-57773,7969,-240055,35859,-346635,47812c5878900,1231153,5820131,1236133,5692633,1243106v-127498,6973,-472142,17929,-472142,17929l4826044,1272988r-406400,11953l3750280,1290917r-621553,5977l2507174,1302870r-567765,5977l1574844,1314823r-472141,5977l612633,1332753v-130486,2988,-216149,1992,-292847,5976c243088,1342713,203244,1328769,152444,1356659v-50800,27890,-113552,94627,-137458,149411c-8920,1560854,1041,1629584,9009,1685364v7968,55780,31874,113554,53788,155389c84711,1882588,116585,1908486,140491,1936376v23906,27890,40840,55781,65742,71718c231135,2024031,265001,2026024,289903,2032000v24902,5976,45321,8964,65741,11953e" filled="f" strokecolor="#030e13 [484]" strokeweight=".5pt">
+              <v:shape w14:anchorId="6195200D" id="Freeform 26" o:spid="_x0000_s1026" style="position:absolute;margin-left:-26.6pt;margin-top:62pt;width:519.5pt;height:160.95pt;z-index:251702272;visibility:visible;mso-wrap-style:square;mso-wrap-distance-left:9pt;mso-wrap-distance-top:0;mso-wrap-distance-right:9pt;mso-wrap-distance-bottom:0;mso-position-horizontal:absolute;mso-position-horizontal-relative:text;mso-position-vertical:absolute;mso-position-vertical-relative:text;v-text-anchor:middle" coordsize="6597555,2043953" o:gfxdata="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" path="m6284303,v79188,69227,158377,138454,203200,197223c6532327,255992,6535315,291851,6553244,352612v17930,60761,35860,148415,41836,209176c6601056,622549,6595079,659404,6589103,717176v-5976,57772,-11953,130486,-29882,191247c6541292,969184,6519378,1037913,6481527,1081741v-37851,43828,-149412,89647,-149412,89647l6332115,1171388v-57773,7969,-240055,35859,-346635,47812c5878900,1231153,5820131,1236133,5692633,1243106v-127498,6973,-472142,17929,-472142,17929l4826044,1272988r-406400,11953l3750280,1290917r-621553,5977l2507174,1302870r-567765,5977l1574844,1314823r-472141,5977l612633,1332753v-130486,2988,-216149,1992,-292847,5976c243088,1342713,203244,1328769,152444,1356659v-50800,27890,-113552,94627,-137458,149411c-8920,1560854,1041,1629584,9009,1685364v7968,55780,31874,113554,53788,155389c84711,1882588,116585,1908486,140491,1936376v23906,27890,40840,55781,65742,71718c231135,2024031,265001,2026024,289903,2032000v24902,5976,45321,8964,65741,11953e" filled="f" strokecolor="#030e13 [484]" strokeweight=".5pt">
                 <v:stroke opacity="34695f" joinstyle="miter"/>
                 <v:path arrowok="t" o:connecttype="custom" o:connectlocs="6284303,0;6487503,197223;6553244,352612;6595080,561788;6589103,717176;6559221,908423;6481527,1081741;6332115,1171388;6332115,1171388;5985480,1219200;5692633,1243106;5220491,1261035;4826044,1272988;4419644,1284941;3750280,1290917;3128727,1296894;2507174,1302870;1939409,1308847;1574844,1314823;1102703,1320800;612633,1332753;319786,1338729;152444,1356659;14986,1506070;9009,1685364;62797,1840753;140491,1936376;206233,2008094;289903,2032000;355644,2043953" o:connectangles="0,0,0,0,0,0,0,0,0,0,0,0,0,0,0,0,0,0,0,0,0,0,0,0,0,0,0,0,0,0"/>
               </v:shape>
@@ -14626,7 +15981,7 @@
           </mc:Choice>
           <mc:Fallback>
             <w:pict>
-              <v:shape w14:anchorId="03615952" id="Freeform 29" o:spid="_x0000_s1026" style="position:absolute;margin-left:-44.3pt;margin-top:113.7pt;width:525.4pt;height:165.1pt;z-index:251705344;visibility:visible;mso-wrap-style:square;mso-wrap-distance-left:9pt;mso-wrap-distance-top:0;mso-wrap-distance-right:9pt;mso-wrap-distance-bottom:0;mso-position-horizontal:absolute;mso-position-horizontal-relative:text;mso-position-vertical:absolute;mso-position-vertical-relative:text;v-text-anchor:middle" coordsize="6672793,2097040" o:gfxdata="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" path="m6503202,9526v28886,-6973,57772,-13945,83670,-5976c6612770,11519,6644645,20483,6658590,57338v13945,36855,16933,94627,11953,167341c6665563,297393,6660582,421902,6628708,493620v-31874,71718,-66738,128494,-149412,161365c6396622,687856,6281077,683872,6132661,690844v-148416,6972,-351616,6972,-543859,5976c5396559,695824,4979202,684868,4979202,684868r-573741,-5977l3777931,666938v-197224,-1992,-555812,,-555812,l2600566,666938r-663388,l1214025,660962c1003853,657974,843484,638052,676143,649009,508802,659966,316558,673911,209978,726703,103398,779495,71524,868146,36661,965762,1798,1063378,-2186,1205817,802,1312397v2988,106580,30878,204196,53788,292847c77500,1693895,104394,1784538,138261,1844303v33867,59765,85662,87655,119529,119529c291657,1995706,310582,2016625,341461,2035550v30878,18926,72714,31874,101600,41835c471947,2087346,493860,2092327,514778,2095315v20918,2988,37353,1494,53788,e" filled="f" strokecolor="#030e13 [484]" strokeweight=".5pt">
+              <v:shape w14:anchorId="5BE90DB2" id="Freeform 29" o:spid="_x0000_s1026" style="position:absolute;margin-left:-44.3pt;margin-top:113.7pt;width:525.4pt;height:165.1pt;z-index:251705344;visibility:visible;mso-wrap-style:square;mso-wrap-distance-left:9pt;mso-wrap-distance-top:0;mso-wrap-distance-right:9pt;mso-wrap-distance-bottom:0;mso-position-horizontal:absolute;mso-position-horizontal-relative:text;mso-position-vertical:absolute;mso-position-vertical-relative:text;v-text-anchor:middle" coordsize="6672793,2097040" o:gfxdata="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" path="m6503202,9526v28886,-6973,57772,-13945,83670,-5976c6612770,11519,6644645,20483,6658590,57338v13945,36855,16933,94627,11953,167341c6665563,297393,6660582,421902,6628708,493620v-31874,71718,-66738,128494,-149412,161365c6396622,687856,6281077,683872,6132661,690844v-148416,6972,-351616,6972,-543859,5976c5396559,695824,4979202,684868,4979202,684868r-573741,-5977l3777931,666938v-197224,-1992,-555812,,-555812,l2600566,666938r-663388,l1214025,660962c1003853,657974,843484,638052,676143,649009,508802,659966,316558,673911,209978,726703,103398,779495,71524,868146,36661,965762,1798,1063378,-2186,1205817,802,1312397v2988,106580,30878,204196,53788,292847c77500,1693895,104394,1784538,138261,1844303v33867,59765,85662,87655,119529,119529c291657,1995706,310582,2016625,341461,2035550v30878,18926,72714,31874,101600,41835c471947,2087346,493860,2092327,514778,2095315v20918,2988,37353,1494,53788,e" filled="f" strokecolor="#030e13 [484]" strokeweight=".5pt">
                 <v:stroke opacity="31868f" joinstyle="miter"/>
                 <v:path arrowok="t" o:connecttype="custom" o:connectlocs="6503202,9526;6586872,3550;6658590,57338;6670543,224679;6628708,493620;6479296,654985;6132661,690844;5588802,696820;4979202,684868;4405461,678891;3777931,666938;3222119,666938;2600566,666938;1937178,666938;1214025,660962;676143,649009;209978,726703;36661,965762;802,1312397;54590,1605244;138261,1844303;257790,1963832;341461,2035550;443061,2077385;514778,2095315;568566,2095315" o:connectangles="0,0,0,0,0,0,0,0,0,0,0,0,0,0,0,0,0,0,0,0,0,0,0,0,0,0"/>
               </v:shape>
@@ -14944,7 +16299,7 @@
           </mc:Choice>
           <mc:Fallback>
             <w:pict>
-              <v:shape w14:anchorId="78DD046B" id="Freeform 28" o:spid="_x0000_s1026" style="position:absolute;margin-left:-21.05pt;margin-top:70.2pt;width:516.2pt;height:155.95pt;z-index:251704320;visibility:visible;mso-wrap-style:square;mso-wrap-distance-left:9pt;mso-wrap-distance-top:0;mso-wrap-distance-right:9pt;mso-wrap-distance-bottom:0;mso-position-horizontal:absolute;mso-position-horizontal-relative:text;mso-position-vertical:absolute;mso-position-vertical-relative:text;v-text-anchor:middle" coordsize="6555831,1980354" o:gfxdata="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" path="m6207906,v83670,87156,167341,174313,215153,245035c6470871,315757,6472862,346636,6494776,424330v21914,77694,53789,202203,59765,286870c6560517,795867,6544580,859616,6530635,932330v-13945,72714,-28887,153395,-59765,215152c6439992,1209239,6411106,1268008,6345365,1302871v-65741,34863,-167342,41835,-268942,53788c5974823,1368612,5867247,1373592,5735765,1374588v-131482,996,-448236,-11953,-448236,-11953l4689882,1350682r-651435,l3488612,1356659v-190251,,-591671,-5977,-591671,-5977l2143906,1350682v-231090,1992,-633506,11953,-633506,11953l841035,1362635v-197223,,-392455,-5976,-513976,c205538,1368611,165694,1359647,111906,1398494,58118,1437341,18274,1529977,4329,1595718v-13945,65741,8965,144431,23906,197223c43176,1845733,64094,1882589,93976,1912471v29882,29882,84667,48807,113553,59764c236415,1983192,251854,1980702,267294,1978212e" filled="f" strokecolor="#030e13 [484]" strokeweight=".5pt">
+              <v:shape w14:anchorId="3FA1CECB" id="Freeform 28" o:spid="_x0000_s1026" style="position:absolute;margin-left:-21.05pt;margin-top:70.2pt;width:516.2pt;height:155.95pt;z-index:251704320;visibility:visible;mso-wrap-style:square;mso-wrap-distance-left:9pt;mso-wrap-distance-top:0;mso-wrap-distance-right:9pt;mso-wrap-distance-bottom:0;mso-position-horizontal:absolute;mso-position-horizontal-relative:text;mso-position-vertical:absolute;mso-position-vertical-relative:text;v-text-anchor:middle" coordsize="6555831,1980354" o:gfxdata="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" path="m6207906,v83670,87156,167341,174313,215153,245035c6470871,315757,6472862,346636,6494776,424330v21914,77694,53789,202203,59765,286870c6560517,795867,6544580,859616,6530635,932330v-13945,72714,-28887,153395,-59765,215152c6439992,1209239,6411106,1268008,6345365,1302871v-65741,34863,-167342,41835,-268942,53788c5974823,1368612,5867247,1373592,5735765,1374588v-131482,996,-448236,-11953,-448236,-11953l4689882,1350682r-651435,l3488612,1356659v-190251,,-591671,-5977,-591671,-5977l2143906,1350682v-231090,1992,-633506,11953,-633506,11953l841035,1362635v-197223,,-392455,-5976,-513976,c205538,1368611,165694,1359647,111906,1398494,58118,1437341,18274,1529977,4329,1595718v-13945,65741,8965,144431,23906,197223c43176,1845733,64094,1882589,93976,1912471v29882,29882,84667,48807,113553,59764c236415,1983192,251854,1980702,267294,1978212e" filled="f" strokecolor="#030e13 [484]" strokeweight=".5pt">
                 <v:stroke opacity="29555f" joinstyle="miter"/>
                 <v:path arrowok="t" o:connecttype="custom" o:connectlocs="6207906,0;6423059,245035;6494776,424330;6554541,711200;6530635,932330;6470870,1147482;6345365,1302871;6076423,1356659;5735765,1374588;5287529,1362635;4689882,1350682;4038447,1350682;3488612,1356659;2896941,1350682;2143906,1350682;1510400,1362635;841035,1362635;327059,1362635;111906,1398494;4329,1595718;28235,1792941;93976,1912471;207529,1972235;267294,1978212" o:connectangles="0,0,0,0,0,0,0,0,0,0,0,0,0,0,0,0,0,0,0,0,0,0,0,0"/>
               </v:shape>
@@ -15318,7 +16673,7 @@
           </mc:Choice>
           <mc:Fallback>
             <w:pict>
-              <v:shape w14:anchorId="7DBDCFE9" id="Freeform 30" o:spid="_x0000_s1026" style="position:absolute;margin-left:-46.15pt;margin-top:99.85pt;width:536.35pt;height:149.65pt;z-index:251706368;visibility:visible;mso-wrap-style:square;mso-wrap-distance-left:9pt;mso-wrap-distance-top:0;mso-wrap-distance-right:9pt;mso-wrap-distance-bottom:0;mso-position-horizontal:absolute;mso-position-horizontal-relative:text;mso-position-vertical:absolute;mso-position-vertical-relative:text;v-text-anchor:middle" coordsize="6811425,1900517" o:gfxdata="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" path="m6514971,v92137,19423,184274,38847,233082,59765c6796861,80683,6798853,102596,6807818,125506v8965,22910,-997,43827,-5977,71717c6796861,225113,6792877,249020,6777936,292847v-14941,43827,-36856,118533,-65742,167341c6683308,508996,6655418,556808,6604618,585694v-50800,28886,-84667,35859,-197224,47812c6294837,645459,6152398,651436,5929277,657412v-223121,5976,-543859,11953,-860612,11953c4751912,669365,4028759,657412,4028759,657412r-1165412,l1500712,657412r-890494,5976c403034,676337,350241,686298,257606,735106,164971,783914,97237,862604,54406,956235,11575,1049866,-3366,1181349,618,1296894v3984,115545,41835,263961,77694,352612c114171,1738157,173936,1791945,215771,1828800v41835,36855,72714,30878,113553,41835c370163,1881592,417975,1889561,460806,1894541v42831,4980,84168,5478,125506,5976e" filled="f" strokecolor="#030e13 [484]" strokeweight=".5pt">
+              <v:shape w14:anchorId="456048FD" id="Freeform 30" o:spid="_x0000_s1026" style="position:absolute;margin-left:-46.15pt;margin-top:99.85pt;width:536.35pt;height:149.65pt;z-index:251706368;visibility:visible;mso-wrap-style:square;mso-wrap-distance-left:9pt;mso-wrap-distance-top:0;mso-wrap-distance-right:9pt;mso-wrap-distance-bottom:0;mso-position-horizontal:absolute;mso-position-horizontal-relative:text;mso-position-vertical:absolute;mso-position-vertical-relative:text;v-text-anchor:middle" coordsize="6811425,1900517" o:gfxdata="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" path="m6514971,v92137,19423,184274,38847,233082,59765c6796861,80683,6798853,102596,6807818,125506v8965,22910,-997,43827,-5977,71717c6796861,225113,6792877,249020,6777936,292847v-14941,43827,-36856,118533,-65742,167341c6683308,508996,6655418,556808,6604618,585694v-50800,28886,-84667,35859,-197224,47812c6294837,645459,6152398,651436,5929277,657412v-223121,5976,-543859,11953,-860612,11953c4751912,669365,4028759,657412,4028759,657412r-1165412,l1500712,657412r-890494,5976c403034,676337,350241,686298,257606,735106,164971,783914,97237,862604,54406,956235,11575,1049866,-3366,1181349,618,1296894v3984,115545,41835,263961,77694,352612c114171,1738157,173936,1791945,215771,1828800v41835,36855,72714,30878,113553,41835c370163,1881592,417975,1889561,460806,1894541v42831,4980,84168,5478,125506,5976e" filled="f" strokecolor="#030e13 [484]" strokeweight=".5pt">
                 <v:stroke opacity="34181f" joinstyle="miter"/>
                 <v:path arrowok="t" o:connecttype="custom" o:connectlocs="6514971,0;6748053,59765;6807818,125506;6801841,197223;6777936,292847;6712194,460188;6604618,585694;6407394,633506;5929277,657412;5068665,669365;4028759,657412;2863347,657412;1500712,657412;610218,663388;257606,735106;54406,956235;618,1296894;78312,1649506;215771,1828800;329324,1870635;460806,1894541;586312,1900517" o:connectangles="0,0,0,0,0,0,0,0,0,0,0,0,0,0,0,0,0,0,0,0,0,0"/>
               </v:shape>
@@ -16412,7 +17767,7 @@
           </mc:Choice>
           <mc:Fallback>
             <w:pict>
-              <v:shape w14:anchorId="4A638EB1" id="Freeform 3" o:spid="_x0000_s1026" style="position:absolute;margin-left:71.05pt;margin-top:3.35pt;width:110.75pt;height:26pt;z-index:251665408;visibility:visible;mso-wrap-style:square;mso-wrap-distance-left:9pt;mso-wrap-distance-top:0;mso-wrap-distance-right:9pt;mso-wrap-distance-bottom:0;mso-position-horizontal:absolute;mso-position-horizontal-relative:text;mso-position-vertical:absolute;mso-position-vertical-relative:text;v-text-anchor:middle" coordsize="1406771,330481" o:gfxdata="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" path="m,324504c6474,267230,12949,209956,65741,163140,118533,116324,217145,70504,316753,43610,416361,16716,560792,6755,663388,1775v102596,-4980,183278,996,268941,11953c1017992,24685,1117600,48591,1177365,67516v59765,18925,79686,35859,113553,59765c1324785,151187,1361640,183061,1380565,210951v18925,27890,23906,83671,23906,83671c1408455,314544,1406463,322512,1404471,330481e" filled="f" strokecolor="#030e13 [484]" strokeweight="1pt">
+              <v:shape w14:anchorId="070101A1" id="Freeform 3" o:spid="_x0000_s1026" style="position:absolute;margin-left:71.05pt;margin-top:3.35pt;width:110.75pt;height:26pt;z-index:251665408;visibility:visible;mso-wrap-style:square;mso-wrap-distance-left:9pt;mso-wrap-distance-top:0;mso-wrap-distance-right:9pt;mso-wrap-distance-bottom:0;mso-position-horizontal:absolute;mso-position-horizontal-relative:text;mso-position-vertical:absolute;mso-position-vertical-relative:text;v-text-anchor:middle" coordsize="1406771,330481" o:gfxdata="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" path="m,324504c6474,267230,12949,209956,65741,163140,118533,116324,217145,70504,316753,43610,416361,16716,560792,6755,663388,1775v102596,-4980,183278,996,268941,11953c1017992,24685,1117600,48591,1177365,67516v59765,18925,79686,35859,113553,59765c1324785,151187,1361640,183061,1380565,210951v18925,27890,23906,83671,23906,83671c1408455,314544,1406463,322512,1404471,330481e" filled="f" strokecolor="#030e13 [484]" strokeweight="1pt">
                 <v:stroke endarrow="block" endarrowwidth="narrow" endarrowlength="short" joinstyle="miter"/>
                 <v:path arrowok="t" o:connecttype="custom" o:connectlocs="0,324504;65741,163140;316753,43610;663388,1775;932329,13728;1177365,67516;1290918,127281;1380565,210951;1404471,294622;1404471,330481" o:connectangles="0,0,0,0,0,0,0,0,0,0"/>
               </v:shape>
@@ -16853,7 +18208,7 @@
           </mc:Choice>
           <mc:Fallback>
             <w:pict>
-              <v:shape w14:anchorId="1004ED89" id="Freeform 4" o:spid="_x0000_s1026" style="position:absolute;margin-left:70.45pt;margin-top:3.2pt;width:111.2pt;height:25pt;z-index:251666432;visibility:visible;mso-wrap-style:square;mso-wrap-distance-left:9pt;mso-wrap-distance-top:0;mso-wrap-distance-right:9pt;mso-wrap-distance-bottom:0;mso-position-horizontal:absolute;mso-position-horizontal-relative:text;mso-position-vertical:absolute;mso-position-vertical-relative:text;v-text-anchor:middle" coordsize="1412408,317188" o:gfxdata="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" path="m1412217,v498,46816,996,93632,-11953,125506c1387315,157380,1374366,169333,1334523,191247v-39843,21914,-108573,48808,-173318,65741c1096460,273921,1060601,282886,946052,292847v-114549,9961,-356596,21914,-472141,23906c358366,318745,312546,313765,252781,304800,193016,295835,153174,286871,115323,262965,77472,239059,44600,190251,25675,161365,6750,132479,5754,112557,1770,89647v-3984,-22910,,-65741,,-65741l1770,11953e" filled="f" strokecolor="#030e13 [484]" strokeweight="1pt">
+              <v:shape w14:anchorId="58951284" id="Freeform 4" o:spid="_x0000_s1026" style="position:absolute;margin-left:70.45pt;margin-top:3.2pt;width:111.2pt;height:25pt;z-index:251666432;visibility:visible;mso-wrap-style:square;mso-wrap-distance-left:9pt;mso-wrap-distance-top:0;mso-wrap-distance-right:9pt;mso-wrap-distance-bottom:0;mso-position-horizontal:absolute;mso-position-horizontal-relative:text;mso-position-vertical:absolute;mso-position-vertical-relative:text;v-text-anchor:middle" coordsize="1412408,317188" o:gfxdata="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" path="m1412217,v498,46816,996,93632,-11953,125506c1387315,157380,1374366,169333,1334523,191247v-39843,21914,-108573,48808,-173318,65741c1096460,273921,1060601,282886,946052,292847v-114549,9961,-356596,21914,-472141,23906c358366,318745,312546,313765,252781,304800,193016,295835,153174,286871,115323,262965,77472,239059,44600,190251,25675,161365,6750,132479,5754,112557,1770,89647v-3984,-22910,,-65741,,-65741l1770,11953e" filled="f" strokecolor="#030e13 [484]" strokeweight="1pt">
                 <v:stroke endarrow="block" endarrowwidth="narrow" endarrowlength="short" joinstyle="miter"/>
                 <v:path arrowok="t" o:connecttype="custom" o:connectlocs="1412217,0;1400264,125506;1334523,191247;1161205,256988;946052,292847;473911,316753;252781,304800;115323,262965;25675,161365;1770,89647;1770,23906;1770,11953" o:connectangles="0,0,0,0,0,0,0,0,0,0,0,0"/>
               </v:shape>
@@ -31471,11 +32826,11 @@
     </w:lvl>
   </w:abstractNum>
   <w:abstractNum w:abstractNumId="1" w15:restartNumberingAfterBreak="0">
-    <w:nsid w:val="78FE6C79"/>
+    <w:nsid w:val="3C827D39"/>
     <w:multiLevelType w:val="hybridMultilevel"/>
-    <w:tmpl w:val="D09A426E"/>
-    <w:lvl w:ilvl="0" w:tplc="028C13B8">
-      <w:start w:val="3"/>
+    <w:tmpl w:val="6B749DF2"/>
+    <w:lvl w:ilvl="0" w:tplc="78ACD2CC">
+      <w:start w:val="4"/>
       <w:numFmt w:val="bullet"/>
       <w:lvlText w:val=""/>
       <w:lvlJc w:val="left"/>
@@ -31583,10 +32938,126 @@
       </w:rPr>
     </w:lvl>
   </w:abstractNum>
+  <w:abstractNum w:abstractNumId="2" w15:restartNumberingAfterBreak="0">
+    <w:nsid w:val="78FE6C79"/>
+    <w:multiLevelType w:val="hybridMultilevel"/>
+    <w:tmpl w:val="D09A426E"/>
+    <w:lvl w:ilvl="0" w:tplc="028C13B8">
+      <w:start w:val="3"/>
+      <w:numFmt w:val="bullet"/>
+      <w:lvlText w:val=""/>
+      <w:lvlJc w:val="left"/>
+      <w:pPr>
+        <w:ind w:left="720" w:hanging="360"/>
+      </w:pPr>
+      <w:rPr>
+        <w:rFonts w:ascii="Symbol" w:eastAsiaTheme="minorHAnsi" w:hAnsi="Symbol" w:cstheme="minorBidi" w:hint="default"/>
+      </w:rPr>
+    </w:lvl>
+    <w:lvl w:ilvl="1" w:tplc="04090003" w:tentative="1">
+      <w:start w:val="1"/>
+      <w:numFmt w:val="bullet"/>
+      <w:lvlText w:val="o"/>
+      <w:lvlJc w:val="left"/>
+      <w:pPr>
+        <w:ind w:left="1440" w:hanging="360"/>
+      </w:pPr>
+      <w:rPr>
+        <w:rFonts w:ascii="Courier New" w:hAnsi="Courier New" w:cs="Courier New" w:hint="default"/>
+      </w:rPr>
+    </w:lvl>
+    <w:lvl w:ilvl="2" w:tplc="04090005" w:tentative="1">
+      <w:start w:val="1"/>
+      <w:numFmt w:val="bullet"/>
+      <w:lvlText w:val=""/>
+      <w:lvlJc w:val="left"/>
+      <w:pPr>
+        <w:ind w:left="2160" w:hanging="360"/>
+      </w:pPr>
+      <w:rPr>
+        <w:rFonts w:ascii="Wingdings" w:hAnsi="Wingdings" w:hint="default"/>
+      </w:rPr>
+    </w:lvl>
+    <w:lvl w:ilvl="3" w:tplc="04090001" w:tentative="1">
+      <w:start w:val="1"/>
+      <w:numFmt w:val="bullet"/>
+      <w:lvlText w:val=""/>
+      <w:lvlJc w:val="left"/>
+      <w:pPr>
+        <w:ind w:left="2880" w:hanging="360"/>
+      </w:pPr>
+      <w:rPr>
+        <w:rFonts w:ascii="Symbol" w:hAnsi="Symbol" w:hint="default"/>
+      </w:rPr>
+    </w:lvl>
+    <w:lvl w:ilvl="4" w:tplc="04090003" w:tentative="1">
+      <w:start w:val="1"/>
+      <w:numFmt w:val="bullet"/>
+      <w:lvlText w:val="o"/>
+      <w:lvlJc w:val="left"/>
+      <w:pPr>
+        <w:ind w:left="3600" w:hanging="360"/>
+      </w:pPr>
+      <w:rPr>
+        <w:rFonts w:ascii="Courier New" w:hAnsi="Courier New" w:cs="Courier New" w:hint="default"/>
+      </w:rPr>
+    </w:lvl>
+    <w:lvl w:ilvl="5" w:tplc="04090005" w:tentative="1">
+      <w:start w:val="1"/>
+      <w:numFmt w:val="bullet"/>
+      <w:lvlText w:val=""/>
+      <w:lvlJc w:val="left"/>
+      <w:pPr>
+        <w:ind w:left="4320" w:hanging="360"/>
+      </w:pPr>
+      <w:rPr>
+        <w:rFonts w:ascii="Wingdings" w:hAnsi="Wingdings" w:hint="default"/>
+      </w:rPr>
+    </w:lvl>
+    <w:lvl w:ilvl="6" w:tplc="04090001" w:tentative="1">
+      <w:start w:val="1"/>
+      <w:numFmt w:val="bullet"/>
+      <w:lvlText w:val=""/>
+      <w:lvlJc w:val="left"/>
+      <w:pPr>
+        <w:ind w:left="5040" w:hanging="360"/>
+      </w:pPr>
+      <w:rPr>
+        <w:rFonts w:ascii="Symbol" w:hAnsi="Symbol" w:hint="default"/>
+      </w:rPr>
+    </w:lvl>
+    <w:lvl w:ilvl="7" w:tplc="04090003" w:tentative="1">
+      <w:start w:val="1"/>
+      <w:numFmt w:val="bullet"/>
+      <w:lvlText w:val="o"/>
+      <w:lvlJc w:val="left"/>
+      <w:pPr>
+        <w:ind w:left="5760" w:hanging="360"/>
+      </w:pPr>
+      <w:rPr>
+        <w:rFonts w:ascii="Courier New" w:hAnsi="Courier New" w:cs="Courier New" w:hint="default"/>
+      </w:rPr>
+    </w:lvl>
+    <w:lvl w:ilvl="8" w:tplc="04090005" w:tentative="1">
+      <w:start w:val="1"/>
+      <w:numFmt w:val="bullet"/>
+      <w:lvlText w:val=""/>
+      <w:lvlJc w:val="left"/>
+      <w:pPr>
+        <w:ind w:left="6480" w:hanging="360"/>
+      </w:pPr>
+      <w:rPr>
+        <w:rFonts w:ascii="Wingdings" w:hAnsi="Wingdings" w:hint="default"/>
+      </w:rPr>
+    </w:lvl>
+  </w:abstractNum>
   <w:num w:numId="1" w16cid:durableId="2133550585">
     <w:abstractNumId w:val="0"/>
   </w:num>
   <w:num w:numId="2" w16cid:durableId="568661199">
+    <w:abstractNumId w:val="2"/>
+  </w:num>
+  <w:num w:numId="3" w16cid:durableId="417948376">
     <w:abstractNumId w:val="1"/>
   </w:num>
 </w:numbering>
@@ -32832,6 +34303,25 @@
     <w:basedOn w:val="DefaultParagraphFont"/>
     <w:rsid w:val="003D2B2F"/>
   </w:style>
+  <w:style w:type="table" w:styleId="TableGrid">
+    <w:name w:val="Table Grid"/>
+    <w:basedOn w:val="TableNormal"/>
+    <w:uiPriority w:val="39"/>
+    <w:rsid w:val="00713C5C"/>
+    <w:pPr>
+      <w:spacing w:after="0" w:line="240" w:lineRule="auto"/>
+    </w:pPr>
+    <w:tblPr>
+      <w:tblBorders>
+        <w:top w:val="single" w:sz="4" w:space="0" w:color="auto"/>
+        <w:left w:val="single" w:sz="4" w:space="0" w:color="auto"/>
+        <w:bottom w:val="single" w:sz="4" w:space="0" w:color="auto"/>
+        <w:right w:val="single" w:sz="4" w:space="0" w:color="auto"/>
+        <w:insideH w:val="single" w:sz="4" w:space="0" w:color="auto"/>
+        <w:insideV w:val="single" w:sz="4" w:space="0" w:color="auto"/>
+      </w:tblBorders>
+    </w:tblPr>
+  </w:style>
 </w:styles>
 </file>
 
@@ -33135,7 +34625,7 @@
 </file>
 
 <file path=customXml/itemProps1.xml><?xml version="1.0" encoding="utf-8"?>
-<ds:datastoreItem xmlns:ds="http://schemas.openxmlformats.org/officeDocument/2006/customXml" ds:itemID="{EA76CD0A-9948-4A48-8D27-61009DF04371}">
+<ds:datastoreItem xmlns:ds="http://schemas.openxmlformats.org/officeDocument/2006/customXml" ds:itemID="{8B843E62-75E6-8B42-9967-CF3B69CDF8E0}">
   <ds:schemaRefs>
     <ds:schemaRef ds:uri="http://schemas.openxmlformats.org/officeDocument/2006/bibliography"/>
   </ds:schemaRefs>
